--- a/informatics/lab2/Фещенко_P3117_ЛР2_Информатика.docx
+++ b/informatics/lab2/Фещенко_P3117_ЛР2_Информатика.docx
@@ -1,6 +1,6 @@
 
 <file path=word/document.xml><?xml version="1.0" encoding="utf-8"?>
-<w:document xmlns:wpc="http://schemas.microsoft.com/office/word/2010/wordprocessingCanvas" xmlns:cx="http://schemas.microsoft.com/office/drawing/2014/chartex" xmlns:cx1="http://schemas.microsoft.com/office/drawing/2015/9/8/chartex" xmlns:cx2="http://schemas.microsoft.com/office/drawing/2015/10/21/chartex" xmlns:cx3="http://schemas.microsoft.com/office/drawing/2016/5/9/chartex" xmlns:cx4="http://schemas.microsoft.com/office/drawing/2016/5/10/chartex" xmlns:cx5="http://schemas.microsoft.com/office/drawing/2016/5/11/chartex" xmlns:cx6="http://schemas.microsoft.com/office/drawing/2016/5/12/chartex" xmlns:cx7="http://schemas.microsoft.com/office/drawing/2016/5/13/chartex" xmlns:cx8="http://schemas.microsoft.com/office/drawing/2016/5/14/chartex" xmlns:mc="http://schemas.openxmlformats.org/markup-compatibility/2006" xmlns:aink="http://schemas.microsoft.com/office/drawing/2016/ink" xmlns:am3d="http://schemas.microsoft.com/office/drawing/2017/model3d" xmlns:o="urn:schemas-microsoft-com:office:office" xmlns:oel="http://schemas.microsoft.com/office/2019/extlst" xmlns:r="http://schemas.openxmlformats.org/officeDocument/2006/relationships" xmlns:m="http://schemas.openxmlformats.org/officeDocument/2006/math" xmlns:v="urn:schemas-microsoft-com:vml" xmlns:wp14="http://schemas.microsoft.com/office/word/2010/wordprocessingDrawing" xmlns:wp="http://schemas.openxmlformats.org/drawingml/2006/wordprocessingDrawing" xmlns:w10="urn:schemas-microsoft-com:office:word" xmlns:w="http://schemas.openxmlformats.org/wordprocessingml/2006/main" xmlns:w14="http://schemas.microsoft.com/office/word/2010/wordml" xmlns:w15="http://schemas.microsoft.com/office/word/2012/wordml" xmlns:w16cex="http://schemas.microsoft.com/office/word/2018/wordml/cex" xmlns:w16cid="http://schemas.microsoft.com/office/word/2016/wordml/cid" xmlns:w16="http://schemas.microsoft.com/office/word/2018/wordml" xmlns:w16du="http://schemas.microsoft.com/office/word/2023/wordml/word16du" xmlns:w16sdtdh="http://schemas.microsoft.com/office/word/2020/wordml/sdtdatahash" xmlns:w16sdtfl="http://schemas.microsoft.com/office/word/2024/wordml/sdtformatlock" xmlns:w16se="http://schemas.microsoft.com/office/word/2015/wordml/symex" xmlns:wpg="http://schemas.microsoft.com/office/word/2010/wordprocessingGroup" xmlns:wpi="http://schemas.microsoft.com/office/word/2010/wordprocessingInk" xmlns:wne="http://schemas.microsoft.com/office/word/2006/wordml" xmlns:wps="http://schemas.microsoft.com/office/word/2010/wordprocessingShape" mc:Ignorable="w14 w15 w16se w16cid w16 w16cex w16sdtdh w16sdtfl w16du wp14">
+<w:document xmlns:wpc="http://schemas.microsoft.com/office/word/2010/wordprocessingCanvas" xmlns:cx="http://schemas.microsoft.com/office/drawing/2014/chartex" xmlns:cx1="http://schemas.microsoft.com/office/drawing/2015/9/8/chartex" xmlns:cx2="http://schemas.microsoft.com/office/drawing/2015/10/21/chartex" xmlns:cx3="http://schemas.microsoft.com/office/drawing/2016/5/9/chartex" xmlns:cx4="http://schemas.microsoft.com/office/drawing/2016/5/10/chartex" xmlns:cx5="http://schemas.microsoft.com/office/drawing/2016/5/11/chartex" xmlns:cx6="http://schemas.microsoft.com/office/drawing/2016/5/12/chartex" xmlns:cx7="http://schemas.microsoft.com/office/drawing/2016/5/13/chartex" xmlns:cx8="http://schemas.microsoft.com/office/drawing/2016/5/14/chartex" xmlns:mc="http://schemas.openxmlformats.org/markup-compatibility/2006" xmlns:m="http://schemas.openxmlformats.org/officeDocument/2006/math" xmlns:aink="http://schemas.microsoft.com/office/drawing/2016/ink" xmlns:am3d="http://schemas.microsoft.com/office/drawing/2017/model3d" xmlns:oel="http://schemas.microsoft.com/office/2019/extlst" xmlns:r="http://schemas.openxmlformats.org/officeDocument/2006/relationships" xmlns:wp14="http://schemas.microsoft.com/office/word/2010/wordprocessingDrawing" xmlns:wp="http://schemas.openxmlformats.org/drawingml/2006/wordprocessingDrawing" xmlns:wpg="http://schemas.microsoft.com/office/word/2010/wordprocessingGroup" xmlns:wpi="http://schemas.microsoft.com/office/word/2010/wordprocessingInk" xmlns:wps="http://schemas.microsoft.com/office/word/2010/wordprocessingShape" xmlns:o="urn:schemas-microsoft-com:office:office" xmlns:v="urn:schemas-microsoft-com:vml" xmlns:w10="urn:schemas-microsoft-com:office:word" xmlns:w="http://schemas.openxmlformats.org/wordprocessingml/2006/main" xmlns:w14="http://schemas.microsoft.com/office/word/2010/wordml" xmlns:w15="http://schemas.microsoft.com/office/word/2012/wordml" xmlns:w16cex="http://schemas.microsoft.com/office/word/2018/wordml/cex" xmlns:w16cid="http://schemas.microsoft.com/office/word/2016/wordml/cid" xmlns:w16="http://schemas.microsoft.com/office/word/2018/wordml" xmlns:w16sdtdh="http://schemas.microsoft.com/office/word/2020/wordml/sdtdatahash" xmlns:w16sdtfl="http://schemas.microsoft.com/office/word/2024/wordml/sdtformatlock" xmlns:w16se="http://schemas.microsoft.com/office/word/2015/wordml/symex" xmlns:w16du="http://schemas.microsoft.com/office/word/2023/wordml/word16du" xmlns:wne="http://schemas.microsoft.com/office/word/2006/wordml" mc:Ignorable="w14 w15 w16se w16cid w16 w16cex w16sdtdh w16sdtfl w16du wp14">
   <w:body>
     <w:p>
       <w:pPr>
@@ -383,6 +383,36 @@
     </w:p>
     <w:p>
       <w:pPr>
+        <w:tabs>
+          <w:tab w:val="left" w:pos="2902"/>
+        </w:tabs>
+        <w:spacing w:after="240"/>
+        <w:ind w:firstLine="0"/>
+        <w:rPr>
+          <w:rFonts w:cs="Times New Roman"/>
+          <w:sz w:val="28"/>
+          <w:szCs w:val="28"/>
+          <w:lang w:val="ru-RU"/>
+        </w:rPr>
+      </w:pPr>
+    </w:p>
+    <w:p>
+      <w:pPr>
+        <w:tabs>
+          <w:tab w:val="left" w:pos="2902"/>
+        </w:tabs>
+        <w:spacing w:after="240"/>
+        <w:ind w:firstLine="0"/>
+        <w:rPr>
+          <w:rFonts w:cs="Times New Roman"/>
+          <w:sz w:val="28"/>
+          <w:szCs w:val="28"/>
+          <w:lang w:val="ru-RU"/>
+        </w:rPr>
+      </w:pPr>
+    </w:p>
+    <w:p>
+      <w:pPr>
         <w:spacing w:before="120" w:after="120"/>
         <w:jc w:val="center"/>
         <w:rPr>
@@ -451,7 +481,6 @@
       </w:pPr>
       <w:r>
         <w:rPr>
-          <w:rFonts w:ascii="Times New Roman" w:hAnsi="Times New Roman"/>
           <w:b/>
           <w:sz w:val="32"/>
         </w:rPr>
@@ -459,6 +488,20 @@
       </w:r>
     </w:p>
     <w:p>
+      <w:pPr>
+        <w:pStyle w:val="14"/>
+        <w:tabs>
+          <w:tab w:val="right" w:leader="dot" w:pos="9345"/>
+        </w:tabs>
+        <w:rPr>
+          <w:rFonts w:asciiTheme="minorHAnsi" w:eastAsiaTheme="minorEastAsia" w:hAnsiTheme="minorHAnsi"/>
+          <w:noProof/>
+          <w:kern w:val="2"/>
+          <w:szCs w:val="24"/>
+          <w:lang w:val="ru-RU" w:eastAsia="ru-RU"/>
+          <w14:ligatures w14:val="standardContextual"/>
+        </w:rPr>
+      </w:pPr>
       <w:r>
         <w:fldChar w:fldCharType="begin"/>
       </w:r>
@@ -468,9 +511,963 @@
       <w:r>
         <w:fldChar w:fldCharType="separate"/>
       </w:r>
-      <w:r>
-        <w:t>Обновите содержание: ПКМ → Обновить поле</w:t>
-      </w:r>
+      <w:hyperlink w:anchor="_Toc242345759" w:history="1">
+        <w:r>
+          <w:rPr>
+            <w:rStyle w:val="aff8"/>
+            <w:noProof/>
+            <w:lang w:val="ru-RU"/>
+          </w:rPr>
+          <w:t>Задание</w:t>
+        </w:r>
+        <w:r>
+          <w:rPr>
+            <w:noProof/>
+            <w:webHidden/>
+          </w:rPr>
+          <w:tab/>
+        </w:r>
+        <w:r>
+          <w:rPr>
+            <w:noProof/>
+            <w:webHidden/>
+          </w:rPr>
+          <w:fldChar w:fldCharType="begin"/>
+        </w:r>
+        <w:r>
+          <w:rPr>
+            <w:noProof/>
+            <w:webHidden/>
+          </w:rPr>
+          <w:instrText xml:space="preserve"> PAGEREF _Toc242345759 \h </w:instrText>
+        </w:r>
+        <w:r>
+          <w:rPr>
+            <w:noProof/>
+            <w:webHidden/>
+          </w:rPr>
+        </w:r>
+        <w:r>
+          <w:rPr>
+            <w:noProof/>
+            <w:webHidden/>
+          </w:rPr>
+          <w:fldChar w:fldCharType="separate"/>
+        </w:r>
+        <w:r>
+          <w:rPr>
+            <w:noProof/>
+            <w:webHidden/>
+          </w:rPr>
+          <w:t>3</w:t>
+        </w:r>
+        <w:r>
+          <w:rPr>
+            <w:noProof/>
+            <w:webHidden/>
+          </w:rPr>
+          <w:fldChar w:fldCharType="end"/>
+        </w:r>
+      </w:hyperlink>
+    </w:p>
+    <w:p>
+      <w:pPr>
+        <w:pStyle w:val="14"/>
+        <w:tabs>
+          <w:tab w:val="right" w:leader="dot" w:pos="9345"/>
+        </w:tabs>
+        <w:rPr>
+          <w:rFonts w:asciiTheme="minorHAnsi" w:eastAsiaTheme="minorEastAsia" w:hAnsiTheme="minorHAnsi"/>
+          <w:noProof/>
+          <w:kern w:val="2"/>
+          <w:szCs w:val="24"/>
+          <w:lang w:val="ru-RU" w:eastAsia="ru-RU"/>
+          <w14:ligatures w14:val="standardContextual"/>
+        </w:rPr>
+      </w:pPr>
+      <w:hyperlink w:anchor="_Toc242345760" w:history="1">
+        <w:r>
+          <w:rPr>
+            <w:rStyle w:val="aff8"/>
+            <w:noProof/>
+          </w:rPr>
+          <w:t>Основные этапы вычисления</w:t>
+        </w:r>
+        <w:r>
+          <w:rPr>
+            <w:noProof/>
+            <w:webHidden/>
+          </w:rPr>
+          <w:tab/>
+        </w:r>
+        <w:r>
+          <w:rPr>
+            <w:noProof/>
+            <w:webHidden/>
+          </w:rPr>
+          <w:fldChar w:fldCharType="begin"/>
+        </w:r>
+        <w:r>
+          <w:rPr>
+            <w:noProof/>
+            <w:webHidden/>
+          </w:rPr>
+          <w:instrText xml:space="preserve"> PAGEREF _Toc242345760 \h </w:instrText>
+        </w:r>
+        <w:r>
+          <w:rPr>
+            <w:noProof/>
+            <w:webHidden/>
+          </w:rPr>
+        </w:r>
+        <w:r>
+          <w:rPr>
+            <w:noProof/>
+            <w:webHidden/>
+          </w:rPr>
+          <w:fldChar w:fldCharType="separate"/>
+        </w:r>
+        <w:r>
+          <w:rPr>
+            <w:noProof/>
+            <w:webHidden/>
+          </w:rPr>
+          <w:t>3</w:t>
+        </w:r>
+        <w:r>
+          <w:rPr>
+            <w:noProof/>
+            <w:webHidden/>
+          </w:rPr>
+          <w:fldChar w:fldCharType="end"/>
+        </w:r>
+      </w:hyperlink>
+    </w:p>
+    <w:p>
+      <w:pPr>
+        <w:pStyle w:val="2c"/>
+        <w:tabs>
+          <w:tab w:val="right" w:leader="dot" w:pos="9345"/>
+        </w:tabs>
+        <w:rPr>
+          <w:rFonts w:asciiTheme="minorHAnsi" w:eastAsiaTheme="minorEastAsia" w:hAnsiTheme="minorHAnsi"/>
+          <w:noProof/>
+          <w:kern w:val="2"/>
+          <w:szCs w:val="24"/>
+          <w:lang w:val="ru-RU" w:eastAsia="ru-RU"/>
+          <w14:ligatures w14:val="standardContextual"/>
+        </w:rPr>
+      </w:pPr>
+      <w:hyperlink w:anchor="_Toc242345761" w:history="1">
+        <w:r>
+          <w:rPr>
+            <w:rStyle w:val="aff8"/>
+            <w:noProof/>
+          </w:rPr>
+          <w:t>1. Схема декодирования кода Хэмминга (7;4)</w:t>
+        </w:r>
+        <w:r>
+          <w:rPr>
+            <w:noProof/>
+            <w:webHidden/>
+          </w:rPr>
+          <w:tab/>
+        </w:r>
+        <w:r>
+          <w:rPr>
+            <w:noProof/>
+            <w:webHidden/>
+          </w:rPr>
+          <w:fldChar w:fldCharType="begin"/>
+        </w:r>
+        <w:r>
+          <w:rPr>
+            <w:noProof/>
+            <w:webHidden/>
+          </w:rPr>
+          <w:instrText xml:space="preserve"> PAGEREF _Toc242345761 \h </w:instrText>
+        </w:r>
+        <w:r>
+          <w:rPr>
+            <w:noProof/>
+            <w:webHidden/>
+          </w:rPr>
+        </w:r>
+        <w:r>
+          <w:rPr>
+            <w:noProof/>
+            <w:webHidden/>
+          </w:rPr>
+          <w:fldChar w:fldCharType="separate"/>
+        </w:r>
+        <w:r>
+          <w:rPr>
+            <w:noProof/>
+            <w:webHidden/>
+          </w:rPr>
+          <w:t>3</w:t>
+        </w:r>
+        <w:r>
+          <w:rPr>
+            <w:noProof/>
+            <w:webHidden/>
+          </w:rPr>
+          <w:fldChar w:fldCharType="end"/>
+        </w:r>
+      </w:hyperlink>
+    </w:p>
+    <w:p>
+      <w:pPr>
+        <w:pStyle w:val="2c"/>
+        <w:tabs>
+          <w:tab w:val="right" w:leader="dot" w:pos="9345"/>
+        </w:tabs>
+        <w:rPr>
+          <w:rFonts w:asciiTheme="minorHAnsi" w:eastAsiaTheme="minorEastAsia" w:hAnsiTheme="minorHAnsi"/>
+          <w:noProof/>
+          <w:kern w:val="2"/>
+          <w:szCs w:val="24"/>
+          <w:lang w:val="ru-RU" w:eastAsia="ru-RU"/>
+          <w14:ligatures w14:val="standardContextual"/>
+        </w:rPr>
+      </w:pPr>
+      <w:hyperlink w:anchor="_Toc242345762" w:history="1">
+        <w:r>
+          <w:rPr>
+            <w:rStyle w:val="aff8"/>
+            <w:noProof/>
+            <w:lang w:val="ru-RU"/>
+          </w:rPr>
+          <w:t xml:space="preserve">2. Сообщение №29: </w:t>
+        </w:r>
+        <w:r>
+          <w:rPr>
+            <w:rStyle w:val="aff8"/>
+            <w:noProof/>
+            <w:lang w:val="ru-RU"/>
+          </w:rPr>
+          <w:t>0</w:t>
+        </w:r>
+        <w:r>
+          <w:rPr>
+            <w:rStyle w:val="aff8"/>
+            <w:noProof/>
+            <w:lang w:val="ru-RU"/>
+          </w:rPr>
+          <w:t>000010</w:t>
+        </w:r>
+        <w:r>
+          <w:rPr>
+            <w:noProof/>
+            <w:webHidden/>
+          </w:rPr>
+          <w:tab/>
+        </w:r>
+        <w:r>
+          <w:rPr>
+            <w:noProof/>
+            <w:webHidden/>
+          </w:rPr>
+          <w:fldChar w:fldCharType="begin"/>
+        </w:r>
+        <w:r>
+          <w:rPr>
+            <w:noProof/>
+            <w:webHidden/>
+          </w:rPr>
+          <w:instrText xml:space="preserve"> PAGEREF _Toc242345762 \h </w:instrText>
+        </w:r>
+        <w:r>
+          <w:rPr>
+            <w:noProof/>
+            <w:webHidden/>
+          </w:rPr>
+        </w:r>
+        <w:r>
+          <w:rPr>
+            <w:noProof/>
+            <w:webHidden/>
+          </w:rPr>
+          <w:fldChar w:fldCharType="separate"/>
+        </w:r>
+        <w:r>
+          <w:rPr>
+            <w:noProof/>
+            <w:webHidden/>
+          </w:rPr>
+          <w:t>4</w:t>
+        </w:r>
+        <w:r>
+          <w:rPr>
+            <w:noProof/>
+            <w:webHidden/>
+          </w:rPr>
+          <w:fldChar w:fldCharType="end"/>
+        </w:r>
+      </w:hyperlink>
+    </w:p>
+    <w:p>
+      <w:pPr>
+        <w:pStyle w:val="2c"/>
+        <w:tabs>
+          <w:tab w:val="right" w:leader="dot" w:pos="9345"/>
+        </w:tabs>
+        <w:rPr>
+          <w:rFonts w:asciiTheme="minorHAnsi" w:eastAsiaTheme="minorEastAsia" w:hAnsiTheme="minorHAnsi"/>
+          <w:noProof/>
+          <w:kern w:val="2"/>
+          <w:szCs w:val="24"/>
+          <w:lang w:val="ru-RU" w:eastAsia="ru-RU"/>
+          <w14:ligatures w14:val="standardContextual"/>
+        </w:rPr>
+      </w:pPr>
+      <w:hyperlink w:anchor="_Toc242345763" w:history="1">
+        <w:r>
+          <w:rPr>
+            <w:rStyle w:val="aff8"/>
+            <w:noProof/>
+          </w:rPr>
+          <w:t>3. Сообщение №41: 1110010</w:t>
+        </w:r>
+        <w:r>
+          <w:rPr>
+            <w:noProof/>
+            <w:webHidden/>
+          </w:rPr>
+          <w:tab/>
+        </w:r>
+        <w:r>
+          <w:rPr>
+            <w:noProof/>
+            <w:webHidden/>
+          </w:rPr>
+          <w:fldChar w:fldCharType="begin"/>
+        </w:r>
+        <w:r>
+          <w:rPr>
+            <w:noProof/>
+            <w:webHidden/>
+          </w:rPr>
+          <w:instrText xml:space="preserve"> PAGEREF _Toc242345763 \h </w:instrText>
+        </w:r>
+        <w:r>
+          <w:rPr>
+            <w:noProof/>
+            <w:webHidden/>
+          </w:rPr>
+        </w:r>
+        <w:r>
+          <w:rPr>
+            <w:noProof/>
+            <w:webHidden/>
+          </w:rPr>
+          <w:fldChar w:fldCharType="separate"/>
+        </w:r>
+        <w:r>
+          <w:rPr>
+            <w:noProof/>
+            <w:webHidden/>
+          </w:rPr>
+          <w:t>5</w:t>
+        </w:r>
+        <w:r>
+          <w:rPr>
+            <w:noProof/>
+            <w:webHidden/>
+          </w:rPr>
+          <w:fldChar w:fldCharType="end"/>
+        </w:r>
+      </w:hyperlink>
+    </w:p>
+    <w:p>
+      <w:pPr>
+        <w:pStyle w:val="2c"/>
+        <w:tabs>
+          <w:tab w:val="right" w:leader="dot" w:pos="9345"/>
+        </w:tabs>
+        <w:rPr>
+          <w:rFonts w:asciiTheme="minorHAnsi" w:eastAsiaTheme="minorEastAsia" w:hAnsiTheme="minorHAnsi"/>
+          <w:noProof/>
+          <w:kern w:val="2"/>
+          <w:szCs w:val="24"/>
+          <w:lang w:val="ru-RU" w:eastAsia="ru-RU"/>
+          <w14:ligatures w14:val="standardContextual"/>
+        </w:rPr>
+      </w:pPr>
+      <w:hyperlink w:anchor="_Toc242345764" w:history="1">
+        <w:r>
+          <w:rPr>
+            <w:rStyle w:val="aff8"/>
+            <w:noProof/>
+          </w:rPr>
+          <w:t>4. Сообщение №63: 0110100</w:t>
+        </w:r>
+        <w:r>
+          <w:rPr>
+            <w:noProof/>
+            <w:webHidden/>
+          </w:rPr>
+          <w:tab/>
+        </w:r>
+        <w:r>
+          <w:rPr>
+            <w:noProof/>
+            <w:webHidden/>
+          </w:rPr>
+          <w:fldChar w:fldCharType="begin"/>
+        </w:r>
+        <w:r>
+          <w:rPr>
+            <w:noProof/>
+            <w:webHidden/>
+          </w:rPr>
+          <w:instrText xml:space="preserve"> PAGEREF _Toc242345764 \h </w:instrText>
+        </w:r>
+        <w:r>
+          <w:rPr>
+            <w:noProof/>
+            <w:webHidden/>
+          </w:rPr>
+        </w:r>
+        <w:r>
+          <w:rPr>
+            <w:noProof/>
+            <w:webHidden/>
+          </w:rPr>
+          <w:fldChar w:fldCharType="separate"/>
+        </w:r>
+        <w:r>
+          <w:rPr>
+            <w:noProof/>
+            <w:webHidden/>
+          </w:rPr>
+          <w:t>5</w:t>
+        </w:r>
+        <w:r>
+          <w:rPr>
+            <w:noProof/>
+            <w:webHidden/>
+          </w:rPr>
+          <w:fldChar w:fldCharType="end"/>
+        </w:r>
+      </w:hyperlink>
+    </w:p>
+    <w:p>
+      <w:pPr>
+        <w:pStyle w:val="2c"/>
+        <w:tabs>
+          <w:tab w:val="right" w:leader="dot" w:pos="9345"/>
+        </w:tabs>
+        <w:rPr>
+          <w:rFonts w:asciiTheme="minorHAnsi" w:eastAsiaTheme="minorEastAsia" w:hAnsiTheme="minorHAnsi"/>
+          <w:noProof/>
+          <w:kern w:val="2"/>
+          <w:szCs w:val="24"/>
+          <w:lang w:val="ru-RU" w:eastAsia="ru-RU"/>
+          <w14:ligatures w14:val="standardContextual"/>
+        </w:rPr>
+      </w:pPr>
+      <w:hyperlink w:anchor="_Toc242345765" w:history="1">
+        <w:r>
+          <w:rPr>
+            <w:rStyle w:val="aff8"/>
+            <w:noProof/>
+          </w:rPr>
+          <w:t>5. Сообщение №85: 0000110</w:t>
+        </w:r>
+        <w:r>
+          <w:rPr>
+            <w:noProof/>
+            <w:webHidden/>
+          </w:rPr>
+          <w:tab/>
+        </w:r>
+        <w:r>
+          <w:rPr>
+            <w:noProof/>
+            <w:webHidden/>
+          </w:rPr>
+          <w:fldChar w:fldCharType="begin"/>
+        </w:r>
+        <w:r>
+          <w:rPr>
+            <w:noProof/>
+            <w:webHidden/>
+          </w:rPr>
+          <w:instrText xml:space="preserve"> PAGEREF _Toc242345765 \h </w:instrText>
+        </w:r>
+        <w:r>
+          <w:rPr>
+            <w:noProof/>
+            <w:webHidden/>
+          </w:rPr>
+        </w:r>
+        <w:r>
+          <w:rPr>
+            <w:noProof/>
+            <w:webHidden/>
+          </w:rPr>
+          <w:fldChar w:fldCharType="separate"/>
+        </w:r>
+        <w:r>
+          <w:rPr>
+            <w:noProof/>
+            <w:webHidden/>
+          </w:rPr>
+          <w:t>5</w:t>
+        </w:r>
+        <w:r>
+          <w:rPr>
+            <w:noProof/>
+            <w:webHidden/>
+          </w:rPr>
+          <w:fldChar w:fldCharType="end"/>
+        </w:r>
+      </w:hyperlink>
+    </w:p>
+    <w:p>
+      <w:pPr>
+        <w:pStyle w:val="2c"/>
+        <w:tabs>
+          <w:tab w:val="right" w:leader="dot" w:pos="9345"/>
+        </w:tabs>
+        <w:rPr>
+          <w:rFonts w:asciiTheme="minorHAnsi" w:eastAsiaTheme="minorEastAsia" w:hAnsiTheme="minorHAnsi"/>
+          <w:noProof/>
+          <w:kern w:val="2"/>
+          <w:szCs w:val="24"/>
+          <w:lang w:val="ru-RU" w:eastAsia="ru-RU"/>
+          <w14:ligatures w14:val="standardContextual"/>
+        </w:rPr>
+      </w:pPr>
+      <w:hyperlink w:anchor="_Toc242345766" w:history="1">
+        <w:r>
+          <w:rPr>
+            <w:rStyle w:val="aff8"/>
+            <w:noProof/>
+            <w:lang w:val="ru-RU"/>
+          </w:rPr>
+          <w:t>6. Схема декодирования кода Хэмминга (15;11)</w:t>
+        </w:r>
+        <w:r>
+          <w:rPr>
+            <w:noProof/>
+            <w:webHidden/>
+          </w:rPr>
+          <w:tab/>
+        </w:r>
+        <w:r>
+          <w:rPr>
+            <w:noProof/>
+            <w:webHidden/>
+          </w:rPr>
+          <w:fldChar w:fldCharType="begin"/>
+        </w:r>
+        <w:r>
+          <w:rPr>
+            <w:noProof/>
+            <w:webHidden/>
+          </w:rPr>
+          <w:instrText xml:space="preserve"> PAGEREF _Toc242345766 \h </w:instrText>
+        </w:r>
+        <w:r>
+          <w:rPr>
+            <w:noProof/>
+            <w:webHidden/>
+          </w:rPr>
+        </w:r>
+        <w:r>
+          <w:rPr>
+            <w:noProof/>
+            <w:webHidden/>
+          </w:rPr>
+          <w:fldChar w:fldCharType="separate"/>
+        </w:r>
+        <w:r>
+          <w:rPr>
+            <w:noProof/>
+            <w:webHidden/>
+          </w:rPr>
+          <w:t>6</w:t>
+        </w:r>
+        <w:r>
+          <w:rPr>
+            <w:noProof/>
+            <w:webHidden/>
+          </w:rPr>
+          <w:fldChar w:fldCharType="end"/>
+        </w:r>
+      </w:hyperlink>
+    </w:p>
+    <w:p>
+      <w:pPr>
+        <w:pStyle w:val="2c"/>
+        <w:tabs>
+          <w:tab w:val="right" w:leader="dot" w:pos="9345"/>
+        </w:tabs>
+        <w:rPr>
+          <w:rFonts w:asciiTheme="minorHAnsi" w:eastAsiaTheme="minorEastAsia" w:hAnsiTheme="minorHAnsi"/>
+          <w:noProof/>
+          <w:kern w:val="2"/>
+          <w:szCs w:val="24"/>
+          <w:lang w:val="ru-RU" w:eastAsia="ru-RU"/>
+          <w14:ligatures w14:val="standardContextual"/>
+        </w:rPr>
+      </w:pPr>
+      <w:hyperlink w:anchor="_Toc242345767" w:history="1">
+        <w:r>
+          <w:rPr>
+            <w:rStyle w:val="aff8"/>
+            <w:noProof/>
+          </w:rPr>
+          <w:t>7. Сообщение №7: 011100001110000</w:t>
+        </w:r>
+        <w:r>
+          <w:rPr>
+            <w:noProof/>
+            <w:webHidden/>
+          </w:rPr>
+          <w:tab/>
+        </w:r>
+        <w:r>
+          <w:rPr>
+            <w:noProof/>
+            <w:webHidden/>
+          </w:rPr>
+          <w:fldChar w:fldCharType="begin"/>
+        </w:r>
+        <w:r>
+          <w:rPr>
+            <w:noProof/>
+            <w:webHidden/>
+          </w:rPr>
+          <w:instrText xml:space="preserve"> PAGEREF _Toc242345767 \h </w:instrText>
+        </w:r>
+        <w:r>
+          <w:rPr>
+            <w:noProof/>
+            <w:webHidden/>
+          </w:rPr>
+        </w:r>
+        <w:r>
+          <w:rPr>
+            <w:noProof/>
+            <w:webHidden/>
+          </w:rPr>
+          <w:fldChar w:fldCharType="separate"/>
+        </w:r>
+        <w:r>
+          <w:rPr>
+            <w:noProof/>
+            <w:webHidden/>
+          </w:rPr>
+          <w:t>6</w:t>
+        </w:r>
+        <w:r>
+          <w:rPr>
+            <w:noProof/>
+            <w:webHidden/>
+          </w:rPr>
+          <w:fldChar w:fldCharType="end"/>
+        </w:r>
+      </w:hyperlink>
+    </w:p>
+    <w:p>
+      <w:pPr>
+        <w:pStyle w:val="2c"/>
+        <w:tabs>
+          <w:tab w:val="right" w:leader="dot" w:pos="9345"/>
+        </w:tabs>
+        <w:rPr>
+          <w:rFonts w:asciiTheme="minorHAnsi" w:eastAsiaTheme="minorEastAsia" w:hAnsiTheme="minorHAnsi"/>
+          <w:noProof/>
+          <w:kern w:val="2"/>
+          <w:szCs w:val="24"/>
+          <w:lang w:val="ru-RU" w:eastAsia="ru-RU"/>
+          <w14:ligatures w14:val="standardContextual"/>
+        </w:rPr>
+      </w:pPr>
+      <w:hyperlink w:anchor="_Toc242345768" w:history="1">
+        <w:r>
+          <w:rPr>
+            <w:rStyle w:val="aff8"/>
+            <w:noProof/>
+            <w:lang w:val="ru-RU"/>
+          </w:rPr>
+          <w:t>8. Число проверочных разрядов и коэффициент избыточности</w:t>
+        </w:r>
+        <w:r>
+          <w:rPr>
+            <w:noProof/>
+            <w:webHidden/>
+          </w:rPr>
+          <w:tab/>
+        </w:r>
+        <w:r>
+          <w:rPr>
+            <w:noProof/>
+            <w:webHidden/>
+          </w:rPr>
+          <w:fldChar w:fldCharType="begin"/>
+        </w:r>
+        <w:r>
+          <w:rPr>
+            <w:noProof/>
+            <w:webHidden/>
+          </w:rPr>
+          <w:instrText xml:space="preserve"> PAGEREF _Toc242345768 \h </w:instrText>
+        </w:r>
+        <w:r>
+          <w:rPr>
+            <w:noProof/>
+            <w:webHidden/>
+          </w:rPr>
+        </w:r>
+        <w:r>
+          <w:rPr>
+            <w:noProof/>
+            <w:webHidden/>
+          </w:rPr>
+          <w:fldChar w:fldCharType="separate"/>
+        </w:r>
+        <w:r>
+          <w:rPr>
+            <w:noProof/>
+            <w:webHidden/>
+          </w:rPr>
+          <w:t>6</w:t>
+        </w:r>
+        <w:r>
+          <w:rPr>
+            <w:noProof/>
+            <w:webHidden/>
+          </w:rPr>
+          <w:fldChar w:fldCharType="end"/>
+        </w:r>
+      </w:hyperlink>
+    </w:p>
+    <w:p>
+      <w:pPr>
+        <w:pStyle w:val="2c"/>
+        <w:tabs>
+          <w:tab w:val="right" w:leader="dot" w:pos="9345"/>
+        </w:tabs>
+        <w:rPr>
+          <w:rFonts w:asciiTheme="minorHAnsi" w:eastAsiaTheme="minorEastAsia" w:hAnsiTheme="minorHAnsi"/>
+          <w:noProof/>
+          <w:kern w:val="2"/>
+          <w:szCs w:val="24"/>
+          <w:lang w:val="ru-RU" w:eastAsia="ru-RU"/>
+          <w14:ligatures w14:val="standardContextual"/>
+        </w:rPr>
+      </w:pPr>
+      <w:hyperlink w:anchor="_Toc242345769" w:history="1">
+        <w:r>
+          <w:rPr>
+            <w:rStyle w:val="aff8"/>
+            <w:noProof/>
+            <w:lang w:val="ru-RU"/>
+          </w:rPr>
+          <w:t>9. Дополнительное задание: программа для кода (7,4)</w:t>
+        </w:r>
+        <w:r>
+          <w:rPr>
+            <w:noProof/>
+            <w:webHidden/>
+          </w:rPr>
+          <w:tab/>
+        </w:r>
+        <w:r>
+          <w:rPr>
+            <w:noProof/>
+            <w:webHidden/>
+          </w:rPr>
+          <w:fldChar w:fldCharType="begin"/>
+        </w:r>
+        <w:r>
+          <w:rPr>
+            <w:noProof/>
+            <w:webHidden/>
+          </w:rPr>
+          <w:instrText xml:space="preserve"> PAGEREF _Toc242345769 \h </w:instrText>
+        </w:r>
+        <w:r>
+          <w:rPr>
+            <w:noProof/>
+            <w:webHidden/>
+          </w:rPr>
+        </w:r>
+        <w:r>
+          <w:rPr>
+            <w:noProof/>
+            <w:webHidden/>
+          </w:rPr>
+          <w:fldChar w:fldCharType="separate"/>
+        </w:r>
+        <w:r>
+          <w:rPr>
+            <w:noProof/>
+            <w:webHidden/>
+          </w:rPr>
+          <w:t>7</w:t>
+        </w:r>
+        <w:r>
+          <w:rPr>
+            <w:noProof/>
+            <w:webHidden/>
+          </w:rPr>
+          <w:fldChar w:fldCharType="end"/>
+        </w:r>
+      </w:hyperlink>
+    </w:p>
+    <w:p>
+      <w:pPr>
+        <w:pStyle w:val="14"/>
+        <w:tabs>
+          <w:tab w:val="right" w:leader="dot" w:pos="9345"/>
+        </w:tabs>
+        <w:rPr>
+          <w:rFonts w:asciiTheme="minorHAnsi" w:eastAsiaTheme="minorEastAsia" w:hAnsiTheme="minorHAnsi"/>
+          <w:noProof/>
+          <w:kern w:val="2"/>
+          <w:szCs w:val="24"/>
+          <w:lang w:val="ru-RU" w:eastAsia="ru-RU"/>
+          <w14:ligatures w14:val="standardContextual"/>
+        </w:rPr>
+      </w:pPr>
+      <w:hyperlink w:anchor="_Toc242345770" w:history="1">
+        <w:r>
+          <w:rPr>
+            <w:rStyle w:val="aff8"/>
+            <w:noProof/>
+            <w:lang w:val="ru-RU"/>
+          </w:rPr>
+          <w:t>Заключение</w:t>
+        </w:r>
+        <w:r>
+          <w:rPr>
+            <w:noProof/>
+            <w:webHidden/>
+          </w:rPr>
+          <w:tab/>
+        </w:r>
+        <w:r>
+          <w:rPr>
+            <w:noProof/>
+            <w:webHidden/>
+          </w:rPr>
+          <w:fldChar w:fldCharType="begin"/>
+        </w:r>
+        <w:r>
+          <w:rPr>
+            <w:noProof/>
+            <w:webHidden/>
+          </w:rPr>
+          <w:instrText xml:space="preserve"> PAGEREF _Toc242345770 \h </w:instrText>
+        </w:r>
+        <w:r>
+          <w:rPr>
+            <w:noProof/>
+            <w:webHidden/>
+          </w:rPr>
+        </w:r>
+        <w:r>
+          <w:rPr>
+            <w:noProof/>
+            <w:webHidden/>
+          </w:rPr>
+          <w:fldChar w:fldCharType="separate"/>
+        </w:r>
+        <w:r>
+          <w:rPr>
+            <w:noProof/>
+            <w:webHidden/>
+          </w:rPr>
+          <w:t>9</w:t>
+        </w:r>
+        <w:r>
+          <w:rPr>
+            <w:noProof/>
+            <w:webHidden/>
+          </w:rPr>
+          <w:fldChar w:fldCharType="end"/>
+        </w:r>
+      </w:hyperlink>
+    </w:p>
+    <w:p>
+      <w:pPr>
+        <w:pStyle w:val="14"/>
+        <w:tabs>
+          <w:tab w:val="right" w:leader="dot" w:pos="9345"/>
+        </w:tabs>
+        <w:rPr>
+          <w:rFonts w:asciiTheme="minorHAnsi" w:eastAsiaTheme="minorEastAsia" w:hAnsiTheme="minorHAnsi"/>
+          <w:noProof/>
+          <w:kern w:val="2"/>
+          <w:szCs w:val="24"/>
+          <w:lang w:val="ru-RU" w:eastAsia="ru-RU"/>
+          <w14:ligatures w14:val="standardContextual"/>
+        </w:rPr>
+      </w:pPr>
+      <w:hyperlink w:anchor="_Toc242345771" w:history="1">
+        <w:r>
+          <w:rPr>
+            <w:rStyle w:val="aff8"/>
+            <w:noProof/>
+          </w:rPr>
+          <w:t>Список использованных источников</w:t>
+        </w:r>
+        <w:r>
+          <w:rPr>
+            <w:noProof/>
+            <w:webHidden/>
+          </w:rPr>
+          <w:tab/>
+        </w:r>
+        <w:r>
+          <w:rPr>
+            <w:noProof/>
+            <w:webHidden/>
+          </w:rPr>
+          <w:fldChar w:fldCharType="begin"/>
+        </w:r>
+        <w:r>
+          <w:rPr>
+            <w:noProof/>
+            <w:webHidden/>
+          </w:rPr>
+          <w:instrText xml:space="preserve"> PAGEREF _Toc242345771 \h </w:instrText>
+        </w:r>
+        <w:r>
+          <w:rPr>
+            <w:noProof/>
+            <w:webHidden/>
+          </w:rPr>
+        </w:r>
+        <w:r>
+          <w:rPr>
+            <w:noProof/>
+            <w:webHidden/>
+          </w:rPr>
+          <w:fldChar w:fldCharType="separate"/>
+        </w:r>
+        <w:r>
+          <w:rPr>
+            <w:noProof/>
+            <w:webHidden/>
+          </w:rPr>
+          <w:t>9</w:t>
+        </w:r>
+        <w:r>
+          <w:rPr>
+            <w:noProof/>
+            <w:webHidden/>
+          </w:rPr>
+          <w:fldChar w:fldCharType="end"/>
+        </w:r>
+      </w:hyperlink>
+    </w:p>
+    <w:p>
       <w:r>
         <w:fldChar w:fldCharType="end"/>
       </w:r>
@@ -484,104 +1481,174 @@
       <w:pPr>
         <w:ind w:firstLine="0"/>
         <w:jc w:val="center"/>
-      </w:pPr>
-      <w:r>
-        <w:rPr>
-          <w:rFonts w:ascii="Times New Roman" w:hAnsi="Times New Roman"/>
+        <w:rPr>
+          <w:lang w:val="ru-RU"/>
+        </w:rPr>
+      </w:pPr>
+      <w:r>
+        <w:rPr>
           <w:b/>
           <w:sz w:val="28"/>
-        </w:rPr>
+          <w:lang w:val="ru-RU"/>
+        </w:rPr>
+        <w:lastRenderedPageBreak/>
         <w:t>Лабораторная работа №2. Синтез помехоустойчивого кода</w:t>
       </w:r>
     </w:p>
     <w:p>
       <w:pPr>
         <w:pStyle w:val="1"/>
-      </w:pPr>
-      <w:r>
+        <w:rPr>
+          <w:lang w:val="ru-RU"/>
+        </w:rPr>
+      </w:pPr>
+      <w:bookmarkStart w:id="0" w:name="_Toc242345759"/>
+      <w:r>
+        <w:rPr>
+          <w:lang w:val="ru-RU"/>
+        </w:rPr>
         <w:t>Задание</w:t>
       </w:r>
-    </w:p>
-    <w:p>
-      <w:pPr>
-        <w:ind w:firstLine="709"/>
-        <w:jc w:val="both"/>
-      </w:pPr>
-      <w:r>
-        <w:rPr>
-          <w:rFonts w:ascii="Times New Roman" w:hAnsi="Times New Roman"/>
-          <w:b w:val="0"/>
-          <w:sz w:val="28"/>
+      <w:bookmarkEnd w:id="0"/>
+    </w:p>
+    <w:p>
+      <w:pPr>
+        <w:rPr>
+          <w:lang w:val="ru-RU"/>
+        </w:rPr>
+      </w:pPr>
+      <w:r>
+        <w:rPr>
+          <w:sz w:val="28"/>
+          <w:lang w:val="ru-RU"/>
         </w:rPr>
         <w:t>Номер ИСУ — 561306. Вариант: 4-я цифра × 5-я цифра + 6-я цифра = 3 × 0 + 6 = 6.</w:t>
       </w:r>
     </w:p>
     <w:p>
       <w:pPr>
-        <w:ind w:firstLine="709"/>
-        <w:jc w:val="both"/>
-      </w:pPr>
-      <w:r>
-        <w:rPr>
-          <w:rFonts w:ascii="Times New Roman" w:hAnsi="Times New Roman"/>
-          <w:b w:val="0"/>
-          <w:sz w:val="28"/>
+        <w:rPr>
+          <w:lang w:val="ru-RU"/>
+        </w:rPr>
+      </w:pPr>
+      <w:r>
+        <w:rPr>
+          <w:sz w:val="28"/>
+          <w:lang w:val="ru-RU"/>
         </w:rPr>
         <w:t>1. Построить схему декодирования классического кода Хэмминга (7;4) и для четырёх полученных 7-символьных сообщений определить, есть ли в них ошибки, указать ошибочный бит и записать правильное сообщение.</w:t>
       </w:r>
     </w:p>
     <w:p>
       <w:pPr>
-        <w:ind w:firstLine="709"/>
-        <w:jc w:val="both"/>
-      </w:pPr>
-      <w:r>
-        <w:rPr>
-          <w:rFonts w:ascii="Times New Roman" w:hAnsi="Times New Roman"/>
-          <w:b w:val="0"/>
-          <w:sz w:val="28"/>
+        <w:rPr>
+          <w:lang w:val="ru-RU"/>
+        </w:rPr>
+      </w:pPr>
+      <w:r>
+        <w:rPr>
+          <w:sz w:val="28"/>
+          <w:lang w:val="ru-RU"/>
         </w:rPr>
         <w:t>2. Построить схему декодирования классического кода Хэмминга (15;11) и выполнить то же для одного 15-символьного сообщения.</w:t>
       </w:r>
     </w:p>
     <w:p>
       <w:pPr>
-        <w:ind w:firstLine="709"/>
-        <w:jc w:val="both"/>
-      </w:pPr>
-      <w:r>
-        <w:rPr>
-          <w:rFonts w:ascii="Times New Roman" w:hAnsi="Times New Roman"/>
-          <w:b w:val="0"/>
-          <w:sz w:val="28"/>
+        <w:rPr>
+          <w:lang w:val="ru-RU"/>
+        </w:rPr>
+      </w:pPr>
+      <w:r>
+        <w:rPr>
+          <w:sz w:val="28"/>
+          <w:lang w:val="ru-RU"/>
         </w:rPr>
         <w:t>3. Сложить номера всех пяти сообщений, умножить сумму на 4, принять результат за число информационных разрядов и вычислить минимальное число проверочных разрядов и коэффициент избыточности.</w:t>
       </w:r>
     </w:p>
     <w:p>
       <w:pPr>
-        <w:ind w:firstLine="709"/>
-        <w:jc w:val="both"/>
-      </w:pPr>
-      <w:r>
-        <w:rPr>
-          <w:rFonts w:ascii="Times New Roman" w:hAnsi="Times New Roman"/>
-          <w:b w:val="0"/>
-          <w:sz w:val="28"/>
-        </w:rPr>
-        <w:t>4. Дополнительное задание: создать учётную запись на gitlab.se.ifmo.ru и написать программу, которая получает 7 цифр «0» и «1», анализирует сообщение на основе классического кода Хэмминга (7,4), выводит правильное сообщение (только информационные биты) и указывает бит с ошибкой.</w:t>
-      </w:r>
-    </w:p>
-    <w:p>
-      <w:pPr>
-        <w:ind w:firstLine="709"/>
-        <w:jc w:val="both"/>
-      </w:pPr>
-      <w:r>
-        <w:rPr>
-          <w:rFonts w:ascii="Times New Roman" w:hAnsi="Times New Roman"/>
-          <w:b w:val="0"/>
-          <w:sz w:val="28"/>
+        <w:rPr>
+          <w:lang w:val="ru-RU"/>
+        </w:rPr>
+      </w:pPr>
+      <w:r>
+        <w:rPr>
+          <w:sz w:val="28"/>
+          <w:lang w:val="ru-RU"/>
+        </w:rPr>
+        <w:t xml:space="preserve">4. Дополнительное задание: создать учётную запись на </w:t>
+      </w:r>
+      <w:proofErr w:type="spellStart"/>
+      <w:r>
+        <w:rPr>
+          <w:sz w:val="28"/>
+        </w:rPr>
+        <w:t>gitlab</w:t>
+      </w:r>
+      <w:proofErr w:type="spellEnd"/>
+      <w:r>
+        <w:rPr>
+          <w:sz w:val="28"/>
+          <w:lang w:val="ru-RU"/>
+        </w:rPr>
+        <w:t>.</w:t>
+      </w:r>
+      <w:r>
+        <w:rPr>
+          <w:sz w:val="28"/>
+        </w:rPr>
+        <w:t>se</w:t>
+      </w:r>
+      <w:r>
+        <w:rPr>
+          <w:sz w:val="28"/>
+          <w:lang w:val="ru-RU"/>
+        </w:rPr>
+        <w:t>.</w:t>
+      </w:r>
+      <w:proofErr w:type="spellStart"/>
+      <w:r>
+        <w:rPr>
+          <w:sz w:val="28"/>
+        </w:rPr>
+        <w:t>ifmo</w:t>
+      </w:r>
+      <w:proofErr w:type="spellEnd"/>
+      <w:r>
+        <w:rPr>
+          <w:sz w:val="28"/>
+          <w:lang w:val="ru-RU"/>
+        </w:rPr>
+        <w:t>.</w:t>
+      </w:r>
+      <w:proofErr w:type="spellStart"/>
+      <w:r>
+        <w:rPr>
+          <w:sz w:val="28"/>
+        </w:rPr>
+        <w:t>ru</w:t>
+      </w:r>
+      <w:proofErr w:type="spellEnd"/>
+      <w:r>
+        <w:rPr>
+          <w:sz w:val="28"/>
+          <w:lang w:val="ru-RU"/>
+        </w:rPr>
+        <w:t xml:space="preserve"> и написать программу, которая получает 7 цифр «0» и «1», анализирует сообщение на основе классического кода Хэмминга (7,4), выводит правильное сообщение (только информационные биты) и указывает бит с ошибкой.</w:t>
+      </w:r>
+    </w:p>
+    <w:p>
+      <w:pPr>
+        <w:rPr>
+          <w:lang w:val="ru-RU"/>
+        </w:rPr>
+      </w:pPr>
+      <w:r>
+        <w:rPr>
+          <w:sz w:val="28"/>
+          <w:lang w:val="ru-RU"/>
         </w:rPr>
         <w:t>Сообщения варианта 6 приведены в таблице 1.</w:t>
       </w:r>
@@ -591,41 +1658,59 @@
         <w:ind w:firstLine="0"/>
         <w:jc w:val="left"/>
       </w:pPr>
-      <w:r>
-        <w:rPr>
-          <w:rFonts w:ascii="Times New Roman" w:hAnsi="Times New Roman"/>
-          <w:b w:val="0"/>
-          <w:sz w:val="28"/>
-        </w:rPr>
-        <w:t>Таблица 1 — Полученные сообщения варианта 6</w:t>
+      <w:proofErr w:type="spellStart"/>
+      <w:r>
+        <w:rPr>
+          <w:sz w:val="28"/>
+        </w:rPr>
+        <w:t>Таблица</w:t>
+      </w:r>
+      <w:proofErr w:type="spellEnd"/>
+      <w:r>
+        <w:rPr>
+          <w:sz w:val="28"/>
+        </w:rPr>
+        <w:t xml:space="preserve"> 1 — </w:t>
+      </w:r>
+      <w:proofErr w:type="spellStart"/>
+      <w:r>
+        <w:rPr>
+          <w:sz w:val="28"/>
+        </w:rPr>
+        <w:t>Полученные</w:t>
+      </w:r>
+      <w:proofErr w:type="spellEnd"/>
+      <w:r>
+        <w:rPr>
+          <w:sz w:val="28"/>
+        </w:rPr>
+        <w:t xml:space="preserve"> сообщения варианта 6</w:t>
       </w:r>
     </w:p>
     <w:tbl>
       <w:tblPr>
         <w:tblStyle w:val="aff0"/>
-        <w:tblW w:type="auto" w:w="0"/>
-        <w:tblLook w:firstColumn="1" w:firstRow="1" w:lastColumn="0" w:lastRow="0" w:noHBand="0" w:noVBand="1" w:val="04A0"/>
+        <w:tblW w:w="0" w:type="auto"/>
+        <w:tblLook w:val="04A0" w:firstRow="1" w:lastRow="0" w:firstColumn="1" w:lastColumn="0" w:noHBand="0" w:noVBand="1"/>
       </w:tblPr>
       <w:tblGrid>
-        <w:gridCol w:w="3118"/>
-        <w:gridCol w:w="3118"/>
-        <w:gridCol w:w="3118"/>
+        <w:gridCol w:w="3115"/>
+        <w:gridCol w:w="3114"/>
+        <w:gridCol w:w="3116"/>
       </w:tblGrid>
       <w:tr>
         <w:tc>
           <w:tcPr>
-            <w:tcW w:type="dxa" w:w="3118"/>
+            <w:tcW w:w="3118" w:type="dxa"/>
           </w:tcPr>
           <w:p>
             <w:pPr>
               <w:ind w:firstLine="0"/>
               <w:jc w:val="center"/>
             </w:pPr>
-            <w:r/>
             <w:r>
               <w:rPr>
                 <w:b/>
-                <w:sz w:val="24"/>
               </w:rPr>
               <w:t>Часть</w:t>
             </w:r>
@@ -633,18 +1718,16 @@
         </w:tc>
         <w:tc>
           <w:tcPr>
-            <w:tcW w:type="dxa" w:w="3118"/>
+            <w:tcW w:w="3118" w:type="dxa"/>
           </w:tcPr>
           <w:p>
             <w:pPr>
               <w:ind w:firstLine="0"/>
               <w:jc w:val="center"/>
             </w:pPr>
-            <w:r/>
             <w:r>
               <w:rPr>
                 <w:b/>
-                <w:sz w:val="24"/>
               </w:rPr>
               <w:t>№</w:t>
             </w:r>
@@ -652,18 +1735,16 @@
         </w:tc>
         <w:tc>
           <w:tcPr>
-            <w:tcW w:type="dxa" w:w="3118"/>
+            <w:tcW w:w="3118" w:type="dxa"/>
           </w:tcPr>
           <w:p>
             <w:pPr>
               <w:ind w:firstLine="0"/>
               <w:jc w:val="center"/>
             </w:pPr>
-            <w:r/>
             <w:r>
               <w:rPr>
                 <w:b/>
-                <w:sz w:val="24"/>
               </w:rPr>
               <w:t>Полученное сообщение</w:t>
             </w:r>
@@ -673,57 +1754,42 @@
       <w:tr>
         <w:tc>
           <w:tcPr>
-            <w:tcW w:type="dxa" w:w="3118"/>
+            <w:tcW w:w="3118" w:type="dxa"/>
           </w:tcPr>
           <w:p>
             <w:pPr>
               <w:ind w:firstLine="0"/>
               <w:jc w:val="center"/>
             </w:pPr>
-            <w:r/>
             <w:r>
-              <w:rPr>
-                <w:b w:val="0"/>
-                <w:sz w:val="24"/>
-              </w:rPr>
               <w:t>1 (7;4)</w:t>
             </w:r>
           </w:p>
         </w:tc>
         <w:tc>
           <w:tcPr>
-            <w:tcW w:type="dxa" w:w="3118"/>
+            <w:tcW w:w="3118" w:type="dxa"/>
           </w:tcPr>
           <w:p>
             <w:pPr>
               <w:ind w:firstLine="0"/>
               <w:jc w:val="center"/>
             </w:pPr>
-            <w:r/>
             <w:r>
-              <w:rPr>
-                <w:b w:val="0"/>
-                <w:sz w:val="24"/>
-              </w:rPr>
               <w:t>29</w:t>
             </w:r>
           </w:p>
         </w:tc>
         <w:tc>
           <w:tcPr>
-            <w:tcW w:type="dxa" w:w="3118"/>
+            <w:tcW w:w="3118" w:type="dxa"/>
           </w:tcPr>
           <w:p>
             <w:pPr>
               <w:ind w:firstLine="0"/>
               <w:jc w:val="center"/>
             </w:pPr>
-            <w:r/>
             <w:r>
-              <w:rPr>
-                <w:b w:val="0"/>
-                <w:sz w:val="24"/>
-              </w:rPr>
               <w:t>0 0 0 0 0 1 0</w:t>
             </w:r>
           </w:p>
@@ -732,57 +1798,42 @@
       <w:tr>
         <w:tc>
           <w:tcPr>
-            <w:tcW w:type="dxa" w:w="3118"/>
+            <w:tcW w:w="3118" w:type="dxa"/>
           </w:tcPr>
           <w:p>
             <w:pPr>
               <w:ind w:firstLine="0"/>
               <w:jc w:val="center"/>
             </w:pPr>
-            <w:r/>
             <w:r>
-              <w:rPr>
-                <w:b w:val="0"/>
-                <w:sz w:val="24"/>
-              </w:rPr>
               <w:t>1 (7;4)</w:t>
             </w:r>
           </w:p>
         </w:tc>
         <w:tc>
           <w:tcPr>
-            <w:tcW w:type="dxa" w:w="3118"/>
+            <w:tcW w:w="3118" w:type="dxa"/>
           </w:tcPr>
           <w:p>
             <w:pPr>
               <w:ind w:firstLine="0"/>
               <w:jc w:val="center"/>
             </w:pPr>
-            <w:r/>
             <w:r>
-              <w:rPr>
-                <w:b w:val="0"/>
-                <w:sz w:val="24"/>
-              </w:rPr>
               <w:t>41</w:t>
             </w:r>
           </w:p>
         </w:tc>
         <w:tc>
           <w:tcPr>
-            <w:tcW w:type="dxa" w:w="3118"/>
+            <w:tcW w:w="3118" w:type="dxa"/>
           </w:tcPr>
           <w:p>
             <w:pPr>
               <w:ind w:firstLine="0"/>
               <w:jc w:val="center"/>
             </w:pPr>
-            <w:r/>
             <w:r>
-              <w:rPr>
-                <w:b w:val="0"/>
-                <w:sz w:val="24"/>
-              </w:rPr>
               <w:t>1 1 1 0 0 1 0</w:t>
             </w:r>
           </w:p>
@@ -791,57 +1842,42 @@
       <w:tr>
         <w:tc>
           <w:tcPr>
-            <w:tcW w:type="dxa" w:w="3118"/>
+            <w:tcW w:w="3118" w:type="dxa"/>
           </w:tcPr>
           <w:p>
             <w:pPr>
               <w:ind w:firstLine="0"/>
               <w:jc w:val="center"/>
             </w:pPr>
-            <w:r/>
             <w:r>
-              <w:rPr>
-                <w:b w:val="0"/>
-                <w:sz w:val="24"/>
-              </w:rPr>
               <w:t>1 (7;4)</w:t>
             </w:r>
           </w:p>
         </w:tc>
         <w:tc>
           <w:tcPr>
-            <w:tcW w:type="dxa" w:w="3118"/>
+            <w:tcW w:w="3118" w:type="dxa"/>
           </w:tcPr>
           <w:p>
             <w:pPr>
               <w:ind w:firstLine="0"/>
               <w:jc w:val="center"/>
             </w:pPr>
-            <w:r/>
             <w:r>
-              <w:rPr>
-                <w:b w:val="0"/>
-                <w:sz w:val="24"/>
-              </w:rPr>
               <w:t>63</w:t>
             </w:r>
           </w:p>
         </w:tc>
         <w:tc>
           <w:tcPr>
-            <w:tcW w:type="dxa" w:w="3118"/>
+            <w:tcW w:w="3118" w:type="dxa"/>
           </w:tcPr>
           <w:p>
             <w:pPr>
               <w:ind w:firstLine="0"/>
               <w:jc w:val="center"/>
             </w:pPr>
-            <w:r/>
             <w:r>
-              <w:rPr>
-                <w:b w:val="0"/>
-                <w:sz w:val="24"/>
-              </w:rPr>
               <w:t>0 1 1 0 1 0 0</w:t>
             </w:r>
           </w:p>
@@ -850,57 +1886,42 @@
       <w:tr>
         <w:tc>
           <w:tcPr>
-            <w:tcW w:type="dxa" w:w="3118"/>
+            <w:tcW w:w="3118" w:type="dxa"/>
           </w:tcPr>
           <w:p>
             <w:pPr>
               <w:ind w:firstLine="0"/>
               <w:jc w:val="center"/>
             </w:pPr>
-            <w:r/>
             <w:r>
-              <w:rPr>
-                <w:b w:val="0"/>
-                <w:sz w:val="24"/>
-              </w:rPr>
               <w:t>1 (7;4)</w:t>
             </w:r>
           </w:p>
         </w:tc>
         <w:tc>
           <w:tcPr>
-            <w:tcW w:type="dxa" w:w="3118"/>
+            <w:tcW w:w="3118" w:type="dxa"/>
           </w:tcPr>
           <w:p>
             <w:pPr>
               <w:ind w:firstLine="0"/>
               <w:jc w:val="center"/>
             </w:pPr>
-            <w:r/>
             <w:r>
-              <w:rPr>
-                <w:b w:val="0"/>
-                <w:sz w:val="24"/>
-              </w:rPr>
               <w:t>85</w:t>
             </w:r>
           </w:p>
         </w:tc>
         <w:tc>
           <w:tcPr>
-            <w:tcW w:type="dxa" w:w="3118"/>
+            <w:tcW w:w="3118" w:type="dxa"/>
           </w:tcPr>
           <w:p>
             <w:pPr>
               <w:ind w:firstLine="0"/>
               <w:jc w:val="center"/>
             </w:pPr>
-            <w:r/>
             <w:r>
-              <w:rPr>
-                <w:b w:val="0"/>
-                <w:sz w:val="24"/>
-              </w:rPr>
               <w:t>0 0 0 0 1 1 0</w:t>
             </w:r>
           </w:p>
@@ -909,97 +1930,202 @@
       <w:tr>
         <w:tc>
           <w:tcPr>
-            <w:tcW w:type="dxa" w:w="3118"/>
+            <w:tcW w:w="3118" w:type="dxa"/>
           </w:tcPr>
           <w:p>
             <w:pPr>
               <w:ind w:firstLine="0"/>
               <w:jc w:val="center"/>
             </w:pPr>
-            <w:r/>
             <w:r>
-              <w:rPr>
-                <w:b w:val="0"/>
-                <w:sz w:val="24"/>
-              </w:rPr>
               <w:t>2 (15;11)</w:t>
             </w:r>
           </w:p>
         </w:tc>
         <w:tc>
           <w:tcPr>
-            <w:tcW w:type="dxa" w:w="3118"/>
+            <w:tcW w:w="3118" w:type="dxa"/>
           </w:tcPr>
           <w:p>
             <w:pPr>
               <w:ind w:firstLine="0"/>
               <w:jc w:val="center"/>
             </w:pPr>
-            <w:r/>
             <w:r>
-              <w:rPr>
-                <w:b w:val="0"/>
-                <w:sz w:val="24"/>
-              </w:rPr>
               <w:t>7</w:t>
             </w:r>
           </w:p>
         </w:tc>
         <w:tc>
           <w:tcPr>
-            <w:tcW w:type="dxa" w:w="3118"/>
+            <w:tcW w:w="3118" w:type="dxa"/>
           </w:tcPr>
           <w:p>
             <w:pPr>
               <w:ind w:firstLine="0"/>
               <w:jc w:val="center"/>
             </w:pPr>
-            <w:r/>
             <w:r>
-              <w:rPr>
-                <w:b w:val="0"/>
-                <w:sz w:val="24"/>
-              </w:rPr>
               <w:t>0 1 1 1 0 0 0 0 1 1 1 0 0 0 0</w:t>
             </w:r>
           </w:p>
         </w:tc>
       </w:tr>
     </w:tbl>
-    <w:p>
-      <w:pPr>
-        <w:ind w:firstLine="709"/>
-        <w:jc w:val="both"/>
-      </w:pPr>
-    </w:p>
+    <w:p/>
     <w:p>
       <w:pPr>
         <w:pStyle w:val="1"/>
       </w:pPr>
+      <w:bookmarkStart w:id="1" w:name="_Toc242345760"/>
       <w:r>
         <w:t>Основные этапы вычисления</w:t>
       </w:r>
+      <w:bookmarkEnd w:id="1"/>
     </w:p>
     <w:p>
       <w:pPr>
         <w:pStyle w:val="21"/>
       </w:pPr>
+      <w:bookmarkStart w:id="2" w:name="_Toc242345761"/>
       <w:r>
         <w:t>1. Схема декодирования кода Хэмминга (7;4)</w:t>
       </w:r>
-    </w:p>
-    <w:p>
-      <w:pPr>
-        <w:ind w:firstLine="709"/>
-        <w:jc w:val="both"/>
-      </w:pPr>
-      <w:r>
-        <w:rPr>
-          <w:rFonts w:ascii="Times New Roman" w:hAnsi="Times New Roman"/>
-          <w:b w:val="0"/>
-          <w:sz w:val="28"/>
-        </w:rPr>
-        <w:t>В классическом коде Хэмминга проверочные биты стоят на позициях, равных степеням двойки, а информационные — на остальных. Для кода (7;4) порядок битов: r1 r2 i1 r3 i2 i3 i4 [1, 2]. Каждый проверочный бит контролирует те позиции, в двоичной записи номера которых есть соответствующая степень двойки. Схема декодирования показана на рисунке 1.</w:t>
+      <w:bookmarkEnd w:id="2"/>
+    </w:p>
+    <w:p>
+      <w:pPr>
+        <w:rPr>
+          <w:lang w:val="ru-RU"/>
+        </w:rPr>
+      </w:pPr>
+      <w:r>
+        <w:rPr>
+          <w:sz w:val="28"/>
+          <w:lang w:val="ru-RU"/>
+        </w:rPr>
+        <w:t xml:space="preserve">В классическом коде Хэмминга проверочные биты стоят на позициях, равных степеням двойки, а информационные — на остальных. Для кода (7;4) </w:t>
+      </w:r>
+      <w:r>
+        <w:rPr>
+          <w:sz w:val="28"/>
+          <w:lang w:val="ru-RU"/>
+        </w:rPr>
+        <w:lastRenderedPageBreak/>
+        <w:t xml:space="preserve">порядок битов: </w:t>
+      </w:r>
+      <w:r>
+        <w:rPr>
+          <w:sz w:val="28"/>
+        </w:rPr>
+        <w:t>r</w:t>
+      </w:r>
+      <w:r>
+        <w:rPr>
+          <w:sz w:val="28"/>
+          <w:lang w:val="ru-RU"/>
+        </w:rPr>
+        <w:t xml:space="preserve">1 </w:t>
+      </w:r>
+      <w:r>
+        <w:rPr>
+          <w:sz w:val="28"/>
+        </w:rPr>
+        <w:t>r</w:t>
+      </w:r>
+      <w:r>
+        <w:rPr>
+          <w:sz w:val="28"/>
+          <w:lang w:val="ru-RU"/>
+        </w:rPr>
+        <w:t xml:space="preserve">2 </w:t>
+      </w:r>
+      <w:proofErr w:type="spellStart"/>
+      <w:r>
+        <w:rPr>
+          <w:sz w:val="28"/>
+        </w:rPr>
+        <w:t>i</w:t>
+      </w:r>
+      <w:proofErr w:type="spellEnd"/>
+      <w:r>
+        <w:rPr>
+          <w:sz w:val="28"/>
+          <w:lang w:val="ru-RU"/>
+        </w:rPr>
+        <w:t xml:space="preserve">1 </w:t>
+      </w:r>
+      <w:r>
+        <w:rPr>
+          <w:sz w:val="28"/>
+        </w:rPr>
+        <w:t>r</w:t>
+      </w:r>
+      <w:r>
+        <w:rPr>
+          <w:sz w:val="28"/>
+          <w:lang w:val="ru-RU"/>
+        </w:rPr>
+        <w:t xml:space="preserve">3 </w:t>
+      </w:r>
+      <w:proofErr w:type="spellStart"/>
+      <w:r>
+        <w:rPr>
+          <w:sz w:val="28"/>
+        </w:rPr>
+        <w:t>i</w:t>
+      </w:r>
+      <w:proofErr w:type="spellEnd"/>
+      <w:r>
+        <w:rPr>
+          <w:sz w:val="28"/>
+          <w:lang w:val="ru-RU"/>
+        </w:rPr>
+        <w:t xml:space="preserve">2 </w:t>
+      </w:r>
+      <w:proofErr w:type="spellStart"/>
+      <w:r>
+        <w:rPr>
+          <w:sz w:val="28"/>
+        </w:rPr>
+        <w:t>i</w:t>
+      </w:r>
+      <w:proofErr w:type="spellEnd"/>
+      <w:r>
+        <w:rPr>
+          <w:sz w:val="28"/>
+          <w:lang w:val="ru-RU"/>
+        </w:rPr>
+        <w:t xml:space="preserve">3 </w:t>
+      </w:r>
+      <w:proofErr w:type="spellStart"/>
+      <w:r>
+        <w:rPr>
+          <w:sz w:val="28"/>
+        </w:rPr>
+        <w:t>i</w:t>
+      </w:r>
+      <w:proofErr w:type="spellEnd"/>
+      <w:r>
+        <w:rPr>
+          <w:sz w:val="28"/>
+          <w:lang w:val="ru-RU"/>
+        </w:rPr>
+        <w:t>4</w:t>
+      </w:r>
+      <w:r>
+        <w:rPr>
+          <w:sz w:val="28"/>
+          <w:lang w:val="ru-RU"/>
+        </w:rPr>
+        <w:t xml:space="preserve">. </w:t>
+      </w:r>
+      <w:r>
+        <w:rPr>
+          <w:sz w:val="28"/>
+          <w:lang w:val="ru-RU"/>
+        </w:rPr>
+        <w:t>Каждый проверочный бит контролирует те позиции, в двоичной записи номера которых есть соответствующая степень двойки. Схема декодирования показана на рисунке 1.</w:t>
       </w:r>
     </w:p>
     <w:p>
@@ -1008,22 +2134,26 @@
         <w:jc w:val="center"/>
       </w:pPr>
       <w:r>
+        <w:rPr>
+          <w:noProof/>
+        </w:rPr>
         <w:drawing>
-          <wp:inline xmlns:a="http://schemas.openxmlformats.org/drawingml/2006/main" xmlns:pic="http://schemas.openxmlformats.org/drawingml/2006/picture">
+          <wp:inline distT="0" distB="0" distL="0" distR="0" wp14:anchorId="0AD8FA1D" wp14:editId="40FFD5B2">
             <wp:extent cx="4320000" cy="2262578"/>
+            <wp:effectExtent l="0" t="0" r="0" b="0"/>
             <wp:docPr id="1" name="Picture 1"/>
             <wp:cNvGraphicFramePr>
-              <a:graphicFrameLocks noChangeAspect="1"/>
+              <a:graphicFrameLocks xmlns:a="http://schemas.openxmlformats.org/drawingml/2006/main" noChangeAspect="1"/>
             </wp:cNvGraphicFramePr>
-            <a:graphic>
+            <a:graphic xmlns:a="http://schemas.openxmlformats.org/drawingml/2006/main">
               <a:graphicData uri="http://schemas.openxmlformats.org/drawingml/2006/picture">
-                <pic:pic>
+                <pic:pic xmlns:pic="http://schemas.openxmlformats.org/drawingml/2006/picture">
                   <pic:nvPicPr>
                     <pic:cNvPr id="0" name="fig1_74.png"/>
                     <pic:cNvPicPr/>
                   </pic:nvPicPr>
                   <pic:blipFill>
-                    <a:blip r:embed="rId11"/>
+                    <a:blip r:embed="rId8"/>
                     <a:stretch>
                       <a:fillRect/>
                     </a:stretch>
@@ -1033,7 +2163,9 @@
                       <a:off x="0" y="0"/>
                       <a:ext cx="4320000" cy="2262578"/>
                     </a:xfrm>
-                    <a:prstGeom prst="rect"/>
+                    <a:prstGeom prst="rect">
+                      <a:avLst/>
+                    </a:prstGeom>
                   </pic:spPr>
                 </pic:pic>
               </a:graphicData>
@@ -1046,195 +2178,627 @@
       <w:pPr>
         <w:ind w:firstLine="0"/>
         <w:jc w:val="center"/>
-      </w:pPr>
-      <w:r>
-        <w:rPr>
-          <w:rFonts w:ascii="Times New Roman" w:hAnsi="Times New Roman"/>
-          <w:b w:val="0"/>
-          <w:sz w:val="28"/>
+        <w:rPr>
+          <w:lang w:val="ru-RU"/>
+        </w:rPr>
+      </w:pPr>
+      <w:r>
+        <w:rPr>
+          <w:sz w:val="28"/>
+          <w:lang w:val="ru-RU"/>
         </w:rPr>
         <w:t>Рисунок 1 — Схема декодирования классического кода Хэмминга (7;4)</w:t>
       </w:r>
     </w:p>
     <w:p>
       <w:pPr>
-        <w:ind w:firstLine="709"/>
-        <w:jc w:val="both"/>
-      </w:pPr>
-      <w:r>
-        <w:rPr>
-          <w:rFonts w:ascii="Times New Roman" w:hAnsi="Times New Roman"/>
-          <w:b w:val="0"/>
-          <w:sz w:val="28"/>
-        </w:rPr>
-        <w:t>При декодировании вычисляется синдром S = (s1, s2, s3):</w:t>
-      </w:r>
-    </w:p>
-    <w:p>
-      <w:pPr>
-        <w:spacing w:before="0" w:after="0" w:line="240" w:lineRule="auto"/>
+        <w:rPr>
+          <w:lang w:val="ru-RU"/>
+        </w:rPr>
+      </w:pPr>
+      <w:r>
+        <w:rPr>
+          <w:sz w:val="28"/>
+          <w:lang w:val="ru-RU"/>
+        </w:rPr>
+        <w:t xml:space="preserve">При декодировании вычисляется синдром </w:t>
+      </w:r>
+      <w:r>
+        <w:rPr>
+          <w:sz w:val="28"/>
+        </w:rPr>
+        <w:t>S</w:t>
+      </w:r>
+      <w:r>
+        <w:rPr>
+          <w:sz w:val="28"/>
+          <w:lang w:val="ru-RU"/>
+        </w:rPr>
+        <w:t xml:space="preserve"> = (</w:t>
+      </w:r>
+      <w:r>
+        <w:rPr>
+          <w:sz w:val="28"/>
+        </w:rPr>
+        <w:t>s</w:t>
+      </w:r>
+      <w:r>
+        <w:rPr>
+          <w:sz w:val="28"/>
+          <w:lang w:val="ru-RU"/>
+        </w:rPr>
+        <w:t xml:space="preserve">1, </w:t>
+      </w:r>
+      <w:r>
+        <w:rPr>
+          <w:sz w:val="28"/>
+        </w:rPr>
+        <w:t>s</w:t>
+      </w:r>
+      <w:r>
+        <w:rPr>
+          <w:sz w:val="28"/>
+          <w:lang w:val="ru-RU"/>
+        </w:rPr>
+        <w:t xml:space="preserve">2, </w:t>
+      </w:r>
+      <w:r>
+        <w:rPr>
+          <w:sz w:val="28"/>
+        </w:rPr>
+        <w:t>s</w:t>
+      </w:r>
+      <w:r>
+        <w:rPr>
+          <w:sz w:val="28"/>
+          <w:lang w:val="ru-RU"/>
+        </w:rPr>
+        <w:t>3):</w:t>
+      </w:r>
+    </w:p>
+    <w:p>
+      <w:pPr>
+        <w:spacing w:line="240" w:lineRule="auto"/>
         <w:ind w:firstLine="0"/>
         <w:jc w:val="left"/>
       </w:pPr>
       <w:r>
         <w:rPr>
           <w:rFonts w:ascii="Courier New" w:hAnsi="Courier New" w:cs="Courier New"/>
-          <w:sz w:val="24"/>
         </w:rPr>
         <w:t>s1 = r1 ⊕ i1 ⊕ i2 ⊕ i4</w:t>
       </w:r>
     </w:p>
     <w:p>
       <w:pPr>
-        <w:spacing w:before="0" w:after="0" w:line="240" w:lineRule="auto"/>
+        <w:spacing w:line="240" w:lineRule="auto"/>
         <w:ind w:firstLine="0"/>
         <w:jc w:val="left"/>
       </w:pPr>
       <w:r>
         <w:rPr>
           <w:rFonts w:ascii="Courier New" w:hAnsi="Courier New" w:cs="Courier New"/>
-          <w:sz w:val="24"/>
         </w:rPr>
         <w:t>s2 = r2 ⊕ i1 ⊕ i3 ⊕ i4</w:t>
       </w:r>
     </w:p>
     <w:p>
       <w:pPr>
-        <w:spacing w:before="0" w:after="0" w:line="240" w:lineRule="auto"/>
+        <w:spacing w:line="240" w:lineRule="auto"/>
         <w:ind w:firstLine="0"/>
         <w:jc w:val="left"/>
-      </w:pPr>
-      <w:r>
-        <w:rPr>
-          <w:rFonts w:ascii="Courier New" w:hAnsi="Courier New" w:cs="Courier New"/>
-          <w:sz w:val="24"/>
-        </w:rPr>
-        <w:t>s3 = r3 ⊕ i2 ⊕ i3 ⊕ i4</w:t>
-      </w:r>
-    </w:p>
-    <w:p>
-      <w:pPr>
-        <w:ind w:firstLine="709"/>
-        <w:jc w:val="both"/>
-      </w:pPr>
-      <w:r>
-        <w:rPr>
-          <w:rFonts w:ascii="Times New Roman" w:hAnsi="Times New Roman"/>
-          <w:b w:val="0"/>
-          <w:sz w:val="28"/>
-        </w:rPr>
-        <w:t>Если все si = 0, ошибки нет. Иначе номер ошибочного бита равен s1 + 2·s2 + 4·s3: по рисунку 1 это единственный столбец, отмеченный во всех строках с si = 1 и не отмеченный в строках с si = 0. Ошибочный бит инвертируется [1, 3].</w:t>
+        <w:rPr>
+          <w:lang w:val="ru-RU"/>
+        </w:rPr>
+      </w:pPr>
+      <w:r>
+        <w:rPr>
+          <w:rFonts w:ascii="Courier New" w:hAnsi="Courier New" w:cs="Courier New"/>
+        </w:rPr>
+        <w:t>s</w:t>
+      </w:r>
+      <w:r>
+        <w:rPr>
+          <w:rFonts w:ascii="Courier New" w:hAnsi="Courier New" w:cs="Courier New"/>
+          <w:lang w:val="ru-RU"/>
+        </w:rPr>
+        <w:t xml:space="preserve">3 = </w:t>
+      </w:r>
+      <w:r>
+        <w:rPr>
+          <w:rFonts w:ascii="Courier New" w:hAnsi="Courier New" w:cs="Courier New"/>
+        </w:rPr>
+        <w:t>r</w:t>
+      </w:r>
+      <w:r>
+        <w:rPr>
+          <w:rFonts w:ascii="Courier New" w:hAnsi="Courier New" w:cs="Courier New"/>
+          <w:lang w:val="ru-RU"/>
+        </w:rPr>
+        <w:t xml:space="preserve">3 ⊕ </w:t>
+      </w:r>
+      <w:proofErr w:type="spellStart"/>
+      <w:r>
+        <w:rPr>
+          <w:rFonts w:ascii="Courier New" w:hAnsi="Courier New" w:cs="Courier New"/>
+        </w:rPr>
+        <w:t>i</w:t>
+      </w:r>
+      <w:proofErr w:type="spellEnd"/>
+      <w:r>
+        <w:rPr>
+          <w:rFonts w:ascii="Courier New" w:hAnsi="Courier New" w:cs="Courier New"/>
+          <w:lang w:val="ru-RU"/>
+        </w:rPr>
+        <w:t xml:space="preserve">2 ⊕ </w:t>
+      </w:r>
+      <w:proofErr w:type="spellStart"/>
+      <w:r>
+        <w:rPr>
+          <w:rFonts w:ascii="Courier New" w:hAnsi="Courier New" w:cs="Courier New"/>
+        </w:rPr>
+        <w:t>i</w:t>
+      </w:r>
+      <w:proofErr w:type="spellEnd"/>
+      <w:r>
+        <w:rPr>
+          <w:rFonts w:ascii="Courier New" w:hAnsi="Courier New" w:cs="Courier New"/>
+          <w:lang w:val="ru-RU"/>
+        </w:rPr>
+        <w:t xml:space="preserve">3 ⊕ </w:t>
+      </w:r>
+      <w:proofErr w:type="spellStart"/>
+      <w:r>
+        <w:rPr>
+          <w:rFonts w:ascii="Courier New" w:hAnsi="Courier New" w:cs="Courier New"/>
+        </w:rPr>
+        <w:t>i</w:t>
+      </w:r>
+      <w:proofErr w:type="spellEnd"/>
+      <w:r>
+        <w:rPr>
+          <w:rFonts w:ascii="Courier New" w:hAnsi="Courier New" w:cs="Courier New"/>
+          <w:lang w:val="ru-RU"/>
+        </w:rPr>
+        <w:t>4</w:t>
+      </w:r>
+    </w:p>
+    <w:p>
+      <w:pPr>
+        <w:rPr>
+          <w:lang w:val="ru-RU"/>
+        </w:rPr>
+      </w:pPr>
+      <w:r>
+        <w:rPr>
+          <w:sz w:val="28"/>
+          <w:lang w:val="ru-RU"/>
+        </w:rPr>
+        <w:t xml:space="preserve">Если все </w:t>
+      </w:r>
+      <w:proofErr w:type="spellStart"/>
+      <w:r>
+        <w:rPr>
+          <w:sz w:val="28"/>
+        </w:rPr>
+        <w:t>si</w:t>
+      </w:r>
+      <w:proofErr w:type="spellEnd"/>
+      <w:r>
+        <w:rPr>
+          <w:sz w:val="28"/>
+          <w:lang w:val="ru-RU"/>
+        </w:rPr>
+        <w:t xml:space="preserve"> = 0, ошибки нет. Иначе номер ошибочного бита равен </w:t>
+      </w:r>
+      <w:r>
+        <w:rPr>
+          <w:sz w:val="28"/>
+        </w:rPr>
+        <w:t>s</w:t>
+      </w:r>
+      <w:r>
+        <w:rPr>
+          <w:sz w:val="28"/>
+          <w:lang w:val="ru-RU"/>
+        </w:rPr>
+        <w:t>1 + 2·</w:t>
+      </w:r>
+      <w:r>
+        <w:rPr>
+          <w:sz w:val="28"/>
+        </w:rPr>
+        <w:t>s</w:t>
+      </w:r>
+      <w:r>
+        <w:rPr>
+          <w:sz w:val="28"/>
+          <w:lang w:val="ru-RU"/>
+        </w:rPr>
+        <w:t>2 + 4·</w:t>
+      </w:r>
+      <w:r>
+        <w:rPr>
+          <w:sz w:val="28"/>
+        </w:rPr>
+        <w:t>s</w:t>
+      </w:r>
+      <w:r>
+        <w:rPr>
+          <w:sz w:val="28"/>
+          <w:lang w:val="ru-RU"/>
+        </w:rPr>
+        <w:t xml:space="preserve">3: по рисунку 1 это единственный столбец, отмеченный во всех строках с </w:t>
+      </w:r>
+      <w:proofErr w:type="spellStart"/>
+      <w:r>
+        <w:rPr>
+          <w:sz w:val="28"/>
+        </w:rPr>
+        <w:t>si</w:t>
+      </w:r>
+      <w:proofErr w:type="spellEnd"/>
+      <w:r>
+        <w:rPr>
+          <w:sz w:val="28"/>
+          <w:lang w:val="ru-RU"/>
+        </w:rPr>
+        <w:t xml:space="preserve"> = 1 и не отмеченный в строках с </w:t>
+      </w:r>
+      <w:proofErr w:type="spellStart"/>
+      <w:r>
+        <w:rPr>
+          <w:sz w:val="28"/>
+        </w:rPr>
+        <w:t>si</w:t>
+      </w:r>
+      <w:proofErr w:type="spellEnd"/>
+      <w:r>
+        <w:rPr>
+          <w:sz w:val="28"/>
+          <w:lang w:val="ru-RU"/>
+        </w:rPr>
+        <w:t xml:space="preserve"> = 0. Ошибочный бит инвертируется [1, 3].</w:t>
       </w:r>
     </w:p>
     <w:p>
       <w:pPr>
         <w:pStyle w:val="21"/>
-      </w:pPr>
-      <w:r>
+        <w:rPr>
+          <w:lang w:val="ru-RU"/>
+        </w:rPr>
+      </w:pPr>
+      <w:bookmarkStart w:id="3" w:name="_Toc242345762"/>
+      <w:r>
+        <w:rPr>
+          <w:lang w:val="ru-RU"/>
+        </w:rPr>
         <w:t>2. Сообщение №29: 0000010</w:t>
       </w:r>
-    </w:p>
-    <w:p>
-      <w:pPr>
-        <w:ind w:firstLine="709"/>
-        <w:jc w:val="both"/>
-      </w:pPr>
-      <w:r>
-        <w:rPr>
-          <w:rFonts w:ascii="Times New Roman" w:hAnsi="Times New Roman"/>
-          <w:b w:val="0"/>
-          <w:sz w:val="28"/>
-        </w:rPr>
-        <w:t>Биты: r1 = 0, r2 = 0, i1 = 0, r3 = 0, i2 = 0, i3 = 1, i4 = 0.</w:t>
-      </w:r>
-    </w:p>
-    <w:p>
-      <w:pPr>
-        <w:spacing w:before="0" w:after="0" w:line="240" w:lineRule="auto"/>
+      <w:bookmarkEnd w:id="3"/>
+    </w:p>
+    <w:p>
+      <w:pPr>
+        <w:rPr>
+          <w:lang w:val="ru-RU"/>
+        </w:rPr>
+      </w:pPr>
+      <w:r>
+        <w:rPr>
+          <w:sz w:val="28"/>
+          <w:lang w:val="ru-RU"/>
+        </w:rPr>
+        <w:t xml:space="preserve">Биты: </w:t>
+      </w:r>
+      <w:r>
+        <w:rPr>
+          <w:sz w:val="28"/>
+        </w:rPr>
+        <w:t>r</w:t>
+      </w:r>
+      <w:r>
+        <w:rPr>
+          <w:sz w:val="28"/>
+          <w:lang w:val="ru-RU"/>
+        </w:rPr>
+        <w:t xml:space="preserve">1 = 0, </w:t>
+      </w:r>
+      <w:r>
+        <w:rPr>
+          <w:sz w:val="28"/>
+        </w:rPr>
+        <w:t>r</w:t>
+      </w:r>
+      <w:r>
+        <w:rPr>
+          <w:sz w:val="28"/>
+          <w:lang w:val="ru-RU"/>
+        </w:rPr>
+        <w:t xml:space="preserve">2 = 0, </w:t>
+      </w:r>
+      <w:proofErr w:type="spellStart"/>
+      <w:r>
+        <w:rPr>
+          <w:sz w:val="28"/>
+        </w:rPr>
+        <w:t>i</w:t>
+      </w:r>
+      <w:proofErr w:type="spellEnd"/>
+      <w:r>
+        <w:rPr>
+          <w:sz w:val="28"/>
+          <w:lang w:val="ru-RU"/>
+        </w:rPr>
+        <w:t xml:space="preserve">1 = 0, </w:t>
+      </w:r>
+      <w:r>
+        <w:rPr>
+          <w:sz w:val="28"/>
+        </w:rPr>
+        <w:t>r</w:t>
+      </w:r>
+      <w:r>
+        <w:rPr>
+          <w:sz w:val="28"/>
+          <w:lang w:val="ru-RU"/>
+        </w:rPr>
+        <w:t xml:space="preserve">3 = 0, </w:t>
+      </w:r>
+      <w:proofErr w:type="spellStart"/>
+      <w:r>
+        <w:rPr>
+          <w:sz w:val="28"/>
+        </w:rPr>
+        <w:t>i</w:t>
+      </w:r>
+      <w:proofErr w:type="spellEnd"/>
+      <w:r>
+        <w:rPr>
+          <w:sz w:val="28"/>
+          <w:lang w:val="ru-RU"/>
+        </w:rPr>
+        <w:t xml:space="preserve">2 = 0, </w:t>
+      </w:r>
+      <w:proofErr w:type="spellStart"/>
+      <w:r>
+        <w:rPr>
+          <w:sz w:val="28"/>
+        </w:rPr>
+        <w:t>i</w:t>
+      </w:r>
+      <w:proofErr w:type="spellEnd"/>
+      <w:r>
+        <w:rPr>
+          <w:sz w:val="28"/>
+          <w:lang w:val="ru-RU"/>
+        </w:rPr>
+        <w:t xml:space="preserve">3 = 1, </w:t>
+      </w:r>
+      <w:proofErr w:type="spellStart"/>
+      <w:r>
+        <w:rPr>
+          <w:sz w:val="28"/>
+        </w:rPr>
+        <w:t>i</w:t>
+      </w:r>
+      <w:proofErr w:type="spellEnd"/>
+      <w:r>
+        <w:rPr>
+          <w:sz w:val="28"/>
+          <w:lang w:val="ru-RU"/>
+        </w:rPr>
+        <w:t>4 = 0.</w:t>
+      </w:r>
+    </w:p>
+    <w:p>
+      <w:pPr>
+        <w:spacing w:line="240" w:lineRule="auto"/>
         <w:ind w:firstLine="0"/>
         <w:jc w:val="left"/>
       </w:pPr>
       <w:r>
         <w:rPr>
           <w:rFonts w:ascii="Courier New" w:hAnsi="Courier New" w:cs="Courier New"/>
-          <w:sz w:val="24"/>
         </w:rPr>
         <w:t>s1 = r1 ⊕ i1 ⊕ i2 ⊕ i4 = 0 ⊕ 0 ⊕ 0 ⊕ 0 = 0</w:t>
       </w:r>
     </w:p>
     <w:p>
       <w:pPr>
-        <w:spacing w:before="0" w:after="0" w:line="240" w:lineRule="auto"/>
+        <w:spacing w:line="240" w:lineRule="auto"/>
         <w:ind w:firstLine="0"/>
         <w:jc w:val="left"/>
       </w:pPr>
       <w:r>
         <w:rPr>
           <w:rFonts w:ascii="Courier New" w:hAnsi="Courier New" w:cs="Courier New"/>
-          <w:sz w:val="24"/>
         </w:rPr>
         <w:t>s2 = r2 ⊕ i1 ⊕ i3 ⊕ i4 = 0 ⊕ 0 ⊕ 1 ⊕ 0 = 1</w:t>
       </w:r>
     </w:p>
     <w:p>
       <w:pPr>
-        <w:spacing w:before="0" w:after="0" w:line="240" w:lineRule="auto"/>
+        <w:spacing w:line="240" w:lineRule="auto"/>
         <w:ind w:firstLine="0"/>
         <w:jc w:val="left"/>
       </w:pPr>
       <w:r>
         <w:rPr>
           <w:rFonts w:ascii="Courier New" w:hAnsi="Courier New" w:cs="Courier New"/>
-          <w:sz w:val="24"/>
         </w:rPr>
         <w:t>s3 = r3 ⊕ i2 ⊕ i3 ⊕ i4 = 0 ⊕ 0 ⊕ 1 ⊕ 0 = 1</w:t>
       </w:r>
     </w:p>
     <w:p>
       <w:pPr>
-        <w:ind w:firstLine="709"/>
-        <w:jc w:val="both"/>
-      </w:pPr>
-      <w:r>
-        <w:rPr>
-          <w:rFonts w:ascii="Times New Roman" w:hAnsi="Times New Roman"/>
-          <w:b w:val="0"/>
-          <w:sz w:val="28"/>
-        </w:rPr>
-        <w:t>Синдром S = (0, 1, 1) ≠ 0, ошибка в бите номер 0 + 2·1 + 4·1 = 6, это бит i3. По рисунку 1 позиция 6 — единственная, которую проверяют s2 и s3 и не проверяет s1. Инвертируем i3: 1 → 0.</w:t>
-      </w:r>
-    </w:p>
-    <w:p>
-      <w:pPr>
-        <w:ind w:firstLine="709"/>
-        <w:jc w:val="both"/>
-      </w:pPr>
-      <w:r>
-        <w:rPr>
-          <w:rFonts w:ascii="Times New Roman" w:hAnsi="Times New Roman"/>
-          <w:b w:val="0"/>
-          <w:sz w:val="28"/>
-        </w:rPr>
-        <w:t>Правильное сообщение: 0 0 0 0 0 0 0. Информационные биты (i1 i2 i3 i4): 0000.</w:t>
+        <w:rPr>
+          <w:lang w:val="ru-RU"/>
+        </w:rPr>
+      </w:pPr>
+      <w:r>
+        <w:rPr>
+          <w:sz w:val="28"/>
+        </w:rPr>
+        <w:t xml:space="preserve">Синдром S = (0, 1, 1) ≠ 0, ошибка в бите номер 0 + 2·1 + 4·1 = 6, это бит i3. </w:t>
+      </w:r>
+      <w:r>
+        <w:rPr>
+          <w:sz w:val="28"/>
+          <w:lang w:val="ru-RU"/>
+        </w:rPr>
+        <w:t xml:space="preserve">По рисунку 1 позиция 6 — единственная, которую проверяют </w:t>
+      </w:r>
+      <w:r>
+        <w:rPr>
+          <w:sz w:val="28"/>
+        </w:rPr>
+        <w:t>s</w:t>
+      </w:r>
+      <w:r>
+        <w:rPr>
+          <w:sz w:val="28"/>
+          <w:lang w:val="ru-RU"/>
+        </w:rPr>
+        <w:t xml:space="preserve">2 и </w:t>
+      </w:r>
+      <w:r>
+        <w:rPr>
+          <w:sz w:val="28"/>
+        </w:rPr>
+        <w:t>s</w:t>
+      </w:r>
+      <w:r>
+        <w:rPr>
+          <w:sz w:val="28"/>
+          <w:lang w:val="ru-RU"/>
+        </w:rPr>
+        <w:t xml:space="preserve">3 и не проверяет </w:t>
+      </w:r>
+      <w:r>
+        <w:rPr>
+          <w:sz w:val="28"/>
+        </w:rPr>
+        <w:t>s</w:t>
+      </w:r>
+      <w:r>
+        <w:rPr>
+          <w:sz w:val="28"/>
+          <w:lang w:val="ru-RU"/>
+        </w:rPr>
+        <w:t xml:space="preserve">1. Инвертируем </w:t>
+      </w:r>
+      <w:proofErr w:type="spellStart"/>
+      <w:r>
+        <w:rPr>
+          <w:sz w:val="28"/>
+        </w:rPr>
+        <w:t>i</w:t>
+      </w:r>
+      <w:proofErr w:type="spellEnd"/>
+      <w:r>
+        <w:rPr>
+          <w:sz w:val="28"/>
+          <w:lang w:val="ru-RU"/>
+        </w:rPr>
+        <w:t>3: 1 → 0.</w:t>
+      </w:r>
+    </w:p>
+    <w:p>
+      <w:pPr>
+        <w:rPr>
+          <w:lang w:val="ru-RU"/>
+        </w:rPr>
+      </w:pPr>
+      <w:r>
+        <w:rPr>
+          <w:sz w:val="28"/>
+          <w:lang w:val="ru-RU"/>
+        </w:rPr>
+        <w:t>Правильное сообщение: 0 0 0 0 0 0 0. Информационные биты (</w:t>
+      </w:r>
+      <w:proofErr w:type="spellStart"/>
+      <w:r>
+        <w:rPr>
+          <w:sz w:val="28"/>
+        </w:rPr>
+        <w:t>i</w:t>
+      </w:r>
+      <w:proofErr w:type="spellEnd"/>
+      <w:r>
+        <w:rPr>
+          <w:sz w:val="28"/>
+          <w:lang w:val="ru-RU"/>
+        </w:rPr>
+        <w:t xml:space="preserve">1 </w:t>
+      </w:r>
+      <w:proofErr w:type="spellStart"/>
+      <w:r>
+        <w:rPr>
+          <w:sz w:val="28"/>
+        </w:rPr>
+        <w:t>i</w:t>
+      </w:r>
+      <w:proofErr w:type="spellEnd"/>
+      <w:r>
+        <w:rPr>
+          <w:sz w:val="28"/>
+          <w:lang w:val="ru-RU"/>
+        </w:rPr>
+        <w:t xml:space="preserve">2 </w:t>
+      </w:r>
+      <w:proofErr w:type="spellStart"/>
+      <w:r>
+        <w:rPr>
+          <w:sz w:val="28"/>
+        </w:rPr>
+        <w:t>i</w:t>
+      </w:r>
+      <w:proofErr w:type="spellEnd"/>
+      <w:r>
+        <w:rPr>
+          <w:sz w:val="28"/>
+          <w:lang w:val="ru-RU"/>
+        </w:rPr>
+        <w:t xml:space="preserve">3 </w:t>
+      </w:r>
+      <w:proofErr w:type="spellStart"/>
+      <w:r>
+        <w:rPr>
+          <w:sz w:val="28"/>
+        </w:rPr>
+        <w:t>i</w:t>
+      </w:r>
+      <w:proofErr w:type="spellEnd"/>
+      <w:r>
+        <w:rPr>
+          <w:sz w:val="28"/>
+          <w:lang w:val="ru-RU"/>
+        </w:rPr>
+        <w:t>4): 0000.</w:t>
       </w:r>
     </w:p>
     <w:p>
       <w:pPr>
         <w:pStyle w:val="21"/>
       </w:pPr>
-      <w:r>
-        <w:t>3. Сообщение №41: 1110010</w:t>
-      </w:r>
-    </w:p>
-    <w:p>
-      <w:pPr>
-        <w:ind w:firstLine="709"/>
-        <w:jc w:val="both"/>
-      </w:pPr>
-      <w:r>
-        <w:rPr>
-          <w:rFonts w:ascii="Times New Roman" w:hAnsi="Times New Roman"/>
-          <w:b w:val="0"/>
+      <w:bookmarkStart w:id="4" w:name="_Toc242345763"/>
+      <w:r>
+        <w:lastRenderedPageBreak/>
+        <w:t xml:space="preserve">3. </w:t>
+      </w:r>
+      <w:proofErr w:type="spellStart"/>
+      <w:r>
+        <w:t>Сообщение</w:t>
+      </w:r>
+      <w:proofErr w:type="spellEnd"/>
+      <w:r>
+        <w:t xml:space="preserve"> №41: 1110010</w:t>
+      </w:r>
+      <w:bookmarkEnd w:id="4"/>
+    </w:p>
+    <w:p>
+      <w:r>
+        <w:rPr>
           <w:sz w:val="28"/>
         </w:rPr>
         <w:t>Биты: r1 = 1, r2 = 1, i1 = 1, r3 = 0, i2 = 0, i3 = 1, i4 = 0.</w:t>
@@ -1242,91 +2806,212 @@
     </w:p>
     <w:p>
       <w:pPr>
-        <w:spacing w:before="0" w:after="0" w:line="240" w:lineRule="auto"/>
+        <w:spacing w:line="240" w:lineRule="auto"/>
         <w:ind w:firstLine="0"/>
         <w:jc w:val="left"/>
       </w:pPr>
       <w:r>
         <w:rPr>
           <w:rFonts w:ascii="Courier New" w:hAnsi="Courier New" w:cs="Courier New"/>
-          <w:sz w:val="24"/>
         </w:rPr>
         <w:t>s1 = r1 ⊕ i1 ⊕ i2 ⊕ i4 = 1 ⊕ 1 ⊕ 0 ⊕ 0 = 0</w:t>
       </w:r>
     </w:p>
     <w:p>
       <w:pPr>
-        <w:spacing w:before="0" w:after="0" w:line="240" w:lineRule="auto"/>
+        <w:spacing w:line="240" w:lineRule="auto"/>
         <w:ind w:firstLine="0"/>
         <w:jc w:val="left"/>
       </w:pPr>
       <w:r>
         <w:rPr>
           <w:rFonts w:ascii="Courier New" w:hAnsi="Courier New" w:cs="Courier New"/>
-          <w:sz w:val="24"/>
         </w:rPr>
         <w:t>s2 = r2 ⊕ i1 ⊕ i3 ⊕ i4 = 1 ⊕ 1 ⊕ 1 ⊕ 0 = 1</w:t>
       </w:r>
     </w:p>
     <w:p>
       <w:pPr>
-        <w:spacing w:before="0" w:after="0" w:line="240" w:lineRule="auto"/>
+        <w:spacing w:line="240" w:lineRule="auto"/>
         <w:ind w:firstLine="0"/>
         <w:jc w:val="left"/>
       </w:pPr>
       <w:r>
         <w:rPr>
           <w:rFonts w:ascii="Courier New" w:hAnsi="Courier New" w:cs="Courier New"/>
-          <w:sz w:val="24"/>
         </w:rPr>
         <w:t>s3 = r3 ⊕ i2 ⊕ i3 ⊕ i4 = 0 ⊕ 0 ⊕ 1 ⊕ 0 = 1</w:t>
       </w:r>
     </w:p>
     <w:p>
       <w:pPr>
-        <w:ind w:firstLine="709"/>
-        <w:jc w:val="both"/>
-      </w:pPr>
-      <w:r>
-        <w:rPr>
-          <w:rFonts w:ascii="Times New Roman" w:hAnsi="Times New Roman"/>
-          <w:b w:val="0"/>
-          <w:sz w:val="28"/>
-        </w:rPr>
-        <w:t>Синдром S = (0, 1, 1) ≠ 0, ошибка в бите номер 0 + 2·1 + 4·1 = 6, это бит i3. По рисунку 1 позиция 6 — единственная, которую проверяют s2 и s3 и не проверяет s1. Инвертируем i3: 1 → 0.</w:t>
-      </w:r>
-    </w:p>
-    <w:p>
-      <w:pPr>
-        <w:ind w:firstLine="709"/>
-        <w:jc w:val="both"/>
-      </w:pPr>
-      <w:r>
-        <w:rPr>
-          <w:rFonts w:ascii="Times New Roman" w:hAnsi="Times New Roman"/>
-          <w:b w:val="0"/>
-          <w:sz w:val="28"/>
-        </w:rPr>
-        <w:t>Правильное сообщение: 1 1 1 0 0 0 0. Информационные биты (i1 i2 i3 i4): 1000.</w:t>
+        <w:rPr>
+          <w:lang w:val="ru-RU"/>
+        </w:rPr>
+      </w:pPr>
+      <w:r>
+        <w:rPr>
+          <w:sz w:val="28"/>
+        </w:rPr>
+        <w:t xml:space="preserve">Синдром S = (0, 1, 1) ≠ 0, ошибка в бите номер 0 + 2·1 + 4·1 = 6, это бит i3. </w:t>
+      </w:r>
+      <w:r>
+        <w:rPr>
+          <w:sz w:val="28"/>
+          <w:lang w:val="ru-RU"/>
+        </w:rPr>
+        <w:t xml:space="preserve">По рисунку 1 позиция 6 — единственная, которую проверяют </w:t>
+      </w:r>
+      <w:r>
+        <w:rPr>
+          <w:sz w:val="28"/>
+        </w:rPr>
+        <w:t>s</w:t>
+      </w:r>
+      <w:r>
+        <w:rPr>
+          <w:sz w:val="28"/>
+          <w:lang w:val="ru-RU"/>
+        </w:rPr>
+        <w:t xml:space="preserve">2 и </w:t>
+      </w:r>
+      <w:r>
+        <w:rPr>
+          <w:sz w:val="28"/>
+        </w:rPr>
+        <w:t>s</w:t>
+      </w:r>
+      <w:r>
+        <w:rPr>
+          <w:sz w:val="28"/>
+          <w:lang w:val="ru-RU"/>
+        </w:rPr>
+        <w:t xml:space="preserve">3 и не проверяет </w:t>
+      </w:r>
+      <w:r>
+        <w:rPr>
+          <w:sz w:val="28"/>
+        </w:rPr>
+        <w:t>s</w:t>
+      </w:r>
+      <w:r>
+        <w:rPr>
+          <w:sz w:val="28"/>
+          <w:lang w:val="ru-RU"/>
+        </w:rPr>
+        <w:t xml:space="preserve">1. Инвертируем </w:t>
+      </w:r>
+      <w:proofErr w:type="spellStart"/>
+      <w:r>
+        <w:rPr>
+          <w:sz w:val="28"/>
+        </w:rPr>
+        <w:t>i</w:t>
+      </w:r>
+      <w:proofErr w:type="spellEnd"/>
+      <w:r>
+        <w:rPr>
+          <w:sz w:val="28"/>
+          <w:lang w:val="ru-RU"/>
+        </w:rPr>
+        <w:t>3: 1 → 0.</w:t>
+      </w:r>
+    </w:p>
+    <w:p>
+      <w:pPr>
+        <w:rPr>
+          <w:lang w:val="ru-RU"/>
+        </w:rPr>
+      </w:pPr>
+      <w:r>
+        <w:rPr>
+          <w:sz w:val="28"/>
+          <w:lang w:val="ru-RU"/>
+        </w:rPr>
+        <w:t>Правильное сообщение: 1 1 1 0 0 0 0. Информационные биты (</w:t>
+      </w:r>
+      <w:proofErr w:type="spellStart"/>
+      <w:r>
+        <w:rPr>
+          <w:sz w:val="28"/>
+        </w:rPr>
+        <w:t>i</w:t>
+      </w:r>
+      <w:proofErr w:type="spellEnd"/>
+      <w:r>
+        <w:rPr>
+          <w:sz w:val="28"/>
+          <w:lang w:val="ru-RU"/>
+        </w:rPr>
+        <w:t xml:space="preserve">1 </w:t>
+      </w:r>
+      <w:proofErr w:type="spellStart"/>
+      <w:r>
+        <w:rPr>
+          <w:sz w:val="28"/>
+        </w:rPr>
+        <w:t>i</w:t>
+      </w:r>
+      <w:proofErr w:type="spellEnd"/>
+      <w:r>
+        <w:rPr>
+          <w:sz w:val="28"/>
+          <w:lang w:val="ru-RU"/>
+        </w:rPr>
+        <w:t xml:space="preserve">2 </w:t>
+      </w:r>
+      <w:proofErr w:type="spellStart"/>
+      <w:r>
+        <w:rPr>
+          <w:sz w:val="28"/>
+        </w:rPr>
+        <w:t>i</w:t>
+      </w:r>
+      <w:proofErr w:type="spellEnd"/>
+      <w:r>
+        <w:rPr>
+          <w:sz w:val="28"/>
+          <w:lang w:val="ru-RU"/>
+        </w:rPr>
+        <w:t xml:space="preserve">3 </w:t>
+      </w:r>
+      <w:proofErr w:type="spellStart"/>
+      <w:r>
+        <w:rPr>
+          <w:sz w:val="28"/>
+        </w:rPr>
+        <w:t>i</w:t>
+      </w:r>
+      <w:proofErr w:type="spellEnd"/>
+      <w:r>
+        <w:rPr>
+          <w:sz w:val="28"/>
+          <w:lang w:val="ru-RU"/>
+        </w:rPr>
+        <w:t>4): 1000.</w:t>
       </w:r>
     </w:p>
     <w:p>
       <w:pPr>
         <w:pStyle w:val="21"/>
       </w:pPr>
-      <w:r>
-        <w:t>4. Сообщение №63: 0110100</w:t>
-      </w:r>
-    </w:p>
-    <w:p>
-      <w:pPr>
-        <w:ind w:firstLine="709"/>
-        <w:jc w:val="both"/>
-      </w:pPr>
-      <w:r>
-        <w:rPr>
-          <w:rFonts w:ascii="Times New Roman" w:hAnsi="Times New Roman"/>
-          <w:b w:val="0"/>
+      <w:bookmarkStart w:id="5" w:name="_Toc242345764"/>
+      <w:r>
+        <w:t xml:space="preserve">4. </w:t>
+      </w:r>
+      <w:proofErr w:type="spellStart"/>
+      <w:r>
+        <w:t>Сообщение</w:t>
+      </w:r>
+      <w:proofErr w:type="spellEnd"/>
+      <w:r>
+        <w:t xml:space="preserve"> №63: 0110100</w:t>
+      </w:r>
+      <w:bookmarkEnd w:id="5"/>
+    </w:p>
+    <w:p>
+      <w:r>
+        <w:rPr>
           <w:sz w:val="28"/>
         </w:rPr>
         <w:t>Биты: r1 = 0, r2 = 1, i1 = 1, r3 = 0, i2 = 1, i3 = 0, i4 = 0.</w:t>
@@ -1334,91 +3019,210 @@
     </w:p>
     <w:p>
       <w:pPr>
-        <w:spacing w:before="0" w:after="0" w:line="240" w:lineRule="auto"/>
+        <w:spacing w:line="240" w:lineRule="auto"/>
         <w:ind w:firstLine="0"/>
         <w:jc w:val="left"/>
       </w:pPr>
       <w:r>
         <w:rPr>
           <w:rFonts w:ascii="Courier New" w:hAnsi="Courier New" w:cs="Courier New"/>
-          <w:sz w:val="24"/>
         </w:rPr>
         <w:t>s1 = r1 ⊕ i1 ⊕ i2 ⊕ i4 = 0 ⊕ 1 ⊕ 1 ⊕ 0 = 0</w:t>
       </w:r>
     </w:p>
     <w:p>
       <w:pPr>
-        <w:spacing w:before="0" w:after="0" w:line="240" w:lineRule="auto"/>
+        <w:spacing w:line="240" w:lineRule="auto"/>
         <w:ind w:firstLine="0"/>
         <w:jc w:val="left"/>
       </w:pPr>
       <w:r>
         <w:rPr>
           <w:rFonts w:ascii="Courier New" w:hAnsi="Courier New" w:cs="Courier New"/>
-          <w:sz w:val="24"/>
         </w:rPr>
         <w:t>s2 = r2 ⊕ i1 ⊕ i3 ⊕ i4 = 1 ⊕ 1 ⊕ 0 ⊕ 0 = 0</w:t>
       </w:r>
     </w:p>
     <w:p>
       <w:pPr>
-        <w:spacing w:before="0" w:after="0" w:line="240" w:lineRule="auto"/>
+        <w:spacing w:line="240" w:lineRule="auto"/>
         <w:ind w:firstLine="0"/>
         <w:jc w:val="left"/>
       </w:pPr>
       <w:r>
         <w:rPr>
           <w:rFonts w:ascii="Courier New" w:hAnsi="Courier New" w:cs="Courier New"/>
-          <w:sz w:val="24"/>
         </w:rPr>
         <w:t>s3 = r3 ⊕ i2 ⊕ i3 ⊕ i4 = 0 ⊕ 1 ⊕ 0 ⊕ 0 = 1</w:t>
       </w:r>
     </w:p>
     <w:p>
       <w:pPr>
-        <w:ind w:firstLine="709"/>
-        <w:jc w:val="both"/>
-      </w:pPr>
-      <w:r>
-        <w:rPr>
-          <w:rFonts w:ascii="Times New Roman" w:hAnsi="Times New Roman"/>
-          <w:b w:val="0"/>
-          <w:sz w:val="28"/>
-        </w:rPr>
-        <w:t>Синдром S = (0, 0, 1) ≠ 0, ошибка в бите номер 0 + 2·0 + 4·1 = 4, это бит r3. По рисунку 1 позиция 4 — единственная, которую проверяют s3 и не проверяет s1 и s2. Инвертируем r3: 0 → 1.</w:t>
-      </w:r>
-    </w:p>
-    <w:p>
-      <w:pPr>
-        <w:ind w:firstLine="709"/>
-        <w:jc w:val="both"/>
-      </w:pPr>
-      <w:r>
-        <w:rPr>
-          <w:rFonts w:ascii="Times New Roman" w:hAnsi="Times New Roman"/>
-          <w:b w:val="0"/>
-          <w:sz w:val="28"/>
-        </w:rPr>
-        <w:t>Правильное сообщение: 0 1 1 1 1 0 0. Информационные биты (i1 i2 i3 i4): 1100.</w:t>
+        <w:rPr>
+          <w:lang w:val="ru-RU"/>
+        </w:rPr>
+      </w:pPr>
+      <w:r>
+        <w:rPr>
+          <w:sz w:val="28"/>
+        </w:rPr>
+        <w:t xml:space="preserve">Синдром S = (0, 0, 1) ≠ 0, ошибка в бите номер 0 + 2·0 + 4·1 = 4, это бит r3. </w:t>
+      </w:r>
+      <w:r>
+        <w:rPr>
+          <w:sz w:val="28"/>
+          <w:lang w:val="ru-RU"/>
+        </w:rPr>
+        <w:t xml:space="preserve">По рисунку 1 позиция 4 — единственная, которую проверяют </w:t>
+      </w:r>
+      <w:r>
+        <w:rPr>
+          <w:sz w:val="28"/>
+        </w:rPr>
+        <w:t>s</w:t>
+      </w:r>
+      <w:r>
+        <w:rPr>
+          <w:sz w:val="28"/>
+          <w:lang w:val="ru-RU"/>
+        </w:rPr>
+        <w:t xml:space="preserve">3 и не проверяет </w:t>
+      </w:r>
+      <w:r>
+        <w:rPr>
+          <w:sz w:val="28"/>
+        </w:rPr>
+        <w:t>s</w:t>
+      </w:r>
+      <w:r>
+        <w:rPr>
+          <w:sz w:val="28"/>
+          <w:lang w:val="ru-RU"/>
+        </w:rPr>
+        <w:t xml:space="preserve">1 и </w:t>
+      </w:r>
+      <w:r>
+        <w:rPr>
+          <w:sz w:val="28"/>
+        </w:rPr>
+        <w:t>s</w:t>
+      </w:r>
+      <w:r>
+        <w:rPr>
+          <w:sz w:val="28"/>
+          <w:lang w:val="ru-RU"/>
+        </w:rPr>
+        <w:t xml:space="preserve">2. Инвертируем </w:t>
+      </w:r>
+      <w:r>
+        <w:rPr>
+          <w:sz w:val="28"/>
+        </w:rPr>
+        <w:t>r</w:t>
+      </w:r>
+      <w:r>
+        <w:rPr>
+          <w:sz w:val="28"/>
+          <w:lang w:val="ru-RU"/>
+        </w:rPr>
+        <w:t>3: 0 → 1.</w:t>
+      </w:r>
+    </w:p>
+    <w:p>
+      <w:pPr>
+        <w:rPr>
+          <w:lang w:val="ru-RU"/>
+        </w:rPr>
+      </w:pPr>
+      <w:r>
+        <w:rPr>
+          <w:sz w:val="28"/>
+          <w:lang w:val="ru-RU"/>
+        </w:rPr>
+        <w:t>Правильное сообщение: 0 1 1 1 1 0 0. Информационные биты (</w:t>
+      </w:r>
+      <w:proofErr w:type="spellStart"/>
+      <w:r>
+        <w:rPr>
+          <w:sz w:val="28"/>
+        </w:rPr>
+        <w:t>i</w:t>
+      </w:r>
+      <w:proofErr w:type="spellEnd"/>
+      <w:r>
+        <w:rPr>
+          <w:sz w:val="28"/>
+          <w:lang w:val="ru-RU"/>
+        </w:rPr>
+        <w:t xml:space="preserve">1 </w:t>
+      </w:r>
+      <w:proofErr w:type="spellStart"/>
+      <w:r>
+        <w:rPr>
+          <w:sz w:val="28"/>
+        </w:rPr>
+        <w:t>i</w:t>
+      </w:r>
+      <w:proofErr w:type="spellEnd"/>
+      <w:r>
+        <w:rPr>
+          <w:sz w:val="28"/>
+          <w:lang w:val="ru-RU"/>
+        </w:rPr>
+        <w:t xml:space="preserve">2 </w:t>
+      </w:r>
+      <w:proofErr w:type="spellStart"/>
+      <w:r>
+        <w:rPr>
+          <w:sz w:val="28"/>
+        </w:rPr>
+        <w:t>i</w:t>
+      </w:r>
+      <w:proofErr w:type="spellEnd"/>
+      <w:r>
+        <w:rPr>
+          <w:sz w:val="28"/>
+          <w:lang w:val="ru-RU"/>
+        </w:rPr>
+        <w:t xml:space="preserve">3 </w:t>
+      </w:r>
+      <w:proofErr w:type="spellStart"/>
+      <w:r>
+        <w:rPr>
+          <w:sz w:val="28"/>
+        </w:rPr>
+        <w:t>i</w:t>
+      </w:r>
+      <w:proofErr w:type="spellEnd"/>
+      <w:r>
+        <w:rPr>
+          <w:sz w:val="28"/>
+          <w:lang w:val="ru-RU"/>
+        </w:rPr>
+        <w:t>4): 1100.</w:t>
       </w:r>
     </w:p>
     <w:p>
       <w:pPr>
         <w:pStyle w:val="21"/>
       </w:pPr>
-      <w:r>
-        <w:t>5. Сообщение №85: 0000110</w:t>
-      </w:r>
-    </w:p>
-    <w:p>
-      <w:pPr>
-        <w:ind w:firstLine="709"/>
-        <w:jc w:val="both"/>
-      </w:pPr>
-      <w:r>
-        <w:rPr>
-          <w:rFonts w:ascii="Times New Roman" w:hAnsi="Times New Roman"/>
-          <w:b w:val="0"/>
+      <w:bookmarkStart w:id="6" w:name="_Toc242345765"/>
+      <w:r>
+        <w:t xml:space="preserve">5. </w:t>
+      </w:r>
+      <w:proofErr w:type="spellStart"/>
+      <w:r>
+        <w:t>Сообщение</w:t>
+      </w:r>
+      <w:proofErr w:type="spellEnd"/>
+      <w:r>
+        <w:t xml:space="preserve"> №85: 0000110</w:t>
+      </w:r>
+      <w:bookmarkEnd w:id="6"/>
+    </w:p>
+    <w:p>
+      <w:r>
+        <w:rPr>
           <w:sz w:val="28"/>
         </w:rPr>
         <w:t>Биты: r1 = 0, r2 = 0, i1 = 0, r3 = 0, i2 = 1, i3 = 1, i4 = 0.</w:t>
@@ -1426,94 +3230,389 @@
     </w:p>
     <w:p>
       <w:pPr>
-        <w:spacing w:before="0" w:after="0" w:line="240" w:lineRule="auto"/>
+        <w:spacing w:line="240" w:lineRule="auto"/>
         <w:ind w:firstLine="0"/>
         <w:jc w:val="left"/>
       </w:pPr>
       <w:r>
         <w:rPr>
           <w:rFonts w:ascii="Courier New" w:hAnsi="Courier New" w:cs="Courier New"/>
-          <w:sz w:val="24"/>
         </w:rPr>
         <w:t>s1 = r1 ⊕ i1 ⊕ i2 ⊕ i4 = 0 ⊕ 0 ⊕ 1 ⊕ 0 = 1</w:t>
       </w:r>
     </w:p>
     <w:p>
       <w:pPr>
-        <w:spacing w:before="0" w:after="0" w:line="240" w:lineRule="auto"/>
+        <w:spacing w:line="240" w:lineRule="auto"/>
         <w:ind w:firstLine="0"/>
         <w:jc w:val="left"/>
       </w:pPr>
       <w:r>
         <w:rPr>
           <w:rFonts w:ascii="Courier New" w:hAnsi="Courier New" w:cs="Courier New"/>
-          <w:sz w:val="24"/>
         </w:rPr>
         <w:t>s2 = r2 ⊕ i1 ⊕ i3 ⊕ i4 = 0 ⊕ 0 ⊕ 1 ⊕ 0 = 1</w:t>
       </w:r>
     </w:p>
     <w:p>
       <w:pPr>
-        <w:spacing w:before="0" w:after="0" w:line="240" w:lineRule="auto"/>
+        <w:spacing w:line="240" w:lineRule="auto"/>
         <w:ind w:firstLine="0"/>
         <w:jc w:val="left"/>
       </w:pPr>
       <w:r>
         <w:rPr>
           <w:rFonts w:ascii="Courier New" w:hAnsi="Courier New" w:cs="Courier New"/>
-          <w:sz w:val="24"/>
         </w:rPr>
         <w:t>s3 = r3 ⊕ i2 ⊕ i3 ⊕ i4 = 0 ⊕ 1 ⊕ 1 ⊕ 0 = 0</w:t>
       </w:r>
     </w:p>
     <w:p>
       <w:pPr>
-        <w:ind w:firstLine="709"/>
-        <w:jc w:val="both"/>
-      </w:pPr>
-      <w:r>
-        <w:rPr>
-          <w:rFonts w:ascii="Times New Roman" w:hAnsi="Times New Roman"/>
-          <w:b w:val="0"/>
-          <w:sz w:val="28"/>
-        </w:rPr>
-        <w:t>Синдром S = (1, 1, 0) ≠ 0, ошибка в бите номер 1 + 2·1 + 4·0 = 3, это бит i1. По рисунку 1 позиция 3 — единственная, которую проверяют s1 и s2 и не проверяет s3. Инвертируем i1: 0 → 1.</w:t>
-      </w:r>
-    </w:p>
-    <w:p>
-      <w:pPr>
-        <w:ind w:firstLine="709"/>
-        <w:jc w:val="both"/>
-      </w:pPr>
-      <w:r>
-        <w:rPr>
-          <w:rFonts w:ascii="Times New Roman" w:hAnsi="Times New Roman"/>
-          <w:b w:val="0"/>
-          <w:sz w:val="28"/>
-        </w:rPr>
-        <w:t>Правильное сообщение: 0 0 1 0 1 1 0. Информационные биты (i1 i2 i3 i4): 1110.</w:t>
+        <w:rPr>
+          <w:lang w:val="ru-RU"/>
+        </w:rPr>
+      </w:pPr>
+      <w:r>
+        <w:rPr>
+          <w:sz w:val="28"/>
+        </w:rPr>
+        <w:t xml:space="preserve">Синдром S = (1, 1, 0) ≠ 0, ошибка в бите номер 1 + 2·1 + 4·0 = 3, это бит i1. </w:t>
+      </w:r>
+      <w:r>
+        <w:rPr>
+          <w:sz w:val="28"/>
+          <w:lang w:val="ru-RU"/>
+        </w:rPr>
+        <w:t xml:space="preserve">По рисунку 1 позиция 3 — единственная, которую проверяют </w:t>
+      </w:r>
+      <w:r>
+        <w:rPr>
+          <w:sz w:val="28"/>
+        </w:rPr>
+        <w:t>s</w:t>
+      </w:r>
+      <w:r>
+        <w:rPr>
+          <w:sz w:val="28"/>
+          <w:lang w:val="ru-RU"/>
+        </w:rPr>
+        <w:t xml:space="preserve">1 и </w:t>
+      </w:r>
+      <w:r>
+        <w:rPr>
+          <w:sz w:val="28"/>
+        </w:rPr>
+        <w:t>s</w:t>
+      </w:r>
+      <w:r>
+        <w:rPr>
+          <w:sz w:val="28"/>
+          <w:lang w:val="ru-RU"/>
+        </w:rPr>
+        <w:t xml:space="preserve">2 и не проверяет </w:t>
+      </w:r>
+      <w:r>
+        <w:rPr>
+          <w:sz w:val="28"/>
+        </w:rPr>
+        <w:t>s</w:t>
+      </w:r>
+      <w:r>
+        <w:rPr>
+          <w:sz w:val="28"/>
+          <w:lang w:val="ru-RU"/>
+        </w:rPr>
+        <w:t xml:space="preserve">3. Инвертируем </w:t>
+      </w:r>
+      <w:proofErr w:type="spellStart"/>
+      <w:r>
+        <w:rPr>
+          <w:sz w:val="28"/>
+        </w:rPr>
+        <w:t>i</w:t>
+      </w:r>
+      <w:proofErr w:type="spellEnd"/>
+      <w:r>
+        <w:rPr>
+          <w:sz w:val="28"/>
+          <w:lang w:val="ru-RU"/>
+        </w:rPr>
+        <w:t>1: 0 → 1.</w:t>
+      </w:r>
+    </w:p>
+    <w:p>
+      <w:pPr>
+        <w:rPr>
+          <w:lang w:val="ru-RU"/>
+        </w:rPr>
+      </w:pPr>
+      <w:r>
+        <w:rPr>
+          <w:sz w:val="28"/>
+          <w:lang w:val="ru-RU"/>
+        </w:rPr>
+        <w:t>Правильное сообщение: 0 0 1 0 1 1 0. Информационные биты (</w:t>
+      </w:r>
+      <w:proofErr w:type="spellStart"/>
+      <w:r>
+        <w:rPr>
+          <w:sz w:val="28"/>
+        </w:rPr>
+        <w:t>i</w:t>
+      </w:r>
+      <w:proofErr w:type="spellEnd"/>
+      <w:r>
+        <w:rPr>
+          <w:sz w:val="28"/>
+          <w:lang w:val="ru-RU"/>
+        </w:rPr>
+        <w:t xml:space="preserve">1 </w:t>
+      </w:r>
+      <w:proofErr w:type="spellStart"/>
+      <w:r>
+        <w:rPr>
+          <w:sz w:val="28"/>
+        </w:rPr>
+        <w:t>i</w:t>
+      </w:r>
+      <w:proofErr w:type="spellEnd"/>
+      <w:r>
+        <w:rPr>
+          <w:sz w:val="28"/>
+          <w:lang w:val="ru-RU"/>
+        </w:rPr>
+        <w:t xml:space="preserve">2 </w:t>
+      </w:r>
+      <w:proofErr w:type="spellStart"/>
+      <w:r>
+        <w:rPr>
+          <w:sz w:val="28"/>
+        </w:rPr>
+        <w:t>i</w:t>
+      </w:r>
+      <w:proofErr w:type="spellEnd"/>
+      <w:r>
+        <w:rPr>
+          <w:sz w:val="28"/>
+          <w:lang w:val="ru-RU"/>
+        </w:rPr>
+        <w:t xml:space="preserve">3 </w:t>
+      </w:r>
+      <w:proofErr w:type="spellStart"/>
+      <w:r>
+        <w:rPr>
+          <w:sz w:val="28"/>
+        </w:rPr>
+        <w:t>i</w:t>
+      </w:r>
+      <w:proofErr w:type="spellEnd"/>
+      <w:r>
+        <w:rPr>
+          <w:sz w:val="28"/>
+          <w:lang w:val="ru-RU"/>
+        </w:rPr>
+        <w:t>4): 1110.</w:t>
       </w:r>
     </w:p>
     <w:p>
       <w:pPr>
         <w:pStyle w:val="21"/>
-      </w:pPr>
-      <w:r>
+        <w:rPr>
+          <w:lang w:val="ru-RU"/>
+        </w:rPr>
+      </w:pPr>
+      <w:bookmarkStart w:id="7" w:name="_Toc242345766"/>
+      <w:r>
+        <w:rPr>
+          <w:lang w:val="ru-RU"/>
+        </w:rPr>
+        <w:lastRenderedPageBreak/>
         <w:t>6. Схема декодирования кода Хэмминга (15;11)</w:t>
       </w:r>
-    </w:p>
-    <w:p>
-      <w:pPr>
-        <w:ind w:firstLine="709"/>
-        <w:jc w:val="both"/>
-      </w:pPr>
-      <w:r>
-        <w:rPr>
-          <w:rFonts w:ascii="Times New Roman" w:hAnsi="Times New Roman"/>
-          <w:b w:val="0"/>
-          <w:sz w:val="28"/>
-        </w:rPr>
-        <w:t>Для кода (15;11) проверочные биты r1, r2, r3, r4 стоят на позициях 1, 2, 4, 8. Схема декодирования показана на рисунке 2. Синдром S = (s1, s2, s3, s4), номер ошибочного бита равен s1 + 2·s2 + 4·s3 + 8·s4 [1, 2].</w:t>
+      <w:bookmarkEnd w:id="7"/>
+    </w:p>
+    <w:p>
+      <w:pPr>
+        <w:rPr>
+          <w:lang w:val="ru-RU"/>
+        </w:rPr>
+      </w:pPr>
+      <w:r>
+        <w:rPr>
+          <w:sz w:val="28"/>
+          <w:lang w:val="ru-RU"/>
+        </w:rPr>
+        <w:t xml:space="preserve">Для кода (15;11) проверочные биты </w:t>
+      </w:r>
+      <w:r>
+        <w:rPr>
+          <w:sz w:val="28"/>
+        </w:rPr>
+        <w:t>r</w:t>
+      </w:r>
+      <w:r>
+        <w:rPr>
+          <w:sz w:val="28"/>
+          <w:lang w:val="ru-RU"/>
+        </w:rPr>
+        <w:t xml:space="preserve">1, </w:t>
+      </w:r>
+      <w:r>
+        <w:rPr>
+          <w:sz w:val="28"/>
+        </w:rPr>
+        <w:t>r</w:t>
+      </w:r>
+      <w:r>
+        <w:rPr>
+          <w:sz w:val="28"/>
+          <w:lang w:val="ru-RU"/>
+        </w:rPr>
+        <w:t xml:space="preserve">2, </w:t>
+      </w:r>
+      <w:r>
+        <w:rPr>
+          <w:sz w:val="28"/>
+        </w:rPr>
+        <w:t>r</w:t>
+      </w:r>
+      <w:r>
+        <w:rPr>
+          <w:sz w:val="28"/>
+          <w:lang w:val="ru-RU"/>
+        </w:rPr>
+        <w:t xml:space="preserve">3, </w:t>
+      </w:r>
+      <w:r>
+        <w:rPr>
+          <w:sz w:val="28"/>
+        </w:rPr>
+        <w:t>r</w:t>
+      </w:r>
+      <w:r>
+        <w:rPr>
+          <w:sz w:val="28"/>
+          <w:lang w:val="ru-RU"/>
+        </w:rPr>
+        <w:t xml:space="preserve">4 стоят на позициях 1, 2, 4, 8. Схема декодирования показана на рисунке 2. Синдром </w:t>
+      </w:r>
+      <w:r>
+        <w:rPr>
+          <w:sz w:val="28"/>
+        </w:rPr>
+        <w:t>S</w:t>
+      </w:r>
+      <w:r>
+        <w:rPr>
+          <w:sz w:val="28"/>
+          <w:lang w:val="ru-RU"/>
+        </w:rPr>
+        <w:t xml:space="preserve"> = (</w:t>
+      </w:r>
+      <w:r>
+        <w:rPr>
+          <w:sz w:val="28"/>
+        </w:rPr>
+        <w:t>s</w:t>
+      </w:r>
+      <w:r>
+        <w:rPr>
+          <w:sz w:val="28"/>
+          <w:lang w:val="ru-RU"/>
+        </w:rPr>
+        <w:t xml:space="preserve">1, </w:t>
+      </w:r>
+      <w:r>
+        <w:rPr>
+          <w:sz w:val="28"/>
+        </w:rPr>
+        <w:t>s</w:t>
+      </w:r>
+      <w:r>
+        <w:rPr>
+          <w:sz w:val="28"/>
+          <w:lang w:val="ru-RU"/>
+        </w:rPr>
+        <w:t xml:space="preserve">2, </w:t>
+      </w:r>
+      <w:r>
+        <w:rPr>
+          <w:sz w:val="28"/>
+        </w:rPr>
+        <w:t>s</w:t>
+      </w:r>
+      <w:r>
+        <w:rPr>
+          <w:sz w:val="28"/>
+          <w:lang w:val="ru-RU"/>
+        </w:rPr>
+        <w:t xml:space="preserve">3, </w:t>
+      </w:r>
+      <w:r>
+        <w:rPr>
+          <w:sz w:val="28"/>
+        </w:rPr>
+        <w:t>s</w:t>
+      </w:r>
+      <w:r>
+        <w:rPr>
+          <w:sz w:val="28"/>
+          <w:lang w:val="ru-RU"/>
+        </w:rPr>
+        <w:t xml:space="preserve">4), номер ошибочного бита равен </w:t>
+      </w:r>
+      <w:r>
+        <w:rPr>
+          <w:sz w:val="28"/>
+        </w:rPr>
+        <w:t>s</w:t>
+      </w:r>
+      <w:r>
+        <w:rPr>
+          <w:sz w:val="28"/>
+          <w:lang w:val="ru-RU"/>
+        </w:rPr>
+        <w:t>1 + 2·</w:t>
+      </w:r>
+      <w:r>
+        <w:rPr>
+          <w:sz w:val="28"/>
+        </w:rPr>
+        <w:t>s</w:t>
+      </w:r>
+      <w:r>
+        <w:rPr>
+          <w:sz w:val="28"/>
+          <w:lang w:val="ru-RU"/>
+        </w:rPr>
+        <w:t>2 + 4·</w:t>
+      </w:r>
+      <w:r>
+        <w:rPr>
+          <w:sz w:val="28"/>
+        </w:rPr>
+        <w:t>s</w:t>
+      </w:r>
+      <w:r>
+        <w:rPr>
+          <w:sz w:val="28"/>
+          <w:lang w:val="ru-RU"/>
+        </w:rPr>
+        <w:t>3 + 8·</w:t>
+      </w:r>
+      <w:r>
+        <w:rPr>
+          <w:sz w:val="28"/>
+        </w:rPr>
+        <w:t>s</w:t>
+      </w:r>
+      <w:r>
+        <w:rPr>
+          <w:sz w:val="28"/>
+          <w:lang w:val="ru-RU"/>
+        </w:rPr>
+        <w:t>4 [1, 2].</w:t>
       </w:r>
     </w:p>
     <w:p>
@@ -1522,22 +3621,26 @@
         <w:jc w:val="center"/>
       </w:pPr>
       <w:r>
+        <w:rPr>
+          <w:noProof/>
+        </w:rPr>
         <w:drawing>
-          <wp:inline xmlns:a="http://schemas.openxmlformats.org/drawingml/2006/main" xmlns:pic="http://schemas.openxmlformats.org/drawingml/2006/picture">
+          <wp:inline distT="0" distB="0" distL="0" distR="0" wp14:anchorId="31B5D91E" wp14:editId="28572A5E">
             <wp:extent cx="5940000" cy="1991673"/>
+            <wp:effectExtent l="0" t="0" r="0" b="0"/>
             <wp:docPr id="2" name="Picture 2"/>
             <wp:cNvGraphicFramePr>
-              <a:graphicFrameLocks noChangeAspect="1"/>
+              <a:graphicFrameLocks xmlns:a="http://schemas.openxmlformats.org/drawingml/2006/main" noChangeAspect="1"/>
             </wp:cNvGraphicFramePr>
-            <a:graphic>
+            <a:graphic xmlns:a="http://schemas.openxmlformats.org/drawingml/2006/main">
               <a:graphicData uri="http://schemas.openxmlformats.org/drawingml/2006/picture">
-                <pic:pic>
+                <pic:pic xmlns:pic="http://schemas.openxmlformats.org/drawingml/2006/picture">
                   <pic:nvPicPr>
                     <pic:cNvPr id="0" name="fig2_1511.png"/>
                     <pic:cNvPicPr/>
                   </pic:nvPicPr>
                   <pic:blipFill>
-                    <a:blip r:embed="rId12"/>
+                    <a:blip r:embed="rId9"/>
                     <a:stretch>
                       <a:fillRect/>
                     </a:stretch>
@@ -1547,7 +3650,9 @@
                       <a:off x="0" y="0"/>
                       <a:ext cx="5940000" cy="1991673"/>
                     </a:xfrm>
-                    <a:prstGeom prst="rect"/>
+                    <a:prstGeom prst="rect">
+                      <a:avLst/>
+                    </a:prstGeom>
                   </pic:spPr>
                 </pic:pic>
               </a:graphicData>
@@ -1560,12 +3665,14 @@
       <w:pPr>
         <w:ind w:firstLine="0"/>
         <w:jc w:val="center"/>
-      </w:pPr>
-      <w:r>
-        <w:rPr>
-          <w:rFonts w:ascii="Times New Roman" w:hAnsi="Times New Roman"/>
-          <w:b w:val="0"/>
-          <w:sz w:val="28"/>
+        <w:rPr>
+          <w:lang w:val="ru-RU"/>
+        </w:rPr>
+      </w:pPr>
+      <w:r>
+        <w:rPr>
+          <w:sz w:val="28"/>
+          <w:lang w:val="ru-RU"/>
         </w:rPr>
         <w:t>Рисунок 2 — Схема декодирования классического кода Хэмминга (15;11)</w:t>
       </w:r>
@@ -1574,19 +3681,15 @@
       <w:pPr>
         <w:pStyle w:val="21"/>
       </w:pPr>
+      <w:bookmarkStart w:id="8" w:name="_Toc242345767"/>
       <w:r>
         <w:t>7. Сообщение №7: 011100001110000</w:t>
       </w:r>
-    </w:p>
-    <w:p>
-      <w:pPr>
-        <w:ind w:firstLine="709"/>
-        <w:jc w:val="both"/>
-      </w:pPr>
-      <w:r>
-        <w:rPr>
-          <w:rFonts w:ascii="Times New Roman" w:hAnsi="Times New Roman"/>
-          <w:b w:val="0"/>
+      <w:bookmarkEnd w:id="8"/>
+    </w:p>
+    <w:p>
+      <w:r>
+        <w:rPr>
           <w:sz w:val="28"/>
         </w:rPr>
         <w:t>Биты: r1 = 0, r2 = 1, i1 = 1, r3 = 1, i2 = 0, i3 = 0, i4 = 0, r4 = 0, i5 = 1, i6 = 1, i7 = 1, i8 = 0, i9 = 0, i10 = 0, i11 = 0.</w:t>
@@ -1594,1501 +3697,2746 @@
     </w:p>
     <w:p>
       <w:pPr>
-        <w:spacing w:before="0" w:after="0" w:line="240" w:lineRule="auto"/>
+        <w:spacing w:line="240" w:lineRule="auto"/>
         <w:ind w:firstLine="0"/>
         <w:jc w:val="left"/>
       </w:pPr>
       <w:r>
         <w:rPr>
           <w:rFonts w:ascii="Courier New" w:hAnsi="Courier New" w:cs="Courier New"/>
-          <w:sz w:val="24"/>
         </w:rPr>
         <w:t>s1 = r1 ⊕ i1 ⊕ i2 ⊕ i4 ⊕ i5 ⊕ i7 ⊕ i9 ⊕ i11 = 0 ⊕ 1 ⊕ 0 ⊕ 0 ⊕ 1 ⊕ 1 ⊕ 0 ⊕ 0 = 1</w:t>
       </w:r>
     </w:p>
     <w:p>
       <w:pPr>
-        <w:spacing w:before="0" w:after="0" w:line="240" w:lineRule="auto"/>
+        <w:spacing w:line="240" w:lineRule="auto"/>
         <w:ind w:firstLine="0"/>
         <w:jc w:val="left"/>
       </w:pPr>
       <w:r>
         <w:rPr>
           <w:rFonts w:ascii="Courier New" w:hAnsi="Courier New" w:cs="Courier New"/>
-          <w:sz w:val="24"/>
         </w:rPr>
         <w:t>s2 = r2 ⊕ i1 ⊕ i3 ⊕ i4 ⊕ i6 ⊕ i7 ⊕ i10 ⊕ i11 = 1 ⊕ 1 ⊕ 0 ⊕ 0 ⊕ 1 ⊕ 1 ⊕ 0 ⊕ 0 = 0</w:t>
       </w:r>
     </w:p>
     <w:p>
       <w:pPr>
-        <w:spacing w:before="0" w:after="0" w:line="240" w:lineRule="auto"/>
+        <w:spacing w:line="240" w:lineRule="auto"/>
         <w:ind w:firstLine="0"/>
         <w:jc w:val="left"/>
       </w:pPr>
       <w:r>
         <w:rPr>
           <w:rFonts w:ascii="Courier New" w:hAnsi="Courier New" w:cs="Courier New"/>
-          <w:sz w:val="24"/>
         </w:rPr>
         <w:t>s3 = r3 ⊕ i2 ⊕ i3 ⊕ i4 ⊕ i8 ⊕ i9 ⊕ i10 ⊕ i11 = 1 ⊕ 0 ⊕ 0 ⊕ 0 ⊕ 0 ⊕ 0 ⊕ 0 ⊕ 0 = 1</w:t>
       </w:r>
     </w:p>
     <w:p>
       <w:pPr>
-        <w:spacing w:before="0" w:after="0" w:line="240" w:lineRule="auto"/>
+        <w:spacing w:line="240" w:lineRule="auto"/>
         <w:ind w:firstLine="0"/>
         <w:jc w:val="left"/>
       </w:pPr>
       <w:r>
         <w:rPr>
           <w:rFonts w:ascii="Courier New" w:hAnsi="Courier New" w:cs="Courier New"/>
-          <w:sz w:val="24"/>
         </w:rPr>
         <w:t>s4 = r4 ⊕ i5 ⊕ i6 ⊕ i7 ⊕ i8 ⊕ i9 ⊕ i10 ⊕ i11 = 0 ⊕ 1 ⊕ 1 ⊕ 1 ⊕ 0 ⊕ 0 ⊕ 0 ⊕ 0 = 1</w:t>
       </w:r>
     </w:p>
     <w:p>
       <w:pPr>
-        <w:ind w:firstLine="709"/>
-        <w:jc w:val="both"/>
-      </w:pPr>
-      <w:r>
-        <w:rPr>
-          <w:rFonts w:ascii="Times New Roman" w:hAnsi="Times New Roman"/>
-          <w:b w:val="0"/>
-          <w:sz w:val="28"/>
-        </w:rPr>
-        <w:t>Синдром S = (1, 0, 1, 1) ≠ 0, ошибка в бите номер 1 + 2·0 + 4·1 + 8·1 = 13, это бит i9 (рисунок 2). Инвертируем i9: 0 → 1.</w:t>
-      </w:r>
-    </w:p>
-    <w:p>
-      <w:pPr>
-        <w:ind w:firstLine="709"/>
-        <w:jc w:val="both"/>
-      </w:pPr>
-      <w:r>
-        <w:rPr>
-          <w:rFonts w:ascii="Times New Roman" w:hAnsi="Times New Roman"/>
-          <w:b w:val="0"/>
-          <w:sz w:val="28"/>
+        <w:rPr>
+          <w:lang w:val="ru-RU"/>
+        </w:rPr>
+      </w:pPr>
+      <w:r>
+        <w:rPr>
+          <w:sz w:val="28"/>
+          <w:lang w:val="ru-RU"/>
+        </w:rPr>
+        <w:t xml:space="preserve">Синдром </w:t>
+      </w:r>
+      <w:r>
+        <w:rPr>
+          <w:sz w:val="28"/>
+        </w:rPr>
+        <w:t>S</w:t>
+      </w:r>
+      <w:r>
+        <w:rPr>
+          <w:sz w:val="28"/>
+          <w:lang w:val="ru-RU"/>
+        </w:rPr>
+        <w:t xml:space="preserve"> = (1, 0, 1, 1) ≠ 0, ошибка в бите номер 1 + 2·0 + 4·1 + 8·1 = 13, это бит </w:t>
+      </w:r>
+      <w:proofErr w:type="spellStart"/>
+      <w:r>
+        <w:rPr>
+          <w:sz w:val="28"/>
+        </w:rPr>
+        <w:t>i</w:t>
+      </w:r>
+      <w:proofErr w:type="spellEnd"/>
+      <w:r>
+        <w:rPr>
+          <w:sz w:val="28"/>
+          <w:lang w:val="ru-RU"/>
+        </w:rPr>
+        <w:t xml:space="preserve">9 (рисунок 2). Инвертируем </w:t>
+      </w:r>
+      <w:proofErr w:type="spellStart"/>
+      <w:r>
+        <w:rPr>
+          <w:sz w:val="28"/>
+        </w:rPr>
+        <w:t>i</w:t>
+      </w:r>
+      <w:proofErr w:type="spellEnd"/>
+      <w:r>
+        <w:rPr>
+          <w:sz w:val="28"/>
+          <w:lang w:val="ru-RU"/>
+        </w:rPr>
+        <w:t>9: 0 → 1.</w:t>
+      </w:r>
+    </w:p>
+    <w:p>
+      <w:pPr>
+        <w:rPr>
+          <w:lang w:val="ru-RU"/>
+        </w:rPr>
+      </w:pPr>
+      <w:r>
+        <w:rPr>
+          <w:sz w:val="28"/>
+          <w:lang w:val="ru-RU"/>
         </w:rPr>
         <w:t>Правильное сообщение: 0 1 1 1 0 0 0 0 1 1 1 0 1 0 0.</w:t>
       </w:r>
     </w:p>
     <w:p>
       <w:pPr>
-        <w:ind w:firstLine="709"/>
-        <w:jc w:val="both"/>
-      </w:pPr>
-      <w:r>
-        <w:rPr>
-          <w:rFonts w:ascii="Times New Roman" w:hAnsi="Times New Roman"/>
-          <w:b w:val="0"/>
-          <w:sz w:val="28"/>
-        </w:rPr>
-        <w:t>Информационные биты (i1 … i11): 10001110100.</w:t>
+        <w:rPr>
+          <w:lang w:val="ru-RU"/>
+        </w:rPr>
+      </w:pPr>
+      <w:r>
+        <w:rPr>
+          <w:sz w:val="28"/>
+          <w:lang w:val="ru-RU"/>
+        </w:rPr>
+        <w:t>Информационные биты (</w:t>
+      </w:r>
+      <w:proofErr w:type="spellStart"/>
+      <w:r>
+        <w:rPr>
+          <w:sz w:val="28"/>
+        </w:rPr>
+        <w:t>i</w:t>
+      </w:r>
+      <w:proofErr w:type="spellEnd"/>
+      <w:r>
+        <w:rPr>
+          <w:sz w:val="28"/>
+          <w:lang w:val="ru-RU"/>
+        </w:rPr>
+        <w:t xml:space="preserve">1 … </w:t>
+      </w:r>
+      <w:proofErr w:type="spellStart"/>
+      <w:r>
+        <w:rPr>
+          <w:sz w:val="28"/>
+        </w:rPr>
+        <w:t>i</w:t>
+      </w:r>
+      <w:proofErr w:type="spellEnd"/>
+      <w:r>
+        <w:rPr>
+          <w:sz w:val="28"/>
+          <w:lang w:val="ru-RU"/>
+        </w:rPr>
+        <w:t>11): 10001110100.</w:t>
       </w:r>
     </w:p>
     <w:p>
       <w:pPr>
         <w:pStyle w:val="21"/>
-      </w:pPr>
-      <w:r>
+        <w:rPr>
+          <w:lang w:val="ru-RU"/>
+        </w:rPr>
+      </w:pPr>
+      <w:bookmarkStart w:id="9" w:name="_Toc242345768"/>
+      <w:r>
+        <w:rPr>
+          <w:lang w:val="ru-RU"/>
+        </w:rPr>
         <w:t>8. Число проверочных разрядов и коэффициент избыточности</w:t>
       </w:r>
-    </w:p>
-    <w:p>
-      <w:pPr>
-        <w:ind w:firstLine="709"/>
-        <w:jc w:val="both"/>
-      </w:pPr>
-      <w:r>
-        <w:rPr>
-          <w:rFonts w:ascii="Times New Roman" w:hAnsi="Times New Roman"/>
-          <w:b w:val="0"/>
-          <w:sz w:val="28"/>
-        </w:rPr>
-        <w:t>Сумма номеров сообщений: 29 + 41 + 63 + 85 + 7 = 225. Число информационных разрядов: i = 225 × 4 = 900.</w:t>
-      </w:r>
-    </w:p>
-    <w:p>
-      <w:pPr>
-        <w:ind w:firstLine="709"/>
-        <w:jc w:val="both"/>
-      </w:pPr>
-      <w:r>
-        <w:rPr>
-          <w:rFonts w:ascii="Times New Roman" w:hAnsi="Times New Roman"/>
-          <w:b w:val="0"/>
-          <w:sz w:val="28"/>
-        </w:rPr>
-        <w:t>Минимальное число проверочных разрядов r — наименьшее r, при котором 2^r ≥ i + r + 1 [2]:</w:t>
-      </w:r>
-    </w:p>
-    <w:p>
-      <w:pPr>
-        <w:spacing w:before="0" w:after="0" w:line="240" w:lineRule="auto"/>
+      <w:bookmarkEnd w:id="9"/>
+    </w:p>
+    <w:p>
+      <w:pPr>
+        <w:rPr>
+          <w:lang w:val="ru-RU"/>
+        </w:rPr>
+      </w:pPr>
+      <w:r>
+        <w:rPr>
+          <w:sz w:val="28"/>
+          <w:lang w:val="ru-RU"/>
+        </w:rPr>
+        <w:t xml:space="preserve">Сумма номеров сообщений: 29 + 41 + 63 + 85 + 7 = 225. Число информационных разрядов: </w:t>
+      </w:r>
+      <w:proofErr w:type="spellStart"/>
+      <w:r>
+        <w:rPr>
+          <w:sz w:val="28"/>
+        </w:rPr>
+        <w:t>i</w:t>
+      </w:r>
+      <w:proofErr w:type="spellEnd"/>
+      <w:r>
+        <w:rPr>
+          <w:sz w:val="28"/>
+          <w:lang w:val="ru-RU"/>
+        </w:rPr>
+        <w:t xml:space="preserve"> = 225 × 4 = 900.</w:t>
+      </w:r>
+    </w:p>
+    <w:p>
+      <w:pPr>
+        <w:rPr>
+          <w:lang w:val="ru-RU"/>
+        </w:rPr>
+      </w:pPr>
+      <w:r>
+        <w:rPr>
+          <w:sz w:val="28"/>
+          <w:lang w:val="ru-RU"/>
+        </w:rPr>
+        <w:t xml:space="preserve">Минимальное число проверочных разрядов </w:t>
+      </w:r>
+      <w:r>
+        <w:rPr>
+          <w:sz w:val="28"/>
+        </w:rPr>
+        <w:t>r</w:t>
+      </w:r>
+      <w:r>
+        <w:rPr>
+          <w:sz w:val="28"/>
+          <w:lang w:val="ru-RU"/>
+        </w:rPr>
+        <w:t xml:space="preserve"> — наименьшее </w:t>
+      </w:r>
+      <w:r>
+        <w:rPr>
+          <w:sz w:val="28"/>
+        </w:rPr>
+        <w:t>r</w:t>
+      </w:r>
+      <w:r>
+        <w:rPr>
+          <w:sz w:val="28"/>
+          <w:lang w:val="ru-RU"/>
+        </w:rPr>
+        <w:t>, при котором 2^</w:t>
+      </w:r>
+      <w:r>
+        <w:rPr>
+          <w:sz w:val="28"/>
+        </w:rPr>
+        <w:t>r</w:t>
+      </w:r>
+      <w:r>
+        <w:rPr>
+          <w:sz w:val="28"/>
+          <w:lang w:val="ru-RU"/>
+        </w:rPr>
+        <w:t xml:space="preserve"> ≥ </w:t>
+      </w:r>
+      <w:proofErr w:type="spellStart"/>
+      <w:r>
+        <w:rPr>
+          <w:sz w:val="28"/>
+        </w:rPr>
+        <w:t>i</w:t>
+      </w:r>
+      <w:proofErr w:type="spellEnd"/>
+      <w:r>
+        <w:rPr>
+          <w:sz w:val="28"/>
+          <w:lang w:val="ru-RU"/>
+        </w:rPr>
+        <w:t xml:space="preserve"> + </w:t>
+      </w:r>
+      <w:r>
+        <w:rPr>
+          <w:sz w:val="28"/>
+        </w:rPr>
+        <w:t>r</w:t>
+      </w:r>
+      <w:r>
+        <w:rPr>
+          <w:sz w:val="28"/>
+          <w:lang w:val="ru-RU"/>
+        </w:rPr>
+        <w:t xml:space="preserve"> + 1 [2]:</w:t>
+      </w:r>
+    </w:p>
+    <w:p>
+      <w:pPr>
+        <w:spacing w:line="240" w:lineRule="auto"/>
         <w:ind w:firstLine="0"/>
         <w:jc w:val="left"/>
-      </w:pPr>
-      <w:r>
-        <w:rPr>
-          <w:rFonts w:ascii="Courier New" w:hAnsi="Courier New" w:cs="Courier New"/>
-          <w:sz w:val="24"/>
-        </w:rPr>
-        <w:t>r = 9:  2^9  = 512  &lt; 900 + 9 + 1 = 910  — не подходит</w:t>
-      </w:r>
-    </w:p>
-    <w:p>
-      <w:pPr>
-        <w:spacing w:before="0" w:after="0" w:line="240" w:lineRule="auto"/>
+        <w:rPr>
+          <w:lang w:val="ru-RU"/>
+        </w:rPr>
+      </w:pPr>
+      <w:r>
+        <w:rPr>
+          <w:rFonts w:ascii="Courier New" w:hAnsi="Courier New" w:cs="Courier New"/>
+        </w:rPr>
+        <w:lastRenderedPageBreak/>
+        <w:t>r</w:t>
+      </w:r>
+      <w:r>
+        <w:rPr>
+          <w:rFonts w:ascii="Courier New" w:hAnsi="Courier New" w:cs="Courier New"/>
+          <w:lang w:val="ru-RU"/>
+        </w:rPr>
+        <w:t xml:space="preserve"> = 9:  2^</w:t>
+      </w:r>
+      <w:proofErr w:type="gramStart"/>
+      <w:r>
+        <w:rPr>
+          <w:rFonts w:ascii="Courier New" w:hAnsi="Courier New" w:cs="Courier New"/>
+          <w:lang w:val="ru-RU"/>
+        </w:rPr>
+        <w:t>9  =</w:t>
+      </w:r>
+      <w:proofErr w:type="gramEnd"/>
+      <w:r>
+        <w:rPr>
+          <w:rFonts w:ascii="Courier New" w:hAnsi="Courier New" w:cs="Courier New"/>
+          <w:lang w:val="ru-RU"/>
+        </w:rPr>
+        <w:t xml:space="preserve"> </w:t>
+      </w:r>
+      <w:proofErr w:type="gramStart"/>
+      <w:r>
+        <w:rPr>
+          <w:rFonts w:ascii="Courier New" w:hAnsi="Courier New" w:cs="Courier New"/>
+          <w:lang w:val="ru-RU"/>
+        </w:rPr>
+        <w:t>512  &lt;</w:t>
+      </w:r>
+      <w:proofErr w:type="gramEnd"/>
+      <w:r>
+        <w:rPr>
+          <w:rFonts w:ascii="Courier New" w:hAnsi="Courier New" w:cs="Courier New"/>
+          <w:lang w:val="ru-RU"/>
+        </w:rPr>
+        <w:t xml:space="preserve"> 900 + 9 + 1 = </w:t>
+      </w:r>
+      <w:proofErr w:type="gramStart"/>
+      <w:r>
+        <w:rPr>
+          <w:rFonts w:ascii="Courier New" w:hAnsi="Courier New" w:cs="Courier New"/>
+          <w:lang w:val="ru-RU"/>
+        </w:rPr>
+        <w:t>910  —</w:t>
+      </w:r>
+      <w:proofErr w:type="gramEnd"/>
+      <w:r>
+        <w:rPr>
+          <w:rFonts w:ascii="Courier New" w:hAnsi="Courier New" w:cs="Courier New"/>
+          <w:lang w:val="ru-RU"/>
+        </w:rPr>
+        <w:t xml:space="preserve"> не подходит</w:t>
+      </w:r>
+    </w:p>
+    <w:p>
+      <w:pPr>
+        <w:spacing w:line="240" w:lineRule="auto"/>
         <w:ind w:firstLine="0"/>
         <w:jc w:val="left"/>
-      </w:pPr>
-      <w:r>
-        <w:rPr>
-          <w:rFonts w:ascii="Courier New" w:hAnsi="Courier New" w:cs="Courier New"/>
-          <w:sz w:val="24"/>
-        </w:rPr>
-        <w:t>r = 10: 2^10 = 1024 ≥ 900 + 10 + 1 = 911 — подходит</w:t>
-      </w:r>
-    </w:p>
-    <w:p>
-      <w:pPr>
-        <w:ind w:firstLine="709"/>
-        <w:jc w:val="both"/>
-      </w:pPr>
-      <w:r>
-        <w:rPr>
-          <w:rFonts w:ascii="Times New Roman" w:hAnsi="Times New Roman"/>
-          <w:b w:val="0"/>
-          <w:sz w:val="28"/>
-        </w:rPr>
-        <w:t>Минимальное число проверочных разрядов r = 10, общее число разрядов n = i + r = 910.</w:t>
-      </w:r>
-    </w:p>
-    <w:p>
-      <w:pPr>
-        <w:ind w:firstLine="709"/>
-        <w:jc w:val="both"/>
-      </w:pPr>
-      <w:r>
-        <w:rPr>
-          <w:rFonts w:ascii="Times New Roman" w:hAnsi="Times New Roman"/>
-          <w:b w:val="0"/>
-          <w:sz w:val="28"/>
-        </w:rPr>
-        <w:t>Коэффициент избыточности — отношение числа проверочных разрядов к общему числу разрядов: k = r / (i + r) = 10 / 910 ≈ 0,011 (около 1,1 %).</w:t>
+        <w:rPr>
+          <w:lang w:val="ru-RU"/>
+        </w:rPr>
+      </w:pPr>
+      <w:r>
+        <w:rPr>
+          <w:rFonts w:ascii="Courier New" w:hAnsi="Courier New" w:cs="Courier New"/>
+        </w:rPr>
+        <w:t>r</w:t>
+      </w:r>
+      <w:r>
+        <w:rPr>
+          <w:rFonts w:ascii="Courier New" w:hAnsi="Courier New" w:cs="Courier New"/>
+          <w:lang w:val="ru-RU"/>
+        </w:rPr>
+        <w:t xml:space="preserve"> = 10: 2^10 = 1024 ≥ 900 + 10 + 1 = 911 — подходит</w:t>
+      </w:r>
+    </w:p>
+    <w:p>
+      <w:pPr>
+        <w:rPr>
+          <w:lang w:val="ru-RU"/>
+        </w:rPr>
+      </w:pPr>
+      <w:r>
+        <w:rPr>
+          <w:sz w:val="28"/>
+          <w:lang w:val="ru-RU"/>
+        </w:rPr>
+        <w:t xml:space="preserve">Минимальное число проверочных разрядов </w:t>
+      </w:r>
+      <w:r>
+        <w:rPr>
+          <w:sz w:val="28"/>
+        </w:rPr>
+        <w:t>r</w:t>
+      </w:r>
+      <w:r>
+        <w:rPr>
+          <w:sz w:val="28"/>
+          <w:lang w:val="ru-RU"/>
+        </w:rPr>
+        <w:t xml:space="preserve"> = 10, общее число разрядов </w:t>
+      </w:r>
+      <w:r>
+        <w:rPr>
+          <w:sz w:val="28"/>
+        </w:rPr>
+        <w:t>n</w:t>
+      </w:r>
+      <w:r>
+        <w:rPr>
+          <w:sz w:val="28"/>
+          <w:lang w:val="ru-RU"/>
+        </w:rPr>
+        <w:t xml:space="preserve"> = </w:t>
+      </w:r>
+      <w:proofErr w:type="spellStart"/>
+      <w:r>
+        <w:rPr>
+          <w:sz w:val="28"/>
+        </w:rPr>
+        <w:t>i</w:t>
+      </w:r>
+      <w:proofErr w:type="spellEnd"/>
+      <w:r>
+        <w:rPr>
+          <w:sz w:val="28"/>
+          <w:lang w:val="ru-RU"/>
+        </w:rPr>
+        <w:t xml:space="preserve"> + </w:t>
+      </w:r>
+      <w:r>
+        <w:rPr>
+          <w:sz w:val="28"/>
+        </w:rPr>
+        <w:t>r</w:t>
+      </w:r>
+      <w:r>
+        <w:rPr>
+          <w:sz w:val="28"/>
+          <w:lang w:val="ru-RU"/>
+        </w:rPr>
+        <w:t xml:space="preserve"> = 910.</w:t>
+      </w:r>
+    </w:p>
+    <w:p>
+      <w:pPr>
+        <w:rPr>
+          <w:lang w:val="ru-RU"/>
+        </w:rPr>
+      </w:pPr>
+      <w:r>
+        <w:rPr>
+          <w:sz w:val="28"/>
+          <w:lang w:val="ru-RU"/>
+        </w:rPr>
+        <w:t xml:space="preserve">Коэффициент избыточности — отношение числа проверочных разрядов к общему числу разрядов: </w:t>
+      </w:r>
+      <w:r>
+        <w:rPr>
+          <w:sz w:val="28"/>
+        </w:rPr>
+        <w:t>k</w:t>
+      </w:r>
+      <w:r>
+        <w:rPr>
+          <w:sz w:val="28"/>
+          <w:lang w:val="ru-RU"/>
+        </w:rPr>
+        <w:t xml:space="preserve"> = </w:t>
+      </w:r>
+      <w:r>
+        <w:rPr>
+          <w:sz w:val="28"/>
+        </w:rPr>
+        <w:t>r</w:t>
+      </w:r>
+      <w:r>
+        <w:rPr>
+          <w:sz w:val="28"/>
+          <w:lang w:val="ru-RU"/>
+        </w:rPr>
+        <w:t xml:space="preserve"> / (</w:t>
+      </w:r>
+      <w:proofErr w:type="spellStart"/>
+      <w:r>
+        <w:rPr>
+          <w:sz w:val="28"/>
+        </w:rPr>
+        <w:t>i</w:t>
+      </w:r>
+      <w:proofErr w:type="spellEnd"/>
+      <w:r>
+        <w:rPr>
+          <w:sz w:val="28"/>
+          <w:lang w:val="ru-RU"/>
+        </w:rPr>
+        <w:t xml:space="preserve"> + </w:t>
+      </w:r>
+      <w:r>
+        <w:rPr>
+          <w:sz w:val="28"/>
+        </w:rPr>
+        <w:t>r</w:t>
+      </w:r>
+      <w:r>
+        <w:rPr>
+          <w:sz w:val="28"/>
+          <w:lang w:val="ru-RU"/>
+        </w:rPr>
+        <w:t>) = 10 / 910 ≈ 0,011 (около 1,1 %).</w:t>
       </w:r>
     </w:p>
     <w:p>
       <w:pPr>
         <w:pStyle w:val="21"/>
-      </w:pPr>
-      <w:r>
+        <w:rPr>
+          <w:lang w:val="ru-RU"/>
+        </w:rPr>
+      </w:pPr>
+      <w:bookmarkStart w:id="10" w:name="_Toc242345769"/>
+      <w:r>
+        <w:rPr>
+          <w:lang w:val="ru-RU"/>
+        </w:rPr>
         <w:t>9. Дополнительное задание: программа для кода (7,4)</w:t>
       </w:r>
-    </w:p>
-    <w:p>
-      <w:pPr>
-        <w:ind w:firstLine="709"/>
-        <w:jc w:val="both"/>
-      </w:pPr>
-      <w:r>
-        <w:rPr>
-          <w:rFonts w:ascii="Times New Roman" w:hAnsi="Times New Roman"/>
-          <w:b w:val="0"/>
-          <w:sz w:val="28"/>
-        </w:rPr>
-        <w:t>Учётная запись создана на gitlab.se.ifmo.ru, код программы размещён в репозитории: [ВСТАВИТЬ ССЫЛКУ НА РЕПОЗИТОРИЙ].</w:t>
-      </w:r>
-    </w:p>
-    <w:p>
-      <w:pPr>
-        <w:ind w:firstLine="709"/>
-        <w:jc w:val="both"/>
-      </w:pPr>
-      <w:r>
-        <w:rPr>
-          <w:rFonts w:ascii="Times New Roman" w:hAnsi="Times New Roman"/>
-          <w:b w:val="0"/>
-          <w:sz w:val="28"/>
-        </w:rPr>
-        <w:t>Программа написана на языке Python. Она проверяет, что на вход подано ровно 7 символов «0»/«1», вычисляет синдром по формулам из пункта 1, находит и инвертирует ошибочный бит и выводит информационные биты i1 i2 i3 i4. Текст программы:</w:t>
-      </w:r>
-    </w:p>
-    <w:p>
-      <w:pPr>
-        <w:spacing w:before="0" w:after="0" w:line="240" w:lineRule="auto"/>
+      <w:bookmarkEnd w:id="10"/>
+    </w:p>
+    <w:p>
+      <w:pPr>
+        <w:rPr>
+          <w:lang w:val="ru-RU"/>
+        </w:rPr>
+      </w:pPr>
+      <w:r>
+        <w:rPr>
+          <w:sz w:val="28"/>
+          <w:lang w:val="ru-RU"/>
+        </w:rPr>
+        <w:t xml:space="preserve">Учётная запись создана на </w:t>
+      </w:r>
+      <w:proofErr w:type="spellStart"/>
+      <w:r>
+        <w:rPr>
+          <w:sz w:val="28"/>
+        </w:rPr>
+        <w:t>gitlab</w:t>
+      </w:r>
+      <w:proofErr w:type="spellEnd"/>
+      <w:r>
+        <w:rPr>
+          <w:sz w:val="28"/>
+          <w:lang w:val="ru-RU"/>
+        </w:rPr>
+        <w:t>.</w:t>
+      </w:r>
+      <w:r>
+        <w:rPr>
+          <w:sz w:val="28"/>
+        </w:rPr>
+        <w:t>se</w:t>
+      </w:r>
+      <w:r>
+        <w:rPr>
+          <w:sz w:val="28"/>
+          <w:lang w:val="ru-RU"/>
+        </w:rPr>
+        <w:t>.</w:t>
+      </w:r>
+      <w:proofErr w:type="spellStart"/>
+      <w:r>
+        <w:rPr>
+          <w:sz w:val="28"/>
+        </w:rPr>
+        <w:t>ifmo</w:t>
+      </w:r>
+      <w:proofErr w:type="spellEnd"/>
+      <w:r>
+        <w:rPr>
+          <w:sz w:val="28"/>
+          <w:lang w:val="ru-RU"/>
+        </w:rPr>
+        <w:t>.</w:t>
+      </w:r>
+      <w:proofErr w:type="spellStart"/>
+      <w:r>
+        <w:rPr>
+          <w:sz w:val="28"/>
+        </w:rPr>
+        <w:t>ru</w:t>
+      </w:r>
+      <w:proofErr w:type="spellEnd"/>
+      <w:r>
+        <w:rPr>
+          <w:sz w:val="28"/>
+          <w:lang w:val="ru-RU"/>
+        </w:rPr>
+        <w:t xml:space="preserve">, код программы размещён в репозитории: </w:t>
+      </w:r>
+      <w:r>
+        <w:rPr>
+          <w:sz w:val="28"/>
+          <w:lang w:val="ru-RU"/>
+        </w:rPr>
+        <w:t>https://gitlab.se.ifmo.ru/SW_bOi/inf-lab2-hamming</w:t>
+      </w:r>
+    </w:p>
+    <w:p>
+      <w:r>
+        <w:rPr>
+          <w:sz w:val="28"/>
+          <w:lang w:val="ru-RU"/>
+        </w:rPr>
+        <w:t xml:space="preserve">Программа написана на языке </w:t>
+      </w:r>
+      <w:r>
+        <w:rPr>
+          <w:sz w:val="28"/>
+        </w:rPr>
+        <w:t>Python</w:t>
+      </w:r>
+      <w:r>
+        <w:rPr>
+          <w:sz w:val="28"/>
+          <w:lang w:val="ru-RU"/>
+        </w:rPr>
+        <w:t>. Она проверяет, что на вход подано ровно 7 символов «0»</w:t>
+      </w:r>
+      <w:proofErr w:type="gramStart"/>
+      <w:r>
+        <w:rPr>
+          <w:sz w:val="28"/>
+          <w:lang w:val="ru-RU"/>
+        </w:rPr>
+        <w:t>/«</w:t>
+      </w:r>
+      <w:proofErr w:type="gramEnd"/>
+      <w:r>
+        <w:rPr>
+          <w:sz w:val="28"/>
+          <w:lang w:val="ru-RU"/>
+        </w:rPr>
+        <w:t xml:space="preserve">1», вычисляет синдром по формулам из пункта 1, находит и инвертирует ошибочный бит и выводит информационные биты </w:t>
+      </w:r>
+      <w:proofErr w:type="spellStart"/>
+      <w:r>
+        <w:rPr>
+          <w:sz w:val="28"/>
+        </w:rPr>
+        <w:t>i</w:t>
+      </w:r>
+      <w:proofErr w:type="spellEnd"/>
+      <w:r>
+        <w:rPr>
+          <w:sz w:val="28"/>
+          <w:lang w:val="ru-RU"/>
+        </w:rPr>
+        <w:t xml:space="preserve">1 </w:t>
+      </w:r>
+      <w:proofErr w:type="spellStart"/>
+      <w:r>
+        <w:rPr>
+          <w:sz w:val="28"/>
+        </w:rPr>
+        <w:t>i</w:t>
+      </w:r>
+      <w:proofErr w:type="spellEnd"/>
+      <w:r>
+        <w:rPr>
+          <w:sz w:val="28"/>
+          <w:lang w:val="ru-RU"/>
+        </w:rPr>
+        <w:t xml:space="preserve">2 </w:t>
+      </w:r>
+      <w:proofErr w:type="spellStart"/>
+      <w:r>
+        <w:rPr>
+          <w:sz w:val="28"/>
+        </w:rPr>
+        <w:t>i</w:t>
+      </w:r>
+      <w:proofErr w:type="spellEnd"/>
+      <w:r>
+        <w:rPr>
+          <w:sz w:val="28"/>
+          <w:lang w:val="ru-RU"/>
+        </w:rPr>
+        <w:t xml:space="preserve">3 </w:t>
+      </w:r>
+      <w:proofErr w:type="spellStart"/>
+      <w:r>
+        <w:rPr>
+          <w:sz w:val="28"/>
+        </w:rPr>
+        <w:t>i</w:t>
+      </w:r>
+      <w:proofErr w:type="spellEnd"/>
+      <w:r>
+        <w:rPr>
+          <w:sz w:val="28"/>
+          <w:lang w:val="ru-RU"/>
+        </w:rPr>
+        <w:t>4. Текст</w:t>
+      </w:r>
+      <w:r>
+        <w:rPr>
+          <w:sz w:val="28"/>
+        </w:rPr>
+        <w:t xml:space="preserve"> </w:t>
+      </w:r>
+      <w:r>
+        <w:rPr>
+          <w:sz w:val="28"/>
+          <w:lang w:val="ru-RU"/>
+        </w:rPr>
+        <w:t>программы</w:t>
+      </w:r>
+      <w:r>
+        <w:rPr>
+          <w:sz w:val="28"/>
+        </w:rPr>
+        <w:t>:</w:t>
+      </w:r>
+    </w:p>
+    <w:p>
+      <w:pPr>
+        <w:spacing w:line="240" w:lineRule="auto"/>
         <w:ind w:firstLine="0"/>
         <w:jc w:val="left"/>
       </w:pPr>
       <w:r>
         <w:rPr>
           <w:rFonts w:ascii="Courier New" w:hAnsi="Courier New" w:cs="Courier New"/>
-          <w:sz w:val="24"/>
-        </w:rPr>
-        <w:t>"""Декодер классического кода Хэмминга (7,4).</w:t>
-      </w:r>
-    </w:p>
-    <w:p>
-      <w:pPr>
-        <w:spacing w:before="0" w:after="0" w:line="240" w:lineRule="auto"/>
+        </w:rPr>
+        <w:t>import sys</w:t>
+      </w:r>
+    </w:p>
+    <w:p>
+      <w:pPr>
+        <w:spacing w:line="240" w:lineRule="auto"/>
         <w:ind w:firstLine="0"/>
         <w:jc w:val="left"/>
       </w:pPr>
       <w:r>
         <w:rPr>
           <w:rFonts w:ascii="Courier New" w:hAnsi="Courier New" w:cs="Courier New"/>
-          <w:sz w:val="24"/>
         </w:rPr>
         <w:t xml:space="preserve"> </w:t>
       </w:r>
     </w:p>
     <w:p>
       <w:pPr>
-        <w:spacing w:before="0" w:after="0" w:line="240" w:lineRule="auto"/>
+        <w:spacing w:line="240" w:lineRule="auto"/>
         <w:ind w:firstLine="0"/>
         <w:jc w:val="left"/>
       </w:pPr>
       <w:r>
         <w:rPr>
           <w:rFonts w:ascii="Courier New" w:hAnsi="Courier New" w:cs="Courier New"/>
-          <w:sz w:val="24"/>
-        </w:rPr>
-        <w:t>На вход: 7 символов «0»/«1» подряд, например 0000010.</w:t>
-      </w:r>
-    </w:p>
-    <w:p>
-      <w:pPr>
-        <w:spacing w:before="0" w:after="0" w:line="240" w:lineRule="auto"/>
+        </w:rPr>
+        <w:t xml:space="preserve">NAMES = ["r1", "r2", "i1", "r3", "i2", "i3", "i4"]   </w:t>
+      </w:r>
+    </w:p>
+    <w:p>
+      <w:pPr>
+        <w:spacing w:line="240" w:lineRule="auto"/>
         <w:ind w:firstLine="0"/>
         <w:jc w:val="left"/>
       </w:pPr>
       <w:r>
         <w:rPr>
           <w:rFonts w:ascii="Courier New" w:hAnsi="Courier New" w:cs="Courier New"/>
-          <w:sz w:val="24"/>
-        </w:rPr>
-        <w:t>Порядок битов: r1 r2 i1 r3 i2 i3 i4 (позиции 1..7),</w:t>
-      </w:r>
-    </w:p>
-    <w:p>
-      <w:pPr>
-        <w:spacing w:before="0" w:after="0" w:line="240" w:lineRule="auto"/>
+        </w:rPr>
+        <w:t xml:space="preserve"> </w:t>
+      </w:r>
+    </w:p>
+    <w:p>
+      <w:pPr>
+        <w:spacing w:line="240" w:lineRule="auto"/>
         <w:ind w:firstLine="0"/>
         <w:jc w:val="left"/>
       </w:pPr>
       <w:r>
         <w:rPr>
           <w:rFonts w:ascii="Courier New" w:hAnsi="Courier New" w:cs="Courier New"/>
-          <w:sz w:val="24"/>
-        </w:rPr>
-        <w:t>где r — проверочные биты, i — информационные.</w:t>
-      </w:r>
-    </w:p>
-    <w:p>
-      <w:pPr>
-        <w:spacing w:before="0" w:after="0" w:line="240" w:lineRule="auto"/>
+        </w:rPr>
+        <w:t>def</w:t>
+      </w:r>
+      <w:r>
+        <w:rPr>
+          <w:rFonts w:ascii="Courier New" w:hAnsi="Courier New" w:cs="Courier New"/>
+        </w:rPr>
+        <w:t xml:space="preserve"> </w:t>
+      </w:r>
+      <w:proofErr w:type="spellStart"/>
+      <w:r>
+        <w:rPr>
+          <w:rFonts w:ascii="Courier New" w:hAnsi="Courier New" w:cs="Courier New"/>
+        </w:rPr>
+        <w:t>read</w:t>
+      </w:r>
+      <w:r>
+        <w:rPr>
+          <w:rFonts w:ascii="Courier New" w:hAnsi="Courier New" w:cs="Courier New"/>
+        </w:rPr>
+        <w:t>_</w:t>
+      </w:r>
+      <w:r>
+        <w:rPr>
+          <w:rFonts w:ascii="Courier New" w:hAnsi="Courier New" w:cs="Courier New"/>
+        </w:rPr>
+        <w:t>message</w:t>
+      </w:r>
+      <w:proofErr w:type="spellEnd"/>
+      <w:r>
+        <w:rPr>
+          <w:rFonts w:ascii="Courier New" w:hAnsi="Courier New" w:cs="Courier New"/>
+        </w:rPr>
+        <w:t>(</w:t>
+      </w:r>
+      <w:r>
+        <w:rPr>
+          <w:rFonts w:ascii="Courier New" w:hAnsi="Courier New" w:cs="Courier New"/>
+        </w:rPr>
+        <w:t>text</w:t>
+      </w:r>
+      <w:r>
+        <w:rPr>
+          <w:rFonts w:ascii="Courier New" w:hAnsi="Courier New" w:cs="Courier New"/>
+        </w:rPr>
+        <w:t>):</w:t>
+      </w:r>
+    </w:p>
+    <w:p>
+      <w:pPr>
+        <w:spacing w:line="240" w:lineRule="auto"/>
         <w:ind w:firstLine="0"/>
         <w:jc w:val="left"/>
       </w:pPr>
       <w:r>
         <w:rPr>
           <w:rFonts w:ascii="Courier New" w:hAnsi="Courier New" w:cs="Courier New"/>
-          <w:sz w:val="24"/>
-        </w:rPr>
-        <w:t xml:space="preserve"> </w:t>
-      </w:r>
-    </w:p>
-    <w:p>
-      <w:pPr>
-        <w:spacing w:before="0" w:after="0" w:line="240" w:lineRule="auto"/>
+        </w:rPr>
+        <w:t xml:space="preserve">    </w:t>
+      </w:r>
+    </w:p>
+    <w:p>
+      <w:pPr>
+        <w:spacing w:line="240" w:lineRule="auto"/>
         <w:ind w:firstLine="0"/>
         <w:jc w:val="left"/>
       </w:pPr>
       <w:r>
         <w:rPr>
           <w:rFonts w:ascii="Courier New" w:hAnsi="Courier New" w:cs="Courier New"/>
-          <w:sz w:val="24"/>
-        </w:rPr>
-        <w:t>Программа считает синдром, находит ошибочный бит (если он есть),</w:t>
-      </w:r>
-    </w:p>
-    <w:p>
-      <w:pPr>
-        <w:spacing w:before="0" w:after="0" w:line="240" w:lineRule="auto"/>
+        </w:rPr>
+        <w:t xml:space="preserve">    </w:t>
+      </w:r>
+      <w:r>
+        <w:rPr>
+          <w:rFonts w:ascii="Courier New" w:hAnsi="Courier New" w:cs="Courier New"/>
+        </w:rPr>
+        <w:t xml:space="preserve">text = </w:t>
+      </w:r>
+      <w:proofErr w:type="spellStart"/>
+      <w:proofErr w:type="gramStart"/>
+      <w:r>
+        <w:rPr>
+          <w:rFonts w:ascii="Courier New" w:hAnsi="Courier New" w:cs="Courier New"/>
+        </w:rPr>
+        <w:t>text.strip</w:t>
+      </w:r>
+      <w:proofErr w:type="spellEnd"/>
+      <w:proofErr w:type="gramEnd"/>
+      <w:r>
+        <w:rPr>
+          <w:rFonts w:ascii="Courier New" w:hAnsi="Courier New" w:cs="Courier New"/>
+        </w:rPr>
+        <w:t>(</w:t>
+      </w:r>
+      <w:proofErr w:type="gramStart"/>
+      <w:r>
+        <w:rPr>
+          <w:rFonts w:ascii="Courier New" w:hAnsi="Courier New" w:cs="Courier New"/>
+        </w:rPr>
+        <w:t>).replace</w:t>
+      </w:r>
+      <w:proofErr w:type="gramEnd"/>
+      <w:r>
+        <w:rPr>
+          <w:rFonts w:ascii="Courier New" w:hAnsi="Courier New" w:cs="Courier New"/>
+        </w:rPr>
+        <w:t>(" ", "")</w:t>
+      </w:r>
+    </w:p>
+    <w:p>
+      <w:pPr>
+        <w:spacing w:line="240" w:lineRule="auto"/>
         <w:ind w:firstLine="0"/>
         <w:jc w:val="left"/>
       </w:pPr>
       <w:r>
         <w:rPr>
           <w:rFonts w:ascii="Courier New" w:hAnsi="Courier New" w:cs="Courier New"/>
-          <w:sz w:val="24"/>
-        </w:rPr>
-        <w:t>исправляет его и выводит правильные информационные биты.</w:t>
-      </w:r>
-    </w:p>
-    <w:p>
-      <w:pPr>
-        <w:spacing w:before="0" w:after="0" w:line="240" w:lineRule="auto"/>
+        </w:rPr>
+        <w:t xml:space="preserve">    if len(text) != 7 or any(ch not in "01" for ch in text):</w:t>
+      </w:r>
+    </w:p>
+    <w:p>
+      <w:pPr>
+        <w:spacing w:line="240" w:lineRule="auto"/>
         <w:ind w:firstLine="0"/>
         <w:jc w:val="left"/>
-      </w:pPr>
-      <w:r>
-        <w:rPr>
-          <w:rFonts w:ascii="Courier New" w:hAnsi="Courier New" w:cs="Courier New"/>
-          <w:sz w:val="24"/>
-        </w:rPr>
-        <w:t>"""</w:t>
-      </w:r>
-    </w:p>
-    <w:p>
-      <w:pPr>
-        <w:spacing w:before="0" w:after="0" w:line="240" w:lineRule="auto"/>
+        <w:rPr>
+          <w:lang w:val="ru-RU"/>
+        </w:rPr>
+      </w:pPr>
+      <w:r>
+        <w:rPr>
+          <w:rFonts w:ascii="Courier New" w:hAnsi="Courier New" w:cs="Courier New"/>
+        </w:rPr>
+        <w:t xml:space="preserve">        </w:t>
+      </w:r>
+      <w:r>
+        <w:rPr>
+          <w:rFonts w:ascii="Courier New" w:hAnsi="Courier New" w:cs="Courier New"/>
+        </w:rPr>
+        <w:t>raise</w:t>
+      </w:r>
+      <w:r>
+        <w:rPr>
+          <w:rFonts w:ascii="Courier New" w:hAnsi="Courier New" w:cs="Courier New"/>
+          <w:lang w:val="ru-RU"/>
+        </w:rPr>
+        <w:t xml:space="preserve"> </w:t>
+      </w:r>
+      <w:proofErr w:type="spellStart"/>
+      <w:proofErr w:type="gramStart"/>
+      <w:r>
+        <w:rPr>
+          <w:rFonts w:ascii="Courier New" w:hAnsi="Courier New" w:cs="Courier New"/>
+        </w:rPr>
+        <w:t>ValueError</w:t>
+      </w:r>
+      <w:proofErr w:type="spellEnd"/>
+      <w:r>
+        <w:rPr>
+          <w:rFonts w:ascii="Courier New" w:hAnsi="Courier New" w:cs="Courier New"/>
+          <w:lang w:val="ru-RU"/>
+        </w:rPr>
+        <w:t>(</w:t>
+      </w:r>
+      <w:proofErr w:type="gramEnd"/>
+      <w:r>
+        <w:rPr>
+          <w:rFonts w:ascii="Courier New" w:hAnsi="Courier New" w:cs="Courier New"/>
+          <w:lang w:val="ru-RU"/>
+        </w:rPr>
+        <w:t>"нужно ровно 7 символов «0» или «1»")</w:t>
+      </w:r>
+    </w:p>
+    <w:p>
+      <w:pPr>
+        <w:spacing w:line="240" w:lineRule="auto"/>
         <w:ind w:firstLine="0"/>
         <w:jc w:val="left"/>
       </w:pPr>
       <w:r>
         <w:rPr>
           <w:rFonts w:ascii="Courier New" w:hAnsi="Courier New" w:cs="Courier New"/>
-          <w:sz w:val="24"/>
-        </w:rPr>
-        <w:t>import sys</w:t>
-      </w:r>
-    </w:p>
-    <w:p>
-      <w:pPr>
-        <w:spacing w:before="0" w:after="0" w:line="240" w:lineRule="auto"/>
+          <w:lang w:val="ru-RU"/>
+        </w:rPr>
+        <w:t xml:space="preserve">    </w:t>
+      </w:r>
+      <w:r>
+        <w:rPr>
+          <w:rFonts w:ascii="Courier New" w:hAnsi="Courier New" w:cs="Courier New"/>
+        </w:rPr>
+        <w:t>return [int(ch) for ch in text]</w:t>
+      </w:r>
+    </w:p>
+    <w:p>
+      <w:pPr>
+        <w:spacing w:line="240" w:lineRule="auto"/>
         <w:ind w:firstLine="0"/>
         <w:jc w:val="left"/>
       </w:pPr>
       <w:r>
         <w:rPr>
           <w:rFonts w:ascii="Courier New" w:hAnsi="Courier New" w:cs="Courier New"/>
-          <w:sz w:val="24"/>
         </w:rPr>
         <w:t xml:space="preserve"> </w:t>
       </w:r>
     </w:p>
     <w:p>
       <w:pPr>
-        <w:spacing w:before="0" w:after="0" w:line="240" w:lineRule="auto"/>
+        <w:spacing w:line="240" w:lineRule="auto"/>
         <w:ind w:firstLine="0"/>
         <w:jc w:val="left"/>
       </w:pPr>
       <w:r>
         <w:rPr>
           <w:rFonts w:ascii="Courier New" w:hAnsi="Courier New" w:cs="Courier New"/>
-          <w:sz w:val="24"/>
-        </w:rPr>
-        <w:t>NAMES = ["r1", "r2", "i1", "r3", "i2", "i3", "i4"]   # имена битов по позициям 1..7</w:t>
-      </w:r>
-    </w:p>
-    <w:p>
-      <w:pPr>
-        <w:spacing w:before="0" w:after="0" w:line="240" w:lineRule="auto"/>
+        </w:rPr>
+        <w:t>def</w:t>
+      </w:r>
+      <w:r>
+        <w:rPr>
+          <w:rFonts w:ascii="Courier New" w:hAnsi="Courier New" w:cs="Courier New"/>
+        </w:rPr>
+        <w:t xml:space="preserve"> </w:t>
+      </w:r>
+      <w:r>
+        <w:rPr>
+          <w:rFonts w:ascii="Courier New" w:hAnsi="Courier New" w:cs="Courier New"/>
+        </w:rPr>
+        <w:t>syndrome</w:t>
+      </w:r>
+      <w:r>
+        <w:rPr>
+          <w:rFonts w:ascii="Courier New" w:hAnsi="Courier New" w:cs="Courier New"/>
+        </w:rPr>
+        <w:t>(</w:t>
+      </w:r>
+      <w:r>
+        <w:rPr>
+          <w:rFonts w:ascii="Courier New" w:hAnsi="Courier New" w:cs="Courier New"/>
+        </w:rPr>
+        <w:t>b</w:t>
+      </w:r>
+      <w:r>
+        <w:rPr>
+          <w:rFonts w:ascii="Courier New" w:hAnsi="Courier New" w:cs="Courier New"/>
+        </w:rPr>
+        <w:t>):</w:t>
+      </w:r>
+    </w:p>
+    <w:p>
+      <w:pPr>
+        <w:spacing w:line="240" w:lineRule="auto"/>
         <w:ind w:firstLine="0"/>
         <w:jc w:val="left"/>
       </w:pPr>
       <w:r>
         <w:rPr>
           <w:rFonts w:ascii="Courier New" w:hAnsi="Courier New" w:cs="Courier New"/>
-          <w:sz w:val="24"/>
-        </w:rPr>
-        <w:t xml:space="preserve"> </w:t>
-      </w:r>
-    </w:p>
-    <w:p>
-      <w:pPr>
-        <w:spacing w:before="0" w:after="0" w:line="240" w:lineRule="auto"/>
+        </w:rPr>
+        <w:t xml:space="preserve">    </w:t>
+      </w:r>
+      <w:r>
+        <w:rPr>
+          <w:rFonts w:ascii="Courier New" w:hAnsi="Courier New" w:cs="Courier New"/>
+        </w:rPr>
+        <w:t>r1, r2, i1, r3, i2, i3, i4 = b</w:t>
+      </w:r>
+    </w:p>
+    <w:p>
+      <w:pPr>
+        <w:spacing w:line="240" w:lineRule="auto"/>
         <w:ind w:firstLine="0"/>
         <w:jc w:val="left"/>
       </w:pPr>
       <w:r>
         <w:rPr>
           <w:rFonts w:ascii="Courier New" w:hAnsi="Courier New" w:cs="Courier New"/>
-          <w:sz w:val="24"/>
-        </w:rPr>
-        <w:t xml:space="preserve"> </w:t>
-      </w:r>
-    </w:p>
-    <w:p>
-      <w:pPr>
-        <w:spacing w:before="0" w:after="0" w:line="240" w:lineRule="auto"/>
+        </w:rPr>
+        <w:t xml:space="preserve">    s1 = r1 ^ i1 ^ i2 ^ i4      </w:t>
+      </w:r>
+    </w:p>
+    <w:p>
+      <w:pPr>
+        <w:spacing w:line="240" w:lineRule="auto"/>
         <w:ind w:firstLine="0"/>
         <w:jc w:val="left"/>
       </w:pPr>
       <w:r>
         <w:rPr>
           <w:rFonts w:ascii="Courier New" w:hAnsi="Courier New" w:cs="Courier New"/>
-          <w:sz w:val="24"/>
-        </w:rPr>
-        <w:t>def read_message(text):</w:t>
-      </w:r>
-    </w:p>
-    <w:p>
-      <w:pPr>
-        <w:spacing w:before="0" w:after="0" w:line="240" w:lineRule="auto"/>
+        </w:rPr>
+        <w:t xml:space="preserve">    s2 = r2 ^ i1 ^ i3 ^ i4      </w:t>
+      </w:r>
+    </w:p>
+    <w:p>
+      <w:pPr>
+        <w:spacing w:line="240" w:lineRule="auto"/>
         <w:ind w:firstLine="0"/>
         <w:jc w:val="left"/>
       </w:pPr>
       <w:r>
         <w:rPr>
           <w:rFonts w:ascii="Courier New" w:hAnsi="Courier New" w:cs="Courier New"/>
-          <w:sz w:val="24"/>
-        </w:rPr>
-        <w:t xml:space="preserve">    """Проверяет ввод и превращает строку в список из 7 чисел 0/1."""</w:t>
-      </w:r>
-    </w:p>
-    <w:p>
-      <w:pPr>
-        <w:spacing w:before="0" w:after="0" w:line="240" w:lineRule="auto"/>
+        </w:rPr>
+        <w:t xml:space="preserve">    s3 = r3 ^ i2 ^ i3 ^ i4      </w:t>
+      </w:r>
+    </w:p>
+    <w:p>
+      <w:pPr>
+        <w:spacing w:line="240" w:lineRule="auto"/>
         <w:ind w:firstLine="0"/>
         <w:jc w:val="left"/>
       </w:pPr>
       <w:r>
         <w:rPr>
           <w:rFonts w:ascii="Courier New" w:hAnsi="Courier New" w:cs="Courier New"/>
-          <w:sz w:val="24"/>
-        </w:rPr>
-        <w:t xml:space="preserve">    text = text.strip().replace(" ", "")</w:t>
-      </w:r>
-    </w:p>
-    <w:p>
-      <w:pPr>
-        <w:spacing w:before="0" w:after="0" w:line="240" w:lineRule="auto"/>
+        </w:rPr>
+        <w:t xml:space="preserve">    return s1, s2, s3</w:t>
+      </w:r>
+    </w:p>
+    <w:p>
+      <w:pPr>
+        <w:spacing w:line="240" w:lineRule="auto"/>
         <w:ind w:firstLine="0"/>
         <w:jc w:val="left"/>
       </w:pPr>
       <w:r>
         <w:rPr>
           <w:rFonts w:ascii="Courier New" w:hAnsi="Courier New" w:cs="Courier New"/>
-          <w:sz w:val="24"/>
-        </w:rPr>
-        <w:t xml:space="preserve">    if len(text) != 7 or any(ch not in "01" for ch in text):</w:t>
-      </w:r>
-    </w:p>
-    <w:p>
-      <w:pPr>
-        <w:spacing w:before="0" w:after="0" w:line="240" w:lineRule="auto"/>
+        </w:rPr>
+        <w:t xml:space="preserve"> </w:t>
+      </w:r>
+    </w:p>
+    <w:p>
+      <w:pPr>
+        <w:spacing w:line="240" w:lineRule="auto"/>
         <w:ind w:firstLine="0"/>
         <w:jc w:val="left"/>
       </w:pPr>
       <w:r>
         <w:rPr>
           <w:rFonts w:ascii="Courier New" w:hAnsi="Courier New" w:cs="Courier New"/>
-          <w:sz w:val="24"/>
-        </w:rPr>
-        <w:t xml:space="preserve">        raise ValueError("нужно ровно 7 символов «0» или «1», например 0000010")</w:t>
-      </w:r>
-    </w:p>
-    <w:p>
-      <w:pPr>
-        <w:spacing w:before="0" w:after="0" w:line="240" w:lineRule="auto"/>
+        </w:rPr>
+        <w:t xml:space="preserve"> </w:t>
+      </w:r>
+    </w:p>
+    <w:p>
+      <w:pPr>
+        <w:spacing w:line="240" w:lineRule="auto"/>
         <w:ind w:firstLine="0"/>
         <w:jc w:val="left"/>
       </w:pPr>
       <w:r>
         <w:rPr>
           <w:rFonts w:ascii="Courier New" w:hAnsi="Courier New" w:cs="Courier New"/>
-          <w:sz w:val="24"/>
-        </w:rPr>
-        <w:t xml:space="preserve">    return [int(ch) for ch in text]</w:t>
-      </w:r>
-    </w:p>
-    <w:p>
-      <w:pPr>
-        <w:spacing w:before="0" w:after="0" w:line="240" w:lineRule="auto"/>
+        </w:rPr>
+        <w:t>def decode(text):</w:t>
+      </w:r>
+    </w:p>
+    <w:p>
+      <w:pPr>
+        <w:spacing w:line="240" w:lineRule="auto"/>
         <w:ind w:firstLine="0"/>
         <w:jc w:val="left"/>
       </w:pPr>
       <w:r>
         <w:rPr>
           <w:rFonts w:ascii="Courier New" w:hAnsi="Courier New" w:cs="Courier New"/>
-          <w:sz w:val="24"/>
-        </w:rPr>
-        <w:t xml:space="preserve"> </w:t>
-      </w:r>
-    </w:p>
-    <w:p>
-      <w:pPr>
-        <w:spacing w:before="0" w:after="0" w:line="240" w:lineRule="auto"/>
+        </w:rPr>
+        <w:t xml:space="preserve">    b = read_message(text)</w:t>
+      </w:r>
+    </w:p>
+    <w:p>
+      <w:pPr>
+        <w:spacing w:line="240" w:lineRule="auto"/>
         <w:ind w:firstLine="0"/>
         <w:jc w:val="left"/>
       </w:pPr>
       <w:r>
         <w:rPr>
           <w:rFonts w:ascii="Courier New" w:hAnsi="Courier New" w:cs="Courier New"/>
-          <w:sz w:val="24"/>
-        </w:rPr>
-        <w:t xml:space="preserve"> </w:t>
-      </w:r>
-    </w:p>
-    <w:p>
-      <w:pPr>
-        <w:spacing w:before="0" w:after="0" w:line="240" w:lineRule="auto"/>
+        </w:rPr>
+        <w:t xml:space="preserve">    s1, s2, s3 = syndrome(b)</w:t>
+      </w:r>
+    </w:p>
+    <w:p>
+      <w:pPr>
+        <w:spacing w:line="240" w:lineRule="auto"/>
         <w:ind w:firstLine="0"/>
         <w:jc w:val="left"/>
       </w:pPr>
       <w:r>
         <w:rPr>
           <w:rFonts w:ascii="Courier New" w:hAnsi="Courier New" w:cs="Courier New"/>
-          <w:sz w:val="24"/>
-        </w:rPr>
-        <w:t>def syndrome(b):</w:t>
-      </w:r>
-    </w:p>
-    <w:p>
-      <w:pPr>
-        <w:spacing w:before="0" w:after="0" w:line="240" w:lineRule="auto"/>
+        </w:rPr>
+        <w:t xml:space="preserve">    pos</w:t>
+      </w:r>
+      <w:r>
+        <w:rPr>
+          <w:rFonts w:ascii="Courier New" w:hAnsi="Courier New" w:cs="Courier New"/>
+        </w:rPr>
+        <w:t xml:space="preserve"> = </w:t>
+      </w:r>
+      <w:r>
+        <w:rPr>
+          <w:rFonts w:ascii="Courier New" w:hAnsi="Courier New" w:cs="Courier New"/>
+        </w:rPr>
+        <w:t>s</w:t>
+      </w:r>
+      <w:r>
+        <w:rPr>
+          <w:rFonts w:ascii="Courier New" w:hAnsi="Courier New" w:cs="Courier New"/>
+        </w:rPr>
+        <w:t xml:space="preserve">1 + 2 * </w:t>
+      </w:r>
+      <w:r>
+        <w:rPr>
+          <w:rFonts w:ascii="Courier New" w:hAnsi="Courier New" w:cs="Courier New"/>
+        </w:rPr>
+        <w:t>s</w:t>
+      </w:r>
+      <w:r>
+        <w:rPr>
+          <w:rFonts w:ascii="Courier New" w:hAnsi="Courier New" w:cs="Courier New"/>
+        </w:rPr>
+        <w:t xml:space="preserve">2 + 4 * </w:t>
+      </w:r>
+      <w:r>
+        <w:rPr>
+          <w:rFonts w:ascii="Courier New" w:hAnsi="Courier New" w:cs="Courier New"/>
+        </w:rPr>
+        <w:t>s</w:t>
+      </w:r>
+      <w:r>
+        <w:rPr>
+          <w:rFonts w:ascii="Courier New" w:hAnsi="Courier New" w:cs="Courier New"/>
+        </w:rPr>
+        <w:t xml:space="preserve">3          </w:t>
+      </w:r>
+    </w:p>
+    <w:p>
+      <w:pPr>
+        <w:spacing w:line="240" w:lineRule="auto"/>
         <w:ind w:firstLine="0"/>
         <w:jc w:val="left"/>
       </w:pPr>
       <w:r>
         <w:rPr>
           <w:rFonts w:ascii="Courier New" w:hAnsi="Courier New" w:cs="Courier New"/>
-          <w:sz w:val="24"/>
-        </w:rPr>
-        <w:t xml:space="preserve">    """Синдром: каждая проверка — XOR битов, в номере позиции которых есть нужная степень двойки."""</w:t>
-      </w:r>
-    </w:p>
-    <w:p>
-      <w:pPr>
-        <w:spacing w:before="0" w:after="0" w:line="240" w:lineRule="auto"/>
+        </w:rPr>
+        <w:t xml:space="preserve"> </w:t>
+      </w:r>
+    </w:p>
+    <w:p>
+      <w:pPr>
+        <w:spacing w:line="240" w:lineRule="auto"/>
         <w:ind w:firstLine="0"/>
         <w:jc w:val="left"/>
       </w:pPr>
       <w:r>
         <w:rPr>
           <w:rFonts w:ascii="Courier New" w:hAnsi="Courier New" w:cs="Courier New"/>
-          <w:sz w:val="24"/>
-        </w:rPr>
-        <w:t xml:space="preserve">    r1, r2, i1, r3, i2, i3, i4 = b</w:t>
-      </w:r>
-    </w:p>
-    <w:p>
-      <w:pPr>
-        <w:spacing w:before="0" w:after="0" w:line="240" w:lineRule="auto"/>
+        </w:rPr>
+        <w:t xml:space="preserve">    </w:t>
+      </w:r>
+      <w:r>
+        <w:rPr>
+          <w:rFonts w:ascii="Courier New" w:hAnsi="Courier New" w:cs="Courier New"/>
+        </w:rPr>
+        <w:t>fixed</w:t>
+      </w:r>
+      <w:r>
+        <w:rPr>
+          <w:rFonts w:ascii="Courier New" w:hAnsi="Courier New" w:cs="Courier New"/>
+        </w:rPr>
+        <w:t xml:space="preserve"> = </w:t>
+      </w:r>
+      <w:proofErr w:type="gramStart"/>
+      <w:r>
+        <w:rPr>
+          <w:rFonts w:ascii="Courier New" w:hAnsi="Courier New" w:cs="Courier New"/>
+        </w:rPr>
+        <w:t>b</w:t>
+      </w:r>
+      <w:r>
+        <w:rPr>
+          <w:rFonts w:ascii="Courier New" w:hAnsi="Courier New" w:cs="Courier New"/>
+        </w:rPr>
+        <w:t>[</w:t>
+      </w:r>
+      <w:proofErr w:type="gramEnd"/>
+      <w:r>
+        <w:rPr>
+          <w:rFonts w:ascii="Courier New" w:hAnsi="Courier New" w:cs="Courier New"/>
+        </w:rPr>
+        <w:t>:]</w:t>
+      </w:r>
+    </w:p>
+    <w:p>
+      <w:pPr>
+        <w:spacing w:line="240" w:lineRule="auto"/>
         <w:ind w:firstLine="0"/>
         <w:jc w:val="left"/>
       </w:pPr>
       <w:r>
         <w:rPr>
           <w:rFonts w:ascii="Courier New" w:hAnsi="Courier New" w:cs="Courier New"/>
-          <w:sz w:val="24"/>
-        </w:rPr>
-        <w:t xml:space="preserve">    s1 = r1 ^ i1 ^ i2 ^ i4      # позиции 1, 3, 5, 7</w:t>
-      </w:r>
-    </w:p>
-    <w:p>
-      <w:pPr>
-        <w:spacing w:before="0" w:after="0" w:line="240" w:lineRule="auto"/>
+        </w:rPr>
+        <w:t xml:space="preserve">    </w:t>
+      </w:r>
+      <w:r>
+        <w:rPr>
+          <w:rFonts w:ascii="Courier New" w:hAnsi="Courier New" w:cs="Courier New"/>
+        </w:rPr>
+        <w:t>if</w:t>
+      </w:r>
+      <w:r>
+        <w:rPr>
+          <w:rFonts w:ascii="Courier New" w:hAnsi="Courier New" w:cs="Courier New"/>
+        </w:rPr>
+        <w:t xml:space="preserve"> </w:t>
+      </w:r>
+      <w:r>
+        <w:rPr>
+          <w:rFonts w:ascii="Courier New" w:hAnsi="Courier New" w:cs="Courier New"/>
+        </w:rPr>
+        <w:t>pos</w:t>
+      </w:r>
+      <w:r>
+        <w:rPr>
+          <w:rFonts w:ascii="Courier New" w:hAnsi="Courier New" w:cs="Courier New"/>
+        </w:rPr>
+        <w:t>:</w:t>
+      </w:r>
+    </w:p>
+    <w:p>
+      <w:pPr>
+        <w:spacing w:line="240" w:lineRule="auto"/>
         <w:ind w:firstLine="0"/>
         <w:jc w:val="left"/>
       </w:pPr>
       <w:r>
         <w:rPr>
           <w:rFonts w:ascii="Courier New" w:hAnsi="Courier New" w:cs="Courier New"/>
-          <w:sz w:val="24"/>
-        </w:rPr>
-        <w:t xml:space="preserve">    s2 = r2 ^ i1 ^ i3 ^ i4      # позиции 2, 3, 6, 7</w:t>
-      </w:r>
-    </w:p>
-    <w:p>
-      <w:pPr>
-        <w:spacing w:before="0" w:after="0" w:line="240" w:lineRule="auto"/>
+        </w:rPr>
+        <w:t xml:space="preserve">        </w:t>
+      </w:r>
+      <w:proofErr w:type="gramStart"/>
+      <w:r>
+        <w:rPr>
+          <w:rFonts w:ascii="Courier New" w:hAnsi="Courier New" w:cs="Courier New"/>
+        </w:rPr>
+        <w:t>fixed</w:t>
+      </w:r>
+      <w:r>
+        <w:rPr>
+          <w:rFonts w:ascii="Courier New" w:hAnsi="Courier New" w:cs="Courier New"/>
+        </w:rPr>
+        <w:t>[</w:t>
+      </w:r>
+      <w:proofErr w:type="gramEnd"/>
+      <w:r>
+        <w:rPr>
+          <w:rFonts w:ascii="Courier New" w:hAnsi="Courier New" w:cs="Courier New"/>
+        </w:rPr>
+        <w:t>pos</w:t>
+      </w:r>
+      <w:r>
+        <w:rPr>
+          <w:rFonts w:ascii="Courier New" w:hAnsi="Courier New" w:cs="Courier New"/>
+        </w:rPr>
+        <w:t xml:space="preserve"> - 1] ^= 1               </w:t>
+      </w:r>
+    </w:p>
+    <w:p>
+      <w:pPr>
+        <w:spacing w:line="240" w:lineRule="auto"/>
         <w:ind w:firstLine="0"/>
         <w:jc w:val="left"/>
       </w:pPr>
       <w:r>
         <w:rPr>
           <w:rFonts w:ascii="Courier New" w:hAnsi="Courier New" w:cs="Courier New"/>
-          <w:sz w:val="24"/>
-        </w:rPr>
-        <w:t xml:space="preserve">    s3 = r3 ^ i2 ^ i3 ^ i4      # позиции 4, 5, 6, 7</w:t>
-      </w:r>
-    </w:p>
-    <w:p>
-      <w:pPr>
-        <w:spacing w:before="0" w:after="0" w:line="240" w:lineRule="auto"/>
+        </w:rPr>
+        <w:t xml:space="preserve"> </w:t>
+      </w:r>
+    </w:p>
+    <w:p>
+      <w:pPr>
+        <w:spacing w:line="240" w:lineRule="auto"/>
         <w:ind w:firstLine="0"/>
         <w:jc w:val="left"/>
-      </w:pPr>
-      <w:r>
-        <w:rPr>
-          <w:rFonts w:ascii="Courier New" w:hAnsi="Courier New" w:cs="Courier New"/>
-          <w:sz w:val="24"/>
-        </w:rPr>
-        <w:t xml:space="preserve">    return s1, s2, s3</w:t>
-      </w:r>
-    </w:p>
-    <w:p>
-      <w:pPr>
-        <w:spacing w:before="0" w:after="0" w:line="240" w:lineRule="auto"/>
+        <w:rPr>
+          <w:rFonts w:ascii="Courier New" w:hAnsi="Courier New" w:cs="Courier New"/>
+        </w:rPr>
+      </w:pPr>
+      <w:r>
+        <w:rPr>
+          <w:rFonts w:ascii="Courier New" w:hAnsi="Courier New" w:cs="Courier New"/>
+        </w:rPr>
+        <w:t xml:space="preserve">    </w:t>
+      </w:r>
+      <w:r>
+        <w:rPr>
+          <w:rFonts w:ascii="Courier New" w:hAnsi="Courier New" w:cs="Courier New"/>
+        </w:rPr>
+        <w:t>info = "</w:t>
+      </w:r>
+      <w:proofErr w:type="gramStart"/>
+      <w:r>
+        <w:rPr>
+          <w:rFonts w:ascii="Courier New" w:hAnsi="Courier New" w:cs="Courier New"/>
+        </w:rPr>
+        <w:t>".join</w:t>
+      </w:r>
+      <w:proofErr w:type="gramEnd"/>
+      <w:r>
+        <w:rPr>
+          <w:rFonts w:ascii="Courier New" w:hAnsi="Courier New" w:cs="Courier New"/>
+        </w:rPr>
+        <w:t>(str(fixed[</w:t>
+      </w:r>
+      <w:proofErr w:type="spellStart"/>
+      <w:r>
+        <w:rPr>
+          <w:rFonts w:ascii="Courier New" w:hAnsi="Courier New" w:cs="Courier New"/>
+        </w:rPr>
+        <w:t>i</w:t>
+      </w:r>
+      <w:proofErr w:type="spellEnd"/>
+      <w:r>
+        <w:rPr>
+          <w:rFonts w:ascii="Courier New" w:hAnsi="Courier New" w:cs="Courier New"/>
+        </w:rPr>
+        <w:t xml:space="preserve">]) for </w:t>
+      </w:r>
+      <w:proofErr w:type="spellStart"/>
+      <w:r>
+        <w:rPr>
+          <w:rFonts w:ascii="Courier New" w:hAnsi="Courier New" w:cs="Courier New"/>
+        </w:rPr>
+        <w:t>i</w:t>
+      </w:r>
+      <w:proofErr w:type="spellEnd"/>
+      <w:r>
+        <w:rPr>
+          <w:rFonts w:ascii="Courier New" w:hAnsi="Courier New" w:cs="Courier New"/>
+        </w:rPr>
+        <w:t xml:space="preserve"> in (2, 4, 5, 6))   </w:t>
+      </w:r>
+    </w:p>
+    <w:p>
+      <w:pPr>
+        <w:spacing w:line="240" w:lineRule="auto"/>
         <w:ind w:firstLine="0"/>
         <w:jc w:val="left"/>
       </w:pPr>
       <w:r>
         <w:rPr>
           <w:rFonts w:ascii="Courier New" w:hAnsi="Courier New" w:cs="Courier New"/>
-          <w:sz w:val="24"/>
-        </w:rPr>
-        <w:t xml:space="preserve"> </w:t>
-      </w:r>
-    </w:p>
-    <w:p>
-      <w:pPr>
-        <w:spacing w:before="0" w:after="0" w:line="240" w:lineRule="auto"/>
+        </w:rPr>
+        <w:t xml:space="preserve">    return (s1, s2, s3), pos, "</w:t>
+      </w:r>
+      <w:proofErr w:type="gramStart"/>
+      <w:r>
+        <w:rPr>
+          <w:rFonts w:ascii="Courier New" w:hAnsi="Courier New" w:cs="Courier New"/>
+        </w:rPr>
+        <w:t>".join</w:t>
+      </w:r>
+      <w:proofErr w:type="gramEnd"/>
+      <w:r>
+        <w:rPr>
+          <w:rFonts w:ascii="Courier New" w:hAnsi="Courier New" w:cs="Courier New"/>
+        </w:rPr>
+        <w:t>(</w:t>
+      </w:r>
+      <w:proofErr w:type="gramStart"/>
+      <w:r>
+        <w:rPr>
+          <w:rFonts w:ascii="Courier New" w:hAnsi="Courier New" w:cs="Courier New"/>
+        </w:rPr>
+        <w:t>map(</w:t>
+      </w:r>
+      <w:proofErr w:type="gramEnd"/>
+      <w:r>
+        <w:rPr>
+          <w:rFonts w:ascii="Courier New" w:hAnsi="Courier New" w:cs="Courier New"/>
+        </w:rPr>
+        <w:t>str, fixed)), info</w:t>
+      </w:r>
+    </w:p>
+    <w:p>
+      <w:pPr>
+        <w:spacing w:line="240" w:lineRule="auto"/>
         <w:ind w:firstLine="0"/>
         <w:jc w:val="left"/>
       </w:pPr>
       <w:r>
         <w:rPr>
           <w:rFonts w:ascii="Courier New" w:hAnsi="Courier New" w:cs="Courier New"/>
-          <w:sz w:val="24"/>
-        </w:rPr>
+        </w:rPr>
+        <w:lastRenderedPageBreak/>
         <w:t xml:space="preserve"> </w:t>
       </w:r>
     </w:p>
     <w:p>
       <w:pPr>
-        <w:spacing w:before="0" w:after="0" w:line="240" w:lineRule="auto"/>
+        <w:spacing w:line="240" w:lineRule="auto"/>
         <w:ind w:firstLine="0"/>
         <w:jc w:val="left"/>
       </w:pPr>
       <w:r>
         <w:rPr>
           <w:rFonts w:ascii="Courier New" w:hAnsi="Courier New" w:cs="Courier New"/>
-          <w:sz w:val="24"/>
-        </w:rPr>
-        <w:t>def decode(text):</w:t>
-      </w:r>
-    </w:p>
-    <w:p>
-      <w:pPr>
-        <w:spacing w:before="0" w:after="0" w:line="240" w:lineRule="auto"/>
+        </w:rPr>
+        <w:t xml:space="preserve"> </w:t>
+      </w:r>
+    </w:p>
+    <w:p>
+      <w:pPr>
+        <w:spacing w:line="240" w:lineRule="auto"/>
         <w:ind w:firstLine="0"/>
         <w:jc w:val="left"/>
       </w:pPr>
       <w:r>
         <w:rPr>
           <w:rFonts w:ascii="Courier New" w:hAnsi="Courier New" w:cs="Courier New"/>
-          <w:sz w:val="24"/>
-        </w:rPr>
-        <w:t xml:space="preserve">    b = read_message(text)</w:t>
-      </w:r>
-    </w:p>
-    <w:p>
-      <w:pPr>
-        <w:spacing w:before="0" w:after="0" w:line="240" w:lineRule="auto"/>
+        </w:rPr>
+        <w:t>def main():</w:t>
+      </w:r>
+    </w:p>
+    <w:p>
+      <w:pPr>
+        <w:spacing w:line="240" w:lineRule="auto"/>
         <w:ind w:firstLine="0"/>
         <w:jc w:val="left"/>
       </w:pPr>
       <w:r>
         <w:rPr>
           <w:rFonts w:ascii="Courier New" w:hAnsi="Courier New" w:cs="Courier New"/>
-          <w:sz w:val="24"/>
-        </w:rPr>
-        <w:t xml:space="preserve">    s1, s2, s3 = syndrome(b)</w:t>
-      </w:r>
-    </w:p>
-    <w:p>
-      <w:pPr>
-        <w:spacing w:before="0" w:after="0" w:line="240" w:lineRule="auto"/>
+        </w:rPr>
+        <w:t xml:space="preserve">    text = sys.argv[1] if len(sys.argv) &gt; 1 else input("Введите 7 бит (r1 r2 i1 r3 i2 i3 i4): ")</w:t>
+      </w:r>
+    </w:p>
+    <w:p>
+      <w:pPr>
+        <w:spacing w:line="240" w:lineRule="auto"/>
         <w:ind w:firstLine="0"/>
         <w:jc w:val="left"/>
       </w:pPr>
       <w:r>
         <w:rPr>
           <w:rFonts w:ascii="Courier New" w:hAnsi="Courier New" w:cs="Courier New"/>
-          <w:sz w:val="24"/>
-        </w:rPr>
-        <w:t xml:space="preserve">    pos = s1 + 2 * s2 + 4 * s3          # номер ошибочного бита (0 — ошибки нет)</w:t>
-      </w:r>
-    </w:p>
-    <w:p>
-      <w:pPr>
-        <w:spacing w:before="0" w:after="0" w:line="240" w:lineRule="auto"/>
+        </w:rPr>
+        <w:t xml:space="preserve">    try:</w:t>
+      </w:r>
+    </w:p>
+    <w:p>
+      <w:pPr>
+        <w:spacing w:line="240" w:lineRule="auto"/>
         <w:ind w:firstLine="0"/>
         <w:jc w:val="left"/>
       </w:pPr>
       <w:r>
         <w:rPr>
           <w:rFonts w:ascii="Courier New" w:hAnsi="Courier New" w:cs="Courier New"/>
-          <w:sz w:val="24"/>
-        </w:rPr>
-        <w:t xml:space="preserve"> </w:t>
-      </w:r>
-    </w:p>
-    <w:p>
-      <w:pPr>
-        <w:spacing w:before="0" w:after="0" w:line="240" w:lineRule="auto"/>
+        </w:rPr>
+        <w:t xml:space="preserve">        (s1, s2, s3), pos, fixed, info = decode(text)</w:t>
+      </w:r>
+    </w:p>
+    <w:p>
+      <w:pPr>
+        <w:spacing w:line="240" w:lineRule="auto"/>
         <w:ind w:firstLine="0"/>
         <w:jc w:val="left"/>
       </w:pPr>
       <w:r>
         <w:rPr>
           <w:rFonts w:ascii="Courier New" w:hAnsi="Courier New" w:cs="Courier New"/>
-          <w:sz w:val="24"/>
-        </w:rPr>
-        <w:t xml:space="preserve">    fixed = b[:]</w:t>
-      </w:r>
-    </w:p>
-    <w:p>
-      <w:pPr>
-        <w:spacing w:before="0" w:after="0" w:line="240" w:lineRule="auto"/>
+        </w:rPr>
+        <w:t xml:space="preserve">    except ValueError as e:</w:t>
+      </w:r>
+    </w:p>
+    <w:p>
+      <w:pPr>
+        <w:spacing w:line="240" w:lineRule="auto"/>
         <w:ind w:firstLine="0"/>
         <w:jc w:val="left"/>
       </w:pPr>
       <w:r>
         <w:rPr>
           <w:rFonts w:ascii="Courier New" w:hAnsi="Courier New" w:cs="Courier New"/>
-          <w:sz w:val="24"/>
-        </w:rPr>
-        <w:t xml:space="preserve">    if pos:</w:t>
-      </w:r>
-    </w:p>
-    <w:p>
-      <w:pPr>
-        <w:spacing w:before="0" w:after="0" w:line="240" w:lineRule="auto"/>
+        </w:rPr>
+        <w:t xml:space="preserve">        print("Ошибка ввода:", e)</w:t>
+      </w:r>
+    </w:p>
+    <w:p>
+      <w:pPr>
+        <w:spacing w:line="240" w:lineRule="auto"/>
         <w:ind w:firstLine="0"/>
         <w:jc w:val="left"/>
       </w:pPr>
       <w:r>
         <w:rPr>
           <w:rFonts w:ascii="Courier New" w:hAnsi="Courier New" w:cs="Courier New"/>
-          <w:sz w:val="24"/>
-        </w:rPr>
-        <w:t xml:space="preserve">        fixed[pos - 1] ^= 1               # инвертируем ошибочный бит</w:t>
-      </w:r>
-    </w:p>
-    <w:p>
-      <w:pPr>
-        <w:spacing w:before="0" w:after="0" w:line="240" w:lineRule="auto"/>
+        </w:rPr>
+        <w:t xml:space="preserve">        sys.exit(1)</w:t>
+      </w:r>
+    </w:p>
+    <w:p>
+      <w:pPr>
+        <w:spacing w:line="240" w:lineRule="auto"/>
         <w:ind w:firstLine="0"/>
         <w:jc w:val="left"/>
       </w:pPr>
       <w:r>
         <w:rPr>
           <w:rFonts w:ascii="Courier New" w:hAnsi="Courier New" w:cs="Courier New"/>
-          <w:sz w:val="24"/>
         </w:rPr>
         <w:t xml:space="preserve"> </w:t>
       </w:r>
     </w:p>
     <w:p>
       <w:pPr>
-        <w:spacing w:before="0" w:after="0" w:line="240" w:lineRule="auto"/>
+        <w:spacing w:line="240" w:lineRule="auto"/>
         <w:ind w:firstLine="0"/>
         <w:jc w:val="left"/>
       </w:pPr>
       <w:r>
         <w:rPr>
           <w:rFonts w:ascii="Courier New" w:hAnsi="Courier New" w:cs="Courier New"/>
-          <w:sz w:val="24"/>
-        </w:rPr>
-        <w:t xml:space="preserve">    info = "".join(str(fixed[i]) for i in (2, 4, 5, 6))   # i1 i2 i3 i4</w:t>
-      </w:r>
-    </w:p>
-    <w:p>
-      <w:pPr>
-        <w:spacing w:before="0" w:after="0" w:line="240" w:lineRule="auto"/>
+        </w:rPr>
+        <w:t xml:space="preserve">    print(f"Синдром (s1 s2 s3): {s1}{s2}{s3}")</w:t>
+      </w:r>
+    </w:p>
+    <w:p>
+      <w:pPr>
+        <w:spacing w:line="240" w:lineRule="auto"/>
         <w:ind w:firstLine="0"/>
         <w:jc w:val="left"/>
       </w:pPr>
       <w:r>
         <w:rPr>
           <w:rFonts w:ascii="Courier New" w:hAnsi="Courier New" w:cs="Courier New"/>
-          <w:sz w:val="24"/>
-        </w:rPr>
-        <w:t xml:space="preserve">    return (s1, s2, s3), pos, "".join(map(str, fixed)), info</w:t>
-      </w:r>
-    </w:p>
-    <w:p>
-      <w:pPr>
-        <w:spacing w:before="0" w:after="0" w:line="240" w:lineRule="auto"/>
+        </w:rPr>
+        <w:t xml:space="preserve">    if pos == 0:</w:t>
+      </w:r>
+    </w:p>
+    <w:p>
+      <w:pPr>
+        <w:spacing w:line="240" w:lineRule="auto"/>
         <w:ind w:firstLine="0"/>
         <w:jc w:val="left"/>
       </w:pPr>
       <w:r>
         <w:rPr>
           <w:rFonts w:ascii="Courier New" w:hAnsi="Courier New" w:cs="Courier New"/>
-          <w:sz w:val="24"/>
-        </w:rPr>
-        <w:t xml:space="preserve"> </w:t>
-      </w:r>
-    </w:p>
-    <w:p>
-      <w:pPr>
-        <w:spacing w:before="0" w:after="0" w:line="240" w:lineRule="auto"/>
+        </w:rPr>
+        <w:t xml:space="preserve">        print("Ошибок нет")</w:t>
+      </w:r>
+    </w:p>
+    <w:p>
+      <w:pPr>
+        <w:spacing w:line="240" w:lineRule="auto"/>
         <w:ind w:firstLine="0"/>
         <w:jc w:val="left"/>
       </w:pPr>
       <w:r>
         <w:rPr>
           <w:rFonts w:ascii="Courier New" w:hAnsi="Courier New" w:cs="Courier New"/>
-          <w:sz w:val="24"/>
-        </w:rPr>
-        <w:t xml:space="preserve"> </w:t>
-      </w:r>
-    </w:p>
-    <w:p>
-      <w:pPr>
-        <w:spacing w:before="0" w:after="0" w:line="240" w:lineRule="auto"/>
+        </w:rPr>
+        <w:t xml:space="preserve">    else:</w:t>
+      </w:r>
+    </w:p>
+    <w:p>
+      <w:pPr>
+        <w:spacing w:line="240" w:lineRule="auto"/>
         <w:ind w:firstLine="0"/>
         <w:jc w:val="left"/>
       </w:pPr>
       <w:r>
         <w:rPr>
           <w:rFonts w:ascii="Courier New" w:hAnsi="Courier New" w:cs="Courier New"/>
-          <w:sz w:val="24"/>
-        </w:rPr>
-        <w:t>def main():</w:t>
-      </w:r>
-    </w:p>
-    <w:p>
-      <w:pPr>
-        <w:spacing w:before="0" w:after="0" w:line="240" w:lineRule="auto"/>
+        </w:rPr>
+        <w:t xml:space="preserve">        print(f"Ошибка в бите {pos} ({NAMES[pos - 1]})")</w:t>
+      </w:r>
+    </w:p>
+    <w:p>
+      <w:pPr>
+        <w:spacing w:line="240" w:lineRule="auto"/>
         <w:ind w:firstLine="0"/>
         <w:jc w:val="left"/>
-      </w:pPr>
-      <w:r>
-        <w:rPr>
-          <w:rFonts w:ascii="Courier New" w:hAnsi="Courier New" w:cs="Courier New"/>
-          <w:sz w:val="24"/>
-        </w:rPr>
-        <w:t xml:space="preserve">    text = sys.argv[1] if len(sys.argv) &gt; 1 else input("Введите 7 бит (r1 r2 i1 r3 i2 i3 i4): ")</w:t>
-      </w:r>
-    </w:p>
-    <w:p>
-      <w:pPr>
-        <w:spacing w:before="0" w:after="0" w:line="240" w:lineRule="auto"/>
+        <w:rPr>
+          <w:lang w:val="ru-RU"/>
+        </w:rPr>
+      </w:pPr>
+      <w:r>
+        <w:rPr>
+          <w:rFonts w:ascii="Courier New" w:hAnsi="Courier New" w:cs="Courier New"/>
+        </w:rPr>
+        <w:t xml:space="preserve">        </w:t>
+      </w:r>
+      <w:proofErr w:type="gramStart"/>
+      <w:r>
+        <w:rPr>
+          <w:rFonts w:ascii="Courier New" w:hAnsi="Courier New" w:cs="Courier New"/>
+        </w:rPr>
+        <w:t>print</w:t>
+      </w:r>
+      <w:r>
+        <w:rPr>
+          <w:rFonts w:ascii="Courier New" w:hAnsi="Courier New" w:cs="Courier New"/>
+          <w:lang w:val="ru-RU"/>
+        </w:rPr>
+        <w:t>(</w:t>
+      </w:r>
+      <w:proofErr w:type="gramEnd"/>
+      <w:r>
+        <w:rPr>
+          <w:rFonts w:ascii="Courier New" w:hAnsi="Courier New" w:cs="Courier New"/>
+        </w:rPr>
+        <w:t>f</w:t>
+      </w:r>
+      <w:r>
+        <w:rPr>
+          <w:rFonts w:ascii="Courier New" w:hAnsi="Courier New" w:cs="Courier New"/>
+          <w:lang w:val="ru-RU"/>
+        </w:rPr>
+        <w:t>"Исправленное сообщение: {</w:t>
+      </w:r>
+      <w:r>
+        <w:rPr>
+          <w:rFonts w:ascii="Courier New" w:hAnsi="Courier New" w:cs="Courier New"/>
+        </w:rPr>
+        <w:t>fixed</w:t>
+      </w:r>
+      <w:r>
+        <w:rPr>
+          <w:rFonts w:ascii="Courier New" w:hAnsi="Courier New" w:cs="Courier New"/>
+          <w:lang w:val="ru-RU"/>
+        </w:rPr>
+        <w:t>}")</w:t>
+      </w:r>
+    </w:p>
+    <w:p>
+      <w:pPr>
+        <w:spacing w:line="240" w:lineRule="auto"/>
         <w:ind w:firstLine="0"/>
         <w:jc w:val="left"/>
       </w:pPr>
       <w:r>
         <w:rPr>
           <w:rFonts w:ascii="Courier New" w:hAnsi="Courier New" w:cs="Courier New"/>
-          <w:sz w:val="24"/>
-        </w:rPr>
-        <w:t xml:space="preserve">    try:</w:t>
-      </w:r>
-    </w:p>
-    <w:p>
-      <w:pPr>
-        <w:spacing w:before="0" w:after="0" w:line="240" w:lineRule="auto"/>
+          <w:lang w:val="ru-RU"/>
+        </w:rPr>
+        <w:t xml:space="preserve">    </w:t>
+      </w:r>
+      <w:proofErr w:type="gramStart"/>
+      <w:r>
+        <w:rPr>
+          <w:rFonts w:ascii="Courier New" w:hAnsi="Courier New" w:cs="Courier New"/>
+        </w:rPr>
+        <w:t>print(</w:t>
+      </w:r>
+      <w:proofErr w:type="spellStart"/>
+      <w:proofErr w:type="gramEnd"/>
+      <w:r>
+        <w:rPr>
+          <w:rFonts w:ascii="Courier New" w:hAnsi="Courier New" w:cs="Courier New"/>
+        </w:rPr>
+        <w:t>f"Информационные</w:t>
+      </w:r>
+      <w:proofErr w:type="spellEnd"/>
+      <w:r>
+        <w:rPr>
+          <w:rFonts w:ascii="Courier New" w:hAnsi="Courier New" w:cs="Courier New"/>
+        </w:rPr>
+        <w:t xml:space="preserve"> </w:t>
+      </w:r>
+      <w:proofErr w:type="spellStart"/>
+      <w:r>
+        <w:rPr>
+          <w:rFonts w:ascii="Courier New" w:hAnsi="Courier New" w:cs="Courier New"/>
+        </w:rPr>
+        <w:t>биты</w:t>
+      </w:r>
+      <w:proofErr w:type="spellEnd"/>
+      <w:r>
+        <w:rPr>
+          <w:rFonts w:ascii="Courier New" w:hAnsi="Courier New" w:cs="Courier New"/>
+        </w:rPr>
+        <w:t xml:space="preserve"> (i1 i2 i3 i4): {info}")</w:t>
+      </w:r>
+    </w:p>
+    <w:p>
+      <w:pPr>
+        <w:spacing w:line="240" w:lineRule="auto"/>
         <w:ind w:firstLine="0"/>
         <w:jc w:val="left"/>
       </w:pPr>
       <w:r>
         <w:rPr>
           <w:rFonts w:ascii="Courier New" w:hAnsi="Courier New" w:cs="Courier New"/>
-          <w:sz w:val="24"/>
-        </w:rPr>
-        <w:t xml:space="preserve">        (s1, s2, s3), pos, fixed, info = decode(text)</w:t>
-      </w:r>
-    </w:p>
-    <w:p>
-      <w:pPr>
-        <w:spacing w:before="0" w:after="0" w:line="240" w:lineRule="auto"/>
+        </w:rPr>
+        <w:t xml:space="preserve"> </w:t>
+      </w:r>
+    </w:p>
+    <w:p>
+      <w:pPr>
+        <w:spacing w:line="240" w:lineRule="auto"/>
         <w:ind w:firstLine="0"/>
         <w:jc w:val="left"/>
       </w:pPr>
       <w:r>
         <w:rPr>
           <w:rFonts w:ascii="Courier New" w:hAnsi="Courier New" w:cs="Courier New"/>
-          <w:sz w:val="24"/>
-        </w:rPr>
-        <w:t xml:space="preserve">    except ValueError as e:</w:t>
-      </w:r>
-    </w:p>
-    <w:p>
-      <w:pPr>
-        <w:spacing w:before="0" w:after="0" w:line="240" w:lineRule="auto"/>
+        </w:rPr>
+        <w:t xml:space="preserve"> </w:t>
+      </w:r>
+    </w:p>
+    <w:p>
+      <w:pPr>
+        <w:spacing w:line="240" w:lineRule="auto"/>
         <w:ind w:firstLine="0"/>
         <w:jc w:val="left"/>
-      </w:pPr>
-      <w:r>
-        <w:rPr>
-          <w:rFonts w:ascii="Courier New" w:hAnsi="Courier New" w:cs="Courier New"/>
-          <w:sz w:val="24"/>
-        </w:rPr>
-        <w:t xml:space="preserve">        print("Ошибка ввода:", e)</w:t>
-      </w:r>
-    </w:p>
-    <w:p>
-      <w:pPr>
-        <w:spacing w:before="0" w:after="0" w:line="240" w:lineRule="auto"/>
+        <w:rPr>
+          <w:lang w:val="ru-RU"/>
+        </w:rPr>
+      </w:pPr>
+      <w:r>
+        <w:rPr>
+          <w:rFonts w:ascii="Courier New" w:hAnsi="Courier New" w:cs="Courier New"/>
+        </w:rPr>
+        <w:t>if</w:t>
+      </w:r>
+      <w:r>
+        <w:rPr>
+          <w:rFonts w:ascii="Courier New" w:hAnsi="Courier New" w:cs="Courier New"/>
+          <w:lang w:val="ru-RU"/>
+        </w:rPr>
+        <w:t xml:space="preserve"> __</w:t>
+      </w:r>
+      <w:r>
+        <w:rPr>
+          <w:rFonts w:ascii="Courier New" w:hAnsi="Courier New" w:cs="Courier New"/>
+        </w:rPr>
+        <w:t>name</w:t>
+      </w:r>
+      <w:r>
+        <w:rPr>
+          <w:rFonts w:ascii="Courier New" w:hAnsi="Courier New" w:cs="Courier New"/>
+          <w:lang w:val="ru-RU"/>
+        </w:rPr>
+        <w:t>__ == "__</w:t>
+      </w:r>
+      <w:r>
+        <w:rPr>
+          <w:rFonts w:ascii="Courier New" w:hAnsi="Courier New" w:cs="Courier New"/>
+        </w:rPr>
+        <w:t>main</w:t>
+      </w:r>
+      <w:r>
+        <w:rPr>
+          <w:rFonts w:ascii="Courier New" w:hAnsi="Courier New" w:cs="Courier New"/>
+          <w:lang w:val="ru-RU"/>
+        </w:rPr>
+        <w:t>__":</w:t>
+      </w:r>
+    </w:p>
+    <w:p>
+      <w:pPr>
+        <w:spacing w:line="240" w:lineRule="auto"/>
         <w:ind w:firstLine="0"/>
         <w:jc w:val="left"/>
-      </w:pPr>
-      <w:r>
-        <w:rPr>
-          <w:rFonts w:ascii="Courier New" w:hAnsi="Courier New" w:cs="Courier New"/>
-          <w:sz w:val="24"/>
-        </w:rPr>
-        <w:t xml:space="preserve">        sys.exit(1)</w:t>
-      </w:r>
-    </w:p>
-    <w:p>
-      <w:pPr>
-        <w:spacing w:before="0" w:after="0" w:line="240" w:lineRule="auto"/>
+        <w:rPr>
+          <w:lang w:val="ru-RU"/>
+        </w:rPr>
+      </w:pPr>
+      <w:r>
+        <w:rPr>
+          <w:rFonts w:ascii="Courier New" w:hAnsi="Courier New" w:cs="Courier New"/>
+          <w:lang w:val="ru-RU"/>
+        </w:rPr>
+        <w:t xml:space="preserve">    </w:t>
+      </w:r>
+      <w:proofErr w:type="gramStart"/>
+      <w:r>
+        <w:rPr>
+          <w:rFonts w:ascii="Courier New" w:hAnsi="Courier New" w:cs="Courier New"/>
+        </w:rPr>
+        <w:t>main</w:t>
+      </w:r>
+      <w:r>
+        <w:rPr>
+          <w:rFonts w:ascii="Courier New" w:hAnsi="Courier New" w:cs="Courier New"/>
+          <w:lang w:val="ru-RU"/>
+        </w:rPr>
+        <w:t>(</w:t>
+      </w:r>
+      <w:proofErr w:type="gramEnd"/>
+      <w:r>
+        <w:rPr>
+          <w:rFonts w:ascii="Courier New" w:hAnsi="Courier New" w:cs="Courier New"/>
+          <w:lang w:val="ru-RU"/>
+        </w:rPr>
+        <w:t>)</w:t>
+      </w:r>
+    </w:p>
+    <w:p>
+      <w:pPr>
+        <w:rPr>
+          <w:lang w:val="ru-RU"/>
+        </w:rPr>
+      </w:pPr>
+      <w:r>
+        <w:rPr>
+          <w:sz w:val="28"/>
+          <w:lang w:val="ru-RU"/>
+        </w:rPr>
+        <w:t>Результаты запуска программы на сообщениях варианта:</w:t>
+      </w:r>
+    </w:p>
+    <w:p>
+      <w:pPr>
+        <w:spacing w:line="240" w:lineRule="auto"/>
         <w:ind w:firstLine="0"/>
         <w:jc w:val="left"/>
       </w:pPr>
       <w:r>
         <w:rPr>
           <w:rFonts w:ascii="Courier New" w:hAnsi="Courier New" w:cs="Courier New"/>
-          <w:sz w:val="24"/>
-        </w:rPr>
-        <w:t xml:space="preserve"> </w:t>
-      </w:r>
-    </w:p>
-    <w:p>
-      <w:pPr>
-        <w:spacing w:before="0" w:after="0" w:line="240" w:lineRule="auto"/>
+        </w:rPr>
+        <w:t>$ python3 hamming74.py 0000010</w:t>
+      </w:r>
+    </w:p>
+    <w:p>
+      <w:pPr>
+        <w:spacing w:line="240" w:lineRule="auto"/>
         <w:ind w:firstLine="0"/>
         <w:jc w:val="left"/>
       </w:pPr>
       <w:r>
         <w:rPr>
           <w:rFonts w:ascii="Courier New" w:hAnsi="Courier New" w:cs="Courier New"/>
-          <w:sz w:val="24"/>
-        </w:rPr>
-        <w:t xml:space="preserve">    print(f"Синдром (s1 s2 s3): {s1}{s2}{s3}")</w:t>
-      </w:r>
-    </w:p>
-    <w:p>
-      <w:pPr>
-        <w:spacing w:before="0" w:after="0" w:line="240" w:lineRule="auto"/>
+        </w:rPr>
+        <w:t>Синдром (s1 s2 s3): 011</w:t>
+      </w:r>
+    </w:p>
+    <w:p>
+      <w:pPr>
+        <w:spacing w:line="240" w:lineRule="auto"/>
         <w:ind w:firstLine="0"/>
         <w:jc w:val="left"/>
-      </w:pPr>
-      <w:r>
-        <w:rPr>
-          <w:rFonts w:ascii="Courier New" w:hAnsi="Courier New" w:cs="Courier New"/>
-          <w:sz w:val="24"/>
-        </w:rPr>
-        <w:t xml:space="preserve">    if pos == 0:</w:t>
-      </w:r>
-    </w:p>
-    <w:p>
-      <w:pPr>
-        <w:spacing w:before="0" w:after="0" w:line="240" w:lineRule="auto"/>
+        <w:rPr>
+          <w:lang w:val="ru-RU"/>
+        </w:rPr>
+      </w:pPr>
+      <w:r>
+        <w:rPr>
+          <w:rFonts w:ascii="Courier New" w:hAnsi="Courier New" w:cs="Courier New"/>
+          <w:lang w:val="ru-RU"/>
+        </w:rPr>
+        <w:t>Ошибка в бите 6 (</w:t>
+      </w:r>
+      <w:proofErr w:type="spellStart"/>
+      <w:r>
+        <w:rPr>
+          <w:rFonts w:ascii="Courier New" w:hAnsi="Courier New" w:cs="Courier New"/>
+        </w:rPr>
+        <w:t>i</w:t>
+      </w:r>
+      <w:proofErr w:type="spellEnd"/>
+      <w:r>
+        <w:rPr>
+          <w:rFonts w:ascii="Courier New" w:hAnsi="Courier New" w:cs="Courier New"/>
+          <w:lang w:val="ru-RU"/>
+        </w:rPr>
+        <w:t>3)</w:t>
+      </w:r>
+    </w:p>
+    <w:p>
+      <w:pPr>
+        <w:spacing w:line="240" w:lineRule="auto"/>
         <w:ind w:firstLine="0"/>
         <w:jc w:val="left"/>
-      </w:pPr>
-      <w:r>
-        <w:rPr>
-          <w:rFonts w:ascii="Courier New" w:hAnsi="Courier New" w:cs="Courier New"/>
-          <w:sz w:val="24"/>
-        </w:rPr>
-        <w:t xml:space="preserve">        print("Ошибок нет")</w:t>
-      </w:r>
-    </w:p>
-    <w:p>
-      <w:pPr>
-        <w:spacing w:before="0" w:after="0" w:line="240" w:lineRule="auto"/>
+        <w:rPr>
+          <w:lang w:val="ru-RU"/>
+        </w:rPr>
+      </w:pPr>
+      <w:r>
+        <w:rPr>
+          <w:rFonts w:ascii="Courier New" w:hAnsi="Courier New" w:cs="Courier New"/>
+          <w:lang w:val="ru-RU"/>
+        </w:rPr>
+        <w:t>Исправленное сообщение: 0000000</w:t>
+      </w:r>
+    </w:p>
+    <w:p>
+      <w:pPr>
+        <w:spacing w:line="240" w:lineRule="auto"/>
         <w:ind w:firstLine="0"/>
         <w:jc w:val="left"/>
-      </w:pPr>
-      <w:r>
-        <w:rPr>
-          <w:rFonts w:ascii="Courier New" w:hAnsi="Courier New" w:cs="Courier New"/>
-          <w:sz w:val="24"/>
-        </w:rPr>
-        <w:t xml:space="preserve">    else:</w:t>
-      </w:r>
-    </w:p>
-    <w:p>
-      <w:pPr>
-        <w:spacing w:before="0" w:after="0" w:line="240" w:lineRule="auto"/>
+        <w:rPr>
+          <w:lang w:val="ru-RU"/>
+        </w:rPr>
+      </w:pPr>
+      <w:r>
+        <w:rPr>
+          <w:rFonts w:ascii="Courier New" w:hAnsi="Courier New" w:cs="Courier New"/>
+          <w:lang w:val="ru-RU"/>
+        </w:rPr>
+        <w:t>Информационные биты (</w:t>
+      </w:r>
+      <w:proofErr w:type="spellStart"/>
+      <w:r>
+        <w:rPr>
+          <w:rFonts w:ascii="Courier New" w:hAnsi="Courier New" w:cs="Courier New"/>
+        </w:rPr>
+        <w:t>i</w:t>
+      </w:r>
+      <w:proofErr w:type="spellEnd"/>
+      <w:r>
+        <w:rPr>
+          <w:rFonts w:ascii="Courier New" w:hAnsi="Courier New" w:cs="Courier New"/>
+          <w:lang w:val="ru-RU"/>
+        </w:rPr>
+        <w:t xml:space="preserve">1 </w:t>
+      </w:r>
+      <w:proofErr w:type="spellStart"/>
+      <w:r>
+        <w:rPr>
+          <w:rFonts w:ascii="Courier New" w:hAnsi="Courier New" w:cs="Courier New"/>
+        </w:rPr>
+        <w:t>i</w:t>
+      </w:r>
+      <w:proofErr w:type="spellEnd"/>
+      <w:r>
+        <w:rPr>
+          <w:rFonts w:ascii="Courier New" w:hAnsi="Courier New" w:cs="Courier New"/>
+          <w:lang w:val="ru-RU"/>
+        </w:rPr>
+        <w:t xml:space="preserve">2 </w:t>
+      </w:r>
+      <w:proofErr w:type="spellStart"/>
+      <w:r>
+        <w:rPr>
+          <w:rFonts w:ascii="Courier New" w:hAnsi="Courier New" w:cs="Courier New"/>
+        </w:rPr>
+        <w:t>i</w:t>
+      </w:r>
+      <w:proofErr w:type="spellEnd"/>
+      <w:r>
+        <w:rPr>
+          <w:rFonts w:ascii="Courier New" w:hAnsi="Courier New" w:cs="Courier New"/>
+          <w:lang w:val="ru-RU"/>
+        </w:rPr>
+        <w:t xml:space="preserve">3 </w:t>
+      </w:r>
+      <w:proofErr w:type="spellStart"/>
+      <w:r>
+        <w:rPr>
+          <w:rFonts w:ascii="Courier New" w:hAnsi="Courier New" w:cs="Courier New"/>
+        </w:rPr>
+        <w:t>i</w:t>
+      </w:r>
+      <w:proofErr w:type="spellEnd"/>
+      <w:r>
+        <w:rPr>
+          <w:rFonts w:ascii="Courier New" w:hAnsi="Courier New" w:cs="Courier New"/>
+          <w:lang w:val="ru-RU"/>
+        </w:rPr>
+        <w:t>4): 0000</w:t>
+      </w:r>
+    </w:p>
+    <w:p>
+      <w:pPr>
+        <w:spacing w:line="240" w:lineRule="auto"/>
         <w:ind w:firstLine="0"/>
         <w:jc w:val="left"/>
-      </w:pPr>
-      <w:r>
-        <w:rPr>
-          <w:rFonts w:ascii="Courier New" w:hAnsi="Courier New" w:cs="Courier New"/>
-          <w:sz w:val="24"/>
-        </w:rPr>
-        <w:t xml:space="preserve">        print(f"Ошибка в бите {pos} ({NAMES[pos - 1]})")</w:t>
-      </w:r>
-    </w:p>
-    <w:p>
-      <w:pPr>
-        <w:spacing w:before="0" w:after="0" w:line="240" w:lineRule="auto"/>
+        <w:rPr>
+          <w:lang w:val="ru-RU"/>
+        </w:rPr>
+      </w:pPr>
+      <w:r>
+        <w:rPr>
+          <w:rFonts w:ascii="Courier New" w:hAnsi="Courier New" w:cs="Courier New"/>
+          <w:lang w:val="ru-RU"/>
+        </w:rPr>
+        <w:t xml:space="preserve"> </w:t>
+      </w:r>
+    </w:p>
+    <w:p>
+      <w:pPr>
+        <w:spacing w:line="240" w:lineRule="auto"/>
         <w:ind w:firstLine="0"/>
         <w:jc w:val="left"/>
       </w:pPr>
       <w:r>
         <w:rPr>
           <w:rFonts w:ascii="Courier New" w:hAnsi="Courier New" w:cs="Courier New"/>
-          <w:sz w:val="24"/>
-        </w:rPr>
-        <w:t xml:space="preserve">        print(f"Исправленное сообщение: {fixed}")</w:t>
-      </w:r>
-    </w:p>
-    <w:p>
-      <w:pPr>
-        <w:spacing w:before="0" w:after="0" w:line="240" w:lineRule="auto"/>
+        </w:rPr>
+        <w:t>$ python3 hamming74.py 1110010</w:t>
+      </w:r>
+    </w:p>
+    <w:p>
+      <w:pPr>
+        <w:spacing w:line="240" w:lineRule="auto"/>
         <w:ind w:firstLine="0"/>
         <w:jc w:val="left"/>
       </w:pPr>
       <w:r>
         <w:rPr>
           <w:rFonts w:ascii="Courier New" w:hAnsi="Courier New" w:cs="Courier New"/>
-          <w:sz w:val="24"/>
-        </w:rPr>
-        <w:t xml:space="preserve">    print(f"Информационные биты (i1 i2 i3 i4): {info}")</w:t>
-      </w:r>
-    </w:p>
-    <w:p>
-      <w:pPr>
-        <w:spacing w:before="0" w:after="0" w:line="240" w:lineRule="auto"/>
+        </w:rPr>
+        <w:t>Синдром (s1 s2 s3): 011</w:t>
+      </w:r>
+    </w:p>
+    <w:p>
+      <w:pPr>
+        <w:spacing w:line="240" w:lineRule="auto"/>
         <w:ind w:firstLine="0"/>
         <w:jc w:val="left"/>
-      </w:pPr>
-      <w:r>
-        <w:rPr>
-          <w:rFonts w:ascii="Courier New" w:hAnsi="Courier New" w:cs="Courier New"/>
-          <w:sz w:val="24"/>
-        </w:rPr>
-        <w:t xml:space="preserve"> </w:t>
-      </w:r>
-    </w:p>
-    <w:p>
-      <w:pPr>
-        <w:spacing w:before="0" w:after="0" w:line="240" w:lineRule="auto"/>
+        <w:rPr>
+          <w:lang w:val="ru-RU"/>
+        </w:rPr>
+      </w:pPr>
+      <w:r>
+        <w:rPr>
+          <w:rFonts w:ascii="Courier New" w:hAnsi="Courier New" w:cs="Courier New"/>
+          <w:lang w:val="ru-RU"/>
+        </w:rPr>
+        <w:t>Ошибка в бите 6 (</w:t>
+      </w:r>
+      <w:proofErr w:type="spellStart"/>
+      <w:r>
+        <w:rPr>
+          <w:rFonts w:ascii="Courier New" w:hAnsi="Courier New" w:cs="Courier New"/>
+        </w:rPr>
+        <w:t>i</w:t>
+      </w:r>
+      <w:proofErr w:type="spellEnd"/>
+      <w:r>
+        <w:rPr>
+          <w:rFonts w:ascii="Courier New" w:hAnsi="Courier New" w:cs="Courier New"/>
+          <w:lang w:val="ru-RU"/>
+        </w:rPr>
+        <w:t>3)</w:t>
+      </w:r>
+    </w:p>
+    <w:p>
+      <w:pPr>
+        <w:spacing w:line="240" w:lineRule="auto"/>
         <w:ind w:firstLine="0"/>
         <w:jc w:val="left"/>
-      </w:pPr>
-      <w:r>
-        <w:rPr>
-          <w:rFonts w:ascii="Courier New" w:hAnsi="Courier New" w:cs="Courier New"/>
-          <w:sz w:val="24"/>
-        </w:rPr>
-        <w:t xml:space="preserve"> </w:t>
-      </w:r>
-    </w:p>
-    <w:p>
-      <w:pPr>
-        <w:spacing w:before="0" w:after="0" w:line="240" w:lineRule="auto"/>
+        <w:rPr>
+          <w:lang w:val="ru-RU"/>
+        </w:rPr>
+      </w:pPr>
+      <w:r>
+        <w:rPr>
+          <w:rFonts w:ascii="Courier New" w:hAnsi="Courier New" w:cs="Courier New"/>
+          <w:lang w:val="ru-RU"/>
+        </w:rPr>
+        <w:t>Исправленное сообщение: 1110000</w:t>
+      </w:r>
+    </w:p>
+    <w:p>
+      <w:pPr>
+        <w:spacing w:line="240" w:lineRule="auto"/>
         <w:ind w:firstLine="0"/>
         <w:jc w:val="left"/>
-      </w:pPr>
-      <w:r>
-        <w:rPr>
-          <w:rFonts w:ascii="Courier New" w:hAnsi="Courier New" w:cs="Courier New"/>
-          <w:sz w:val="24"/>
-        </w:rPr>
-        <w:t>if __name__ == "__main__":</w:t>
-      </w:r>
-    </w:p>
-    <w:p>
-      <w:pPr>
-        <w:spacing w:before="0" w:after="0" w:line="240" w:lineRule="auto"/>
+        <w:rPr>
+          <w:lang w:val="ru-RU"/>
+        </w:rPr>
+      </w:pPr>
+      <w:r>
+        <w:rPr>
+          <w:rFonts w:ascii="Courier New" w:hAnsi="Courier New" w:cs="Courier New"/>
+          <w:lang w:val="ru-RU"/>
+        </w:rPr>
+        <w:t>Информационные биты (</w:t>
+      </w:r>
+      <w:proofErr w:type="spellStart"/>
+      <w:r>
+        <w:rPr>
+          <w:rFonts w:ascii="Courier New" w:hAnsi="Courier New" w:cs="Courier New"/>
+        </w:rPr>
+        <w:t>i</w:t>
+      </w:r>
+      <w:proofErr w:type="spellEnd"/>
+      <w:r>
+        <w:rPr>
+          <w:rFonts w:ascii="Courier New" w:hAnsi="Courier New" w:cs="Courier New"/>
+          <w:lang w:val="ru-RU"/>
+        </w:rPr>
+        <w:t xml:space="preserve">1 </w:t>
+      </w:r>
+      <w:proofErr w:type="spellStart"/>
+      <w:r>
+        <w:rPr>
+          <w:rFonts w:ascii="Courier New" w:hAnsi="Courier New" w:cs="Courier New"/>
+        </w:rPr>
+        <w:t>i</w:t>
+      </w:r>
+      <w:proofErr w:type="spellEnd"/>
+      <w:r>
+        <w:rPr>
+          <w:rFonts w:ascii="Courier New" w:hAnsi="Courier New" w:cs="Courier New"/>
+          <w:lang w:val="ru-RU"/>
+        </w:rPr>
+        <w:t xml:space="preserve">2 </w:t>
+      </w:r>
+      <w:proofErr w:type="spellStart"/>
+      <w:r>
+        <w:rPr>
+          <w:rFonts w:ascii="Courier New" w:hAnsi="Courier New" w:cs="Courier New"/>
+        </w:rPr>
+        <w:t>i</w:t>
+      </w:r>
+      <w:proofErr w:type="spellEnd"/>
+      <w:r>
+        <w:rPr>
+          <w:rFonts w:ascii="Courier New" w:hAnsi="Courier New" w:cs="Courier New"/>
+          <w:lang w:val="ru-RU"/>
+        </w:rPr>
+        <w:t xml:space="preserve">3 </w:t>
+      </w:r>
+      <w:proofErr w:type="spellStart"/>
+      <w:r>
+        <w:rPr>
+          <w:rFonts w:ascii="Courier New" w:hAnsi="Courier New" w:cs="Courier New"/>
+        </w:rPr>
+        <w:t>i</w:t>
+      </w:r>
+      <w:proofErr w:type="spellEnd"/>
+      <w:r>
+        <w:rPr>
+          <w:rFonts w:ascii="Courier New" w:hAnsi="Courier New" w:cs="Courier New"/>
+          <w:lang w:val="ru-RU"/>
+        </w:rPr>
+        <w:t>4): 1000</w:t>
+      </w:r>
+    </w:p>
+    <w:p>
+      <w:pPr>
+        <w:spacing w:line="240" w:lineRule="auto"/>
         <w:ind w:firstLine="0"/>
         <w:jc w:val="left"/>
-      </w:pPr>
-      <w:r>
-        <w:rPr>
-          <w:rFonts w:ascii="Courier New" w:hAnsi="Courier New" w:cs="Courier New"/>
-          <w:sz w:val="24"/>
-        </w:rPr>
-        <w:t xml:space="preserve">    main()</w:t>
-      </w:r>
-    </w:p>
-    <w:p>
-      <w:pPr>
-        <w:ind w:firstLine="709"/>
-        <w:jc w:val="both"/>
-      </w:pPr>
-      <w:r>
-        <w:rPr>
-          <w:rFonts w:ascii="Times New Roman" w:hAnsi="Times New Roman"/>
-          <w:b w:val="0"/>
-          <w:sz w:val="28"/>
-        </w:rPr>
-        <w:t>Результаты запуска программы на сообщениях варианта:</w:t>
-      </w:r>
-    </w:p>
-    <w:p>
-      <w:pPr>
-        <w:spacing w:before="0" w:after="0" w:line="240" w:lineRule="auto"/>
+        <w:rPr>
+          <w:lang w:val="ru-RU"/>
+        </w:rPr>
+      </w:pPr>
+      <w:r>
+        <w:rPr>
+          <w:rFonts w:ascii="Courier New" w:hAnsi="Courier New" w:cs="Courier New"/>
+          <w:lang w:val="ru-RU"/>
+        </w:rPr>
+        <w:t xml:space="preserve"> </w:t>
+      </w:r>
+    </w:p>
+    <w:p>
+      <w:pPr>
+        <w:spacing w:line="240" w:lineRule="auto"/>
         <w:ind w:firstLine="0"/>
         <w:jc w:val="left"/>
       </w:pPr>
       <w:r>
         <w:rPr>
           <w:rFonts w:ascii="Courier New" w:hAnsi="Courier New" w:cs="Courier New"/>
-          <w:sz w:val="24"/>
-        </w:rPr>
-        <w:t>$ python3 hamming74.py 0000010</w:t>
-      </w:r>
-    </w:p>
-    <w:p>
-      <w:pPr>
-        <w:spacing w:before="0" w:after="0" w:line="240" w:lineRule="auto"/>
+        </w:rPr>
+        <w:t>$ python3 hamming74.py 0110100</w:t>
+      </w:r>
+    </w:p>
+    <w:p>
+      <w:pPr>
+        <w:spacing w:line="240" w:lineRule="auto"/>
         <w:ind w:firstLine="0"/>
         <w:jc w:val="left"/>
       </w:pPr>
       <w:r>
         <w:rPr>
           <w:rFonts w:ascii="Courier New" w:hAnsi="Courier New" w:cs="Courier New"/>
-          <w:sz w:val="24"/>
-        </w:rPr>
-        <w:t>Синдром (s1 s2 s3): 011</w:t>
-      </w:r>
-    </w:p>
-    <w:p>
-      <w:pPr>
-        <w:spacing w:before="0" w:after="0" w:line="240" w:lineRule="auto"/>
+        </w:rPr>
+        <w:t>Синдром (s1 s2 s3): 001</w:t>
+      </w:r>
+    </w:p>
+    <w:p>
+      <w:pPr>
+        <w:spacing w:line="240" w:lineRule="auto"/>
         <w:ind w:firstLine="0"/>
         <w:jc w:val="left"/>
-      </w:pPr>
-      <w:r>
-        <w:rPr>
-          <w:rFonts w:ascii="Courier New" w:hAnsi="Courier New" w:cs="Courier New"/>
-          <w:sz w:val="24"/>
-        </w:rPr>
-        <w:t>Ошибка в бите 6 (i3)</w:t>
-      </w:r>
-    </w:p>
-    <w:p>
-      <w:pPr>
-        <w:spacing w:before="0" w:after="0" w:line="240" w:lineRule="auto"/>
+        <w:rPr>
+          <w:lang w:val="ru-RU"/>
+        </w:rPr>
+      </w:pPr>
+      <w:r>
+        <w:rPr>
+          <w:rFonts w:ascii="Courier New" w:hAnsi="Courier New" w:cs="Courier New"/>
+          <w:lang w:val="ru-RU"/>
+        </w:rPr>
+        <w:t>Ошибка в бите 4 (</w:t>
+      </w:r>
+      <w:r>
+        <w:rPr>
+          <w:rFonts w:ascii="Courier New" w:hAnsi="Courier New" w:cs="Courier New"/>
+        </w:rPr>
+        <w:t>r</w:t>
+      </w:r>
+      <w:r>
+        <w:rPr>
+          <w:rFonts w:ascii="Courier New" w:hAnsi="Courier New" w:cs="Courier New"/>
+          <w:lang w:val="ru-RU"/>
+        </w:rPr>
+        <w:t>3)</w:t>
+      </w:r>
+    </w:p>
+    <w:p>
+      <w:pPr>
+        <w:spacing w:line="240" w:lineRule="auto"/>
         <w:ind w:firstLine="0"/>
         <w:jc w:val="left"/>
-      </w:pPr>
-      <w:r>
-        <w:rPr>
-          <w:rFonts w:ascii="Courier New" w:hAnsi="Courier New" w:cs="Courier New"/>
-          <w:sz w:val="24"/>
-        </w:rPr>
-        <w:t>Исправленное сообщение: 0000000</w:t>
-      </w:r>
-    </w:p>
-    <w:p>
-      <w:pPr>
-        <w:spacing w:before="0" w:after="0" w:line="240" w:lineRule="auto"/>
+        <w:rPr>
+          <w:lang w:val="ru-RU"/>
+        </w:rPr>
+      </w:pPr>
+      <w:r>
+        <w:rPr>
+          <w:rFonts w:ascii="Courier New" w:hAnsi="Courier New" w:cs="Courier New"/>
+          <w:lang w:val="ru-RU"/>
+        </w:rPr>
+        <w:t>Исправленное сообщение: 0111100</w:t>
+      </w:r>
+    </w:p>
+    <w:p>
+      <w:pPr>
+        <w:spacing w:line="240" w:lineRule="auto"/>
         <w:ind w:firstLine="0"/>
         <w:jc w:val="left"/>
-      </w:pPr>
-      <w:r>
-        <w:rPr>
-          <w:rFonts w:ascii="Courier New" w:hAnsi="Courier New" w:cs="Courier New"/>
-          <w:sz w:val="24"/>
-        </w:rPr>
-        <w:t>Информационные биты (i1 i2 i3 i4): 0000</w:t>
-      </w:r>
-    </w:p>
-    <w:p>
-      <w:pPr>
-        <w:spacing w:before="0" w:after="0" w:line="240" w:lineRule="auto"/>
+        <w:rPr>
+          <w:lang w:val="ru-RU"/>
+        </w:rPr>
+      </w:pPr>
+      <w:r>
+        <w:rPr>
+          <w:rFonts w:ascii="Courier New" w:hAnsi="Courier New" w:cs="Courier New"/>
+          <w:lang w:val="ru-RU"/>
+        </w:rPr>
+        <w:t>Информационные биты (</w:t>
+      </w:r>
+      <w:proofErr w:type="spellStart"/>
+      <w:r>
+        <w:rPr>
+          <w:rFonts w:ascii="Courier New" w:hAnsi="Courier New" w:cs="Courier New"/>
+        </w:rPr>
+        <w:t>i</w:t>
+      </w:r>
+      <w:proofErr w:type="spellEnd"/>
+      <w:r>
+        <w:rPr>
+          <w:rFonts w:ascii="Courier New" w:hAnsi="Courier New" w:cs="Courier New"/>
+          <w:lang w:val="ru-RU"/>
+        </w:rPr>
+        <w:t xml:space="preserve">1 </w:t>
+      </w:r>
+      <w:proofErr w:type="spellStart"/>
+      <w:r>
+        <w:rPr>
+          <w:rFonts w:ascii="Courier New" w:hAnsi="Courier New" w:cs="Courier New"/>
+        </w:rPr>
+        <w:t>i</w:t>
+      </w:r>
+      <w:proofErr w:type="spellEnd"/>
+      <w:r>
+        <w:rPr>
+          <w:rFonts w:ascii="Courier New" w:hAnsi="Courier New" w:cs="Courier New"/>
+          <w:lang w:val="ru-RU"/>
+        </w:rPr>
+        <w:t xml:space="preserve">2 </w:t>
+      </w:r>
+      <w:proofErr w:type="spellStart"/>
+      <w:r>
+        <w:rPr>
+          <w:rFonts w:ascii="Courier New" w:hAnsi="Courier New" w:cs="Courier New"/>
+        </w:rPr>
+        <w:t>i</w:t>
+      </w:r>
+      <w:proofErr w:type="spellEnd"/>
+      <w:r>
+        <w:rPr>
+          <w:rFonts w:ascii="Courier New" w:hAnsi="Courier New" w:cs="Courier New"/>
+          <w:lang w:val="ru-RU"/>
+        </w:rPr>
+        <w:t xml:space="preserve">3 </w:t>
+      </w:r>
+      <w:proofErr w:type="spellStart"/>
+      <w:r>
+        <w:rPr>
+          <w:rFonts w:ascii="Courier New" w:hAnsi="Courier New" w:cs="Courier New"/>
+        </w:rPr>
+        <w:t>i</w:t>
+      </w:r>
+      <w:proofErr w:type="spellEnd"/>
+      <w:r>
+        <w:rPr>
+          <w:rFonts w:ascii="Courier New" w:hAnsi="Courier New" w:cs="Courier New"/>
+          <w:lang w:val="ru-RU"/>
+        </w:rPr>
+        <w:t>4): 1100</w:t>
+      </w:r>
+    </w:p>
+    <w:p>
+      <w:pPr>
+        <w:spacing w:line="240" w:lineRule="auto"/>
         <w:ind w:firstLine="0"/>
         <w:jc w:val="left"/>
-      </w:pPr>
-      <w:r>
-        <w:rPr>
-          <w:rFonts w:ascii="Courier New" w:hAnsi="Courier New" w:cs="Courier New"/>
-          <w:sz w:val="24"/>
+        <w:rPr>
+          <w:lang w:val="ru-RU"/>
+        </w:rPr>
+      </w:pPr>
+      <w:r>
+        <w:rPr>
+          <w:rFonts w:ascii="Courier New" w:hAnsi="Courier New" w:cs="Courier New"/>
+          <w:lang w:val="ru-RU"/>
         </w:rPr>
         <w:t xml:space="preserve"> </w:t>
       </w:r>
     </w:p>
     <w:p>
       <w:pPr>
-        <w:spacing w:before="0" w:after="0" w:line="240" w:lineRule="auto"/>
+        <w:spacing w:line="240" w:lineRule="auto"/>
         <w:ind w:firstLine="0"/>
         <w:jc w:val="left"/>
       </w:pPr>
       <w:r>
         <w:rPr>
           <w:rFonts w:ascii="Courier New" w:hAnsi="Courier New" w:cs="Courier New"/>
-          <w:sz w:val="24"/>
-        </w:rPr>
-        <w:t>$ python3 hamming74.py 1110010</w:t>
-      </w:r>
-    </w:p>
-    <w:p>
-      <w:pPr>
-        <w:spacing w:before="0" w:after="0" w:line="240" w:lineRule="auto"/>
+        </w:rPr>
+        <w:t>$ python3 hamming74.py 0000110</w:t>
+      </w:r>
+    </w:p>
+    <w:p>
+      <w:pPr>
+        <w:spacing w:line="240" w:lineRule="auto"/>
         <w:ind w:firstLine="0"/>
         <w:jc w:val="left"/>
       </w:pPr>
       <w:r>
         <w:rPr>
           <w:rFonts w:ascii="Courier New" w:hAnsi="Courier New" w:cs="Courier New"/>
-          <w:sz w:val="24"/>
-        </w:rPr>
-        <w:t>Синдром (s1 s2 s3): 011</w:t>
-      </w:r>
-    </w:p>
-    <w:p>
-      <w:pPr>
-        <w:spacing w:before="0" w:after="0" w:line="240" w:lineRule="auto"/>
+        </w:rPr>
+        <w:t>Синдром (s1 s2 s3): 110</w:t>
+      </w:r>
+    </w:p>
+    <w:p>
+      <w:pPr>
+        <w:spacing w:line="240" w:lineRule="auto"/>
         <w:ind w:firstLine="0"/>
         <w:jc w:val="left"/>
-      </w:pPr>
-      <w:r>
-        <w:rPr>
-          <w:rFonts w:ascii="Courier New" w:hAnsi="Courier New" w:cs="Courier New"/>
-          <w:sz w:val="24"/>
-        </w:rPr>
-        <w:t>Ошибка в бите 6 (i3)</w:t>
-      </w:r>
-    </w:p>
-    <w:p>
-      <w:pPr>
-        <w:spacing w:before="0" w:after="0" w:line="240" w:lineRule="auto"/>
+        <w:rPr>
+          <w:lang w:val="ru-RU"/>
+        </w:rPr>
+      </w:pPr>
+      <w:r>
+        <w:rPr>
+          <w:rFonts w:ascii="Courier New" w:hAnsi="Courier New" w:cs="Courier New"/>
+          <w:lang w:val="ru-RU"/>
+        </w:rPr>
+        <w:t>Ошибка в бите 3 (</w:t>
+      </w:r>
+      <w:proofErr w:type="spellStart"/>
+      <w:r>
+        <w:rPr>
+          <w:rFonts w:ascii="Courier New" w:hAnsi="Courier New" w:cs="Courier New"/>
+        </w:rPr>
+        <w:t>i</w:t>
+      </w:r>
+      <w:proofErr w:type="spellEnd"/>
+      <w:r>
+        <w:rPr>
+          <w:rFonts w:ascii="Courier New" w:hAnsi="Courier New" w:cs="Courier New"/>
+          <w:lang w:val="ru-RU"/>
+        </w:rPr>
+        <w:t>1)</w:t>
+      </w:r>
+    </w:p>
+    <w:p>
+      <w:pPr>
+        <w:spacing w:line="240" w:lineRule="auto"/>
         <w:ind w:firstLine="0"/>
         <w:jc w:val="left"/>
-      </w:pPr>
-      <w:r>
-        <w:rPr>
-          <w:rFonts w:ascii="Courier New" w:hAnsi="Courier New" w:cs="Courier New"/>
-          <w:sz w:val="24"/>
-        </w:rPr>
-        <w:t>Исправленное сообщение: 1110000</w:t>
-      </w:r>
-    </w:p>
-    <w:p>
-      <w:pPr>
-        <w:spacing w:before="0" w:after="0" w:line="240" w:lineRule="auto"/>
+        <w:rPr>
+          <w:lang w:val="ru-RU"/>
+        </w:rPr>
+      </w:pPr>
+      <w:r>
+        <w:rPr>
+          <w:rFonts w:ascii="Courier New" w:hAnsi="Courier New" w:cs="Courier New"/>
+          <w:lang w:val="ru-RU"/>
+        </w:rPr>
+        <w:t>Исправленное сообщение: 0010110</w:t>
+      </w:r>
+    </w:p>
+    <w:p>
+      <w:pPr>
+        <w:spacing w:line="240" w:lineRule="auto"/>
         <w:ind w:firstLine="0"/>
         <w:jc w:val="left"/>
-      </w:pPr>
-      <w:r>
-        <w:rPr>
-          <w:rFonts w:ascii="Courier New" w:hAnsi="Courier New" w:cs="Courier New"/>
-          <w:sz w:val="24"/>
-        </w:rPr>
-        <w:t>Информационные биты (i1 i2 i3 i4): 1000</w:t>
-      </w:r>
-    </w:p>
-    <w:p>
-      <w:pPr>
-        <w:spacing w:before="0" w:after="0" w:line="240" w:lineRule="auto"/>
-        <w:ind w:firstLine="0"/>
-        <w:jc w:val="left"/>
-      </w:pPr>
-      <w:r>
-        <w:rPr>
-          <w:rFonts w:ascii="Courier New" w:hAnsi="Courier New" w:cs="Courier New"/>
-          <w:sz w:val="24"/>
-        </w:rPr>
+        <w:rPr>
+          <w:lang w:val="ru-RU"/>
+        </w:rPr>
+      </w:pPr>
+      <w:r>
+        <w:rPr>
+          <w:rFonts w:ascii="Courier New" w:hAnsi="Courier New" w:cs="Courier New"/>
+          <w:lang w:val="ru-RU"/>
+        </w:rPr>
+        <w:t>Информационные биты (</w:t>
+      </w:r>
+      <w:proofErr w:type="spellStart"/>
+      <w:r>
+        <w:rPr>
+          <w:rFonts w:ascii="Courier New" w:hAnsi="Courier New" w:cs="Courier New"/>
+        </w:rPr>
+        <w:t>i</w:t>
+      </w:r>
+      <w:proofErr w:type="spellEnd"/>
+      <w:r>
+        <w:rPr>
+          <w:rFonts w:ascii="Courier New" w:hAnsi="Courier New" w:cs="Courier New"/>
+          <w:lang w:val="ru-RU"/>
+        </w:rPr>
+        <w:t xml:space="preserve">1 </w:t>
+      </w:r>
+      <w:proofErr w:type="spellStart"/>
+      <w:r>
+        <w:rPr>
+          <w:rFonts w:ascii="Courier New" w:hAnsi="Courier New" w:cs="Courier New"/>
+        </w:rPr>
+        <w:t>i</w:t>
+      </w:r>
+      <w:proofErr w:type="spellEnd"/>
+      <w:r>
+        <w:rPr>
+          <w:rFonts w:ascii="Courier New" w:hAnsi="Courier New" w:cs="Courier New"/>
+          <w:lang w:val="ru-RU"/>
+        </w:rPr>
+        <w:t xml:space="preserve">2 </w:t>
+      </w:r>
+      <w:proofErr w:type="spellStart"/>
+      <w:r>
+        <w:rPr>
+          <w:rFonts w:ascii="Courier New" w:hAnsi="Courier New" w:cs="Courier New"/>
+        </w:rPr>
+        <w:t>i</w:t>
+      </w:r>
+      <w:proofErr w:type="spellEnd"/>
+      <w:r>
+        <w:rPr>
+          <w:rFonts w:ascii="Courier New" w:hAnsi="Courier New" w:cs="Courier New"/>
+          <w:lang w:val="ru-RU"/>
+        </w:rPr>
+        <w:t xml:space="preserve">3 </w:t>
+      </w:r>
+      <w:proofErr w:type="spellStart"/>
+      <w:r>
+        <w:rPr>
+          <w:rFonts w:ascii="Courier New" w:hAnsi="Courier New" w:cs="Courier New"/>
+        </w:rPr>
+        <w:t>i</w:t>
+      </w:r>
+      <w:proofErr w:type="spellEnd"/>
+      <w:r>
+        <w:rPr>
+          <w:rFonts w:ascii="Courier New" w:hAnsi="Courier New" w:cs="Courier New"/>
+          <w:lang w:val="ru-RU"/>
+        </w:rPr>
+        <w:t>4): 1110</w:t>
+      </w:r>
+    </w:p>
+    <w:p>
+      <w:pPr>
+        <w:rPr>
+          <w:lang w:val="ru-RU"/>
+        </w:rPr>
+      </w:pPr>
+      <w:r>
+        <w:rPr>
+          <w:sz w:val="28"/>
+          <w:lang w:val="ru-RU"/>
+        </w:rPr>
+        <w:t>Результаты программы совпадают с ручными вычислениями из пунктов 2–5.</w:t>
+      </w:r>
+    </w:p>
+    <w:p>
+      <w:pPr>
+        <w:pStyle w:val="1"/>
+        <w:rPr>
+          <w:lang w:val="ru-RU"/>
+        </w:rPr>
+      </w:pPr>
+      <w:bookmarkStart w:id="11" w:name="_Toc242345770"/>
+      <w:r>
+        <w:rPr>
+          <w:lang w:val="ru-RU"/>
+        </w:rPr>
+        <w:lastRenderedPageBreak/>
+        <w:t>Заключение</w:t>
+      </w:r>
+      <w:bookmarkEnd w:id="11"/>
+    </w:p>
+    <w:p>
+      <w:pPr>
+        <w:rPr>
+          <w:lang w:val="ru-RU"/>
+        </w:rPr>
+      </w:pPr>
+      <w:r>
+        <w:rPr>
+          <w:sz w:val="28"/>
+          <w:lang w:val="ru-RU"/>
+        </w:rPr>
+        <w:t>В ходе работы изучен классический код Хэмминга и построены схемы декодирования кодов (7;4) и (15;11). Во всех четырёх 7-символьных сообщениях найдено по одной ошибке: №29 — бит 6 (</w:t>
+      </w:r>
+      <w:proofErr w:type="spellStart"/>
+      <w:r>
+        <w:rPr>
+          <w:sz w:val="28"/>
+        </w:rPr>
+        <w:t>i</w:t>
+      </w:r>
+      <w:proofErr w:type="spellEnd"/>
+      <w:r>
+        <w:rPr>
+          <w:sz w:val="28"/>
+          <w:lang w:val="ru-RU"/>
+        </w:rPr>
+        <w:t>3), №41 — бит 6 (</w:t>
+      </w:r>
+      <w:proofErr w:type="spellStart"/>
+      <w:r>
+        <w:rPr>
+          <w:sz w:val="28"/>
+        </w:rPr>
+        <w:t>i</w:t>
+      </w:r>
+      <w:proofErr w:type="spellEnd"/>
+      <w:r>
+        <w:rPr>
+          <w:sz w:val="28"/>
+          <w:lang w:val="ru-RU"/>
+        </w:rPr>
+        <w:t>3), №63 — бит 4 (</w:t>
+      </w:r>
+      <w:r>
+        <w:rPr>
+          <w:sz w:val="28"/>
+        </w:rPr>
+        <w:t>r</w:t>
+      </w:r>
+      <w:r>
+        <w:rPr>
+          <w:sz w:val="28"/>
+          <w:lang w:val="ru-RU"/>
+        </w:rPr>
+        <w:t>3), №85 — бит 3 (</w:t>
+      </w:r>
+      <w:proofErr w:type="spellStart"/>
+      <w:r>
+        <w:rPr>
+          <w:sz w:val="28"/>
+        </w:rPr>
+        <w:t>i</w:t>
+      </w:r>
+      <w:proofErr w:type="spellEnd"/>
+      <w:r>
+        <w:rPr>
+          <w:sz w:val="28"/>
+          <w:lang w:val="ru-RU"/>
+        </w:rPr>
+        <w:t>1). В 15-символьном сообщении №7 ошибка в бите 13 (</w:t>
+      </w:r>
+      <w:proofErr w:type="spellStart"/>
+      <w:r>
+        <w:rPr>
+          <w:sz w:val="28"/>
+        </w:rPr>
+        <w:t>i</w:t>
+      </w:r>
+      <w:proofErr w:type="spellEnd"/>
+      <w:r>
+        <w:rPr>
+          <w:sz w:val="28"/>
+          <w:lang w:val="ru-RU"/>
+        </w:rPr>
+        <w:t xml:space="preserve">9). Ошибки исправлены, правильные сообщения записаны. Для 900 информационных разрядов нужно минимум 10 проверочных, коэффициент избыточности ≈ 0,011, то есть с ростом длины блока доля служебных битов быстро падает. Написана программа на </w:t>
+      </w:r>
+      <w:r>
+        <w:rPr>
+          <w:sz w:val="28"/>
+        </w:rPr>
+        <w:t>Python</w:t>
+      </w:r>
+      <w:r>
+        <w:rPr>
+          <w:sz w:val="28"/>
+          <w:lang w:val="ru-RU"/>
+        </w:rPr>
+        <w:t>, которая декодирует код Хэмминга (7,4); её результаты совпали с ручным расчётом.</w:t>
+      </w:r>
+    </w:p>
+    <w:p>
+      <w:pPr>
+        <w:pStyle w:val="1"/>
+      </w:pPr>
+      <w:bookmarkStart w:id="12" w:name="_Toc242345771"/>
+      <w:proofErr w:type="spellStart"/>
+      <w:r>
+        <w:t>Список</w:t>
+      </w:r>
+      <w:proofErr w:type="spellEnd"/>
+      <w:r>
         <w:t xml:space="preserve"> </w:t>
       </w:r>
-    </w:p>
-    <w:p>
-      <w:pPr>
-        <w:spacing w:before="0" w:after="0" w:line="240" w:lineRule="auto"/>
-        <w:ind w:firstLine="0"/>
-        <w:jc w:val="left"/>
-      </w:pPr>
-      <w:r>
-        <w:rPr>
-          <w:rFonts w:ascii="Courier New" w:hAnsi="Courier New" w:cs="Courier New"/>
-          <w:sz w:val="24"/>
-        </w:rPr>
-        <w:t>$ python3 hamming74.py 0110100</w:t>
-      </w:r>
-    </w:p>
-    <w:p>
-      <w:pPr>
-        <w:spacing w:before="0" w:after="0" w:line="240" w:lineRule="auto"/>
-        <w:ind w:firstLine="0"/>
-        <w:jc w:val="left"/>
-      </w:pPr>
-      <w:r>
-        <w:rPr>
-          <w:rFonts w:ascii="Courier New" w:hAnsi="Courier New" w:cs="Courier New"/>
-          <w:sz w:val="24"/>
-        </w:rPr>
-        <w:t>Синдром (s1 s2 s3): 001</w:t>
-      </w:r>
-    </w:p>
-    <w:p>
-      <w:pPr>
-        <w:spacing w:before="0" w:after="0" w:line="240" w:lineRule="auto"/>
-        <w:ind w:firstLine="0"/>
-        <w:jc w:val="left"/>
-      </w:pPr>
-      <w:r>
-        <w:rPr>
-          <w:rFonts w:ascii="Courier New" w:hAnsi="Courier New" w:cs="Courier New"/>
-          <w:sz w:val="24"/>
-        </w:rPr>
-        <w:t>Ошибка в бите 4 (r3)</w:t>
-      </w:r>
-    </w:p>
-    <w:p>
-      <w:pPr>
-        <w:spacing w:before="0" w:after="0" w:line="240" w:lineRule="auto"/>
-        <w:ind w:firstLine="0"/>
-        <w:jc w:val="left"/>
-      </w:pPr>
-      <w:r>
-        <w:rPr>
-          <w:rFonts w:ascii="Courier New" w:hAnsi="Courier New" w:cs="Courier New"/>
-          <w:sz w:val="24"/>
-        </w:rPr>
-        <w:t>Исправленное сообщение: 0111100</w:t>
-      </w:r>
-    </w:p>
-    <w:p>
-      <w:pPr>
-        <w:spacing w:before="0" w:after="0" w:line="240" w:lineRule="auto"/>
-        <w:ind w:firstLine="0"/>
-        <w:jc w:val="left"/>
-      </w:pPr>
-      <w:r>
-        <w:rPr>
-          <w:rFonts w:ascii="Courier New" w:hAnsi="Courier New" w:cs="Courier New"/>
-          <w:sz w:val="24"/>
-        </w:rPr>
-        <w:t>Информационные биты (i1 i2 i3 i4): 1100</w:t>
-      </w:r>
-    </w:p>
-    <w:p>
-      <w:pPr>
-        <w:spacing w:before="0" w:after="0" w:line="240" w:lineRule="auto"/>
-        <w:ind w:firstLine="0"/>
-        <w:jc w:val="left"/>
-      </w:pPr>
-      <w:r>
-        <w:rPr>
-          <w:rFonts w:ascii="Courier New" w:hAnsi="Courier New" w:cs="Courier New"/>
-          <w:sz w:val="24"/>
-        </w:rPr>
+      <w:proofErr w:type="spellStart"/>
+      <w:r>
+        <w:t>использованных</w:t>
+      </w:r>
+      <w:proofErr w:type="spellEnd"/>
+      <w:r>
         <w:t xml:space="preserve"> </w:t>
       </w:r>
-    </w:p>
-    <w:p>
-      <w:pPr>
-        <w:spacing w:before="0" w:after="0" w:line="240" w:lineRule="auto"/>
-        <w:ind w:firstLine="0"/>
-        <w:jc w:val="left"/>
-      </w:pPr>
-      <w:r>
-        <w:rPr>
-          <w:rFonts w:ascii="Courier New" w:hAnsi="Courier New" w:cs="Courier New"/>
-          <w:sz w:val="24"/>
-        </w:rPr>
-        <w:t>$ python3 hamming74.py 0000110</w:t>
-      </w:r>
-    </w:p>
-    <w:p>
-      <w:pPr>
-        <w:spacing w:before="0" w:after="0" w:line="240" w:lineRule="auto"/>
-        <w:ind w:firstLine="0"/>
-        <w:jc w:val="left"/>
-      </w:pPr>
-      <w:r>
-        <w:rPr>
-          <w:rFonts w:ascii="Courier New" w:hAnsi="Courier New" w:cs="Courier New"/>
-          <w:sz w:val="24"/>
-        </w:rPr>
-        <w:t>Синдром (s1 s2 s3): 110</w:t>
-      </w:r>
-    </w:p>
-    <w:p>
-      <w:pPr>
-        <w:spacing w:before="0" w:after="0" w:line="240" w:lineRule="auto"/>
-        <w:ind w:firstLine="0"/>
-        <w:jc w:val="left"/>
-      </w:pPr>
-      <w:r>
-        <w:rPr>
-          <w:rFonts w:ascii="Courier New" w:hAnsi="Courier New" w:cs="Courier New"/>
-          <w:sz w:val="24"/>
-        </w:rPr>
-        <w:t>Ошибка в бите 3 (i1)</w:t>
-      </w:r>
-    </w:p>
-    <w:p>
-      <w:pPr>
-        <w:spacing w:before="0" w:after="0" w:line="240" w:lineRule="auto"/>
-        <w:ind w:firstLine="0"/>
-        <w:jc w:val="left"/>
-      </w:pPr>
-      <w:r>
-        <w:rPr>
-          <w:rFonts w:ascii="Courier New" w:hAnsi="Courier New" w:cs="Courier New"/>
-          <w:sz w:val="24"/>
-        </w:rPr>
-        <w:t>Исправленное сообщение: 0010110</w:t>
-      </w:r>
-    </w:p>
-    <w:p>
-      <w:pPr>
-        <w:spacing w:before="0" w:after="0" w:line="240" w:lineRule="auto"/>
-        <w:ind w:firstLine="0"/>
-        <w:jc w:val="left"/>
-      </w:pPr>
-      <w:r>
-        <w:rPr>
-          <w:rFonts w:ascii="Courier New" w:hAnsi="Courier New" w:cs="Courier New"/>
-          <w:sz w:val="24"/>
-        </w:rPr>
-        <w:t>Информационные биты (i1 i2 i3 i4): 1110</w:t>
-      </w:r>
-    </w:p>
-    <w:p>
-      <w:pPr>
-        <w:ind w:firstLine="709"/>
-        <w:jc w:val="both"/>
-      </w:pPr>
-      <w:r>
-        <w:rPr>
-          <w:rFonts w:ascii="Times New Roman" w:hAnsi="Times New Roman"/>
-          <w:b w:val="0"/>
-          <w:sz w:val="28"/>
-        </w:rPr>
-        <w:t>Результаты программы совпадают с ручными вычислениями из пунктов 2–5.</w:t>
-      </w:r>
-    </w:p>
-    <w:p>
-      <w:pPr>
-        <w:pStyle w:val="1"/>
-      </w:pPr>
-      <w:r>
-        <w:t>Заключение</w:t>
-      </w:r>
-    </w:p>
-    <w:p>
-      <w:pPr>
-        <w:ind w:firstLine="709"/>
-        <w:jc w:val="both"/>
-      </w:pPr>
-      <w:r>
-        <w:rPr>
-          <w:rFonts w:ascii="Times New Roman" w:hAnsi="Times New Roman"/>
-          <w:b w:val="0"/>
-          <w:sz w:val="28"/>
-        </w:rPr>
-        <w:t>В ходе работы изучен классический код Хэмминга и построены схемы декодирования кодов (7;4) и (15;11). Во всех четырёх 7-символьных сообщениях найдено по одной ошибке: №29 — бит 6 (i3), №41 — бит 6 (i3), №63 — бит 4 (r3), №85 — бит 3 (i1). В 15-символьном сообщении №7 ошибка в бите 13 (i9). Ошибки исправлены, правильные сообщения записаны. Для 900 информационных разрядов нужно минимум 10 проверочных, коэффициент избыточности ≈ 0,011, то есть с ростом длины блока доля служебных битов быстро падает. Написана программа на Python, которая декодирует код Хэмминга (7,4); её результаты совпали с ручным расчётом.</w:t>
-      </w:r>
-    </w:p>
-    <w:p>
-      <w:pPr>
-        <w:pStyle w:val="1"/>
-      </w:pPr>
-      <w:r>
-        <w:t>Список использованных источников</w:t>
-      </w:r>
-    </w:p>
-    <w:p>
-      <w:pPr>
-        <w:ind w:firstLine="709"/>
-        <w:jc w:val="both"/>
-      </w:pPr>
-      <w:r>
-        <w:rPr>
-          <w:rFonts w:ascii="Times New Roman" w:hAnsi="Times New Roman"/>
-          <w:b w:val="0"/>
+      <w:proofErr w:type="spellStart"/>
+      <w:r>
+        <w:t>источников</w:t>
+      </w:r>
+      <w:bookmarkEnd w:id="12"/>
+      <w:proofErr w:type="spellEnd"/>
+    </w:p>
+    <w:p>
+      <w:r>
+        <w:rPr>
           <w:sz w:val="28"/>
         </w:rPr>
         <w:t>1. Hamming R. W. Error detecting and error correcting codes // The Bell System Technical Journal. — 1950. — Vol. 29, № 2. — P. 147–160.</w:t>
@@ -3096,34 +6444,34 @@
     </w:p>
     <w:p>
       <w:pPr>
-        <w:ind w:firstLine="709"/>
-        <w:jc w:val="both"/>
-      </w:pPr>
-      <w:r>
-        <w:rPr>
-          <w:rFonts w:ascii="Times New Roman" w:hAnsi="Times New Roman"/>
-          <w:b w:val="0"/>
-          <w:sz w:val="28"/>
+        <w:rPr>
+          <w:lang w:val="ru-RU"/>
+        </w:rPr>
+      </w:pPr>
+      <w:r>
+        <w:rPr>
+          <w:sz w:val="28"/>
+          <w:lang w:val="ru-RU"/>
         </w:rPr>
         <w:t>2. Хэмминг Р. В. Теория кодирования и теория информации / Р. В. Хэмминг ; пер. с англ. — М. : Радио и связь, 1983. — 176 с.</w:t>
       </w:r>
     </w:p>
     <w:p>
       <w:pPr>
-        <w:ind w:firstLine="709"/>
-        <w:jc w:val="both"/>
-      </w:pPr>
-      <w:r>
-        <w:rPr>
-          <w:rFonts w:ascii="Times New Roman" w:hAnsi="Times New Roman"/>
-          <w:b w:val="0"/>
-          <w:sz w:val="28"/>
+        <w:rPr>
+          <w:lang w:val="ru-RU"/>
+        </w:rPr>
+      </w:pPr>
+      <w:r>
+        <w:rPr>
+          <w:sz w:val="28"/>
+          <w:lang w:val="ru-RU"/>
         </w:rPr>
         <w:t>3. Питерсон У. Коды, исправляющие ошибки / У. Питерсон, Э. Уэлдон ; пер. с англ. — М. : Мир, 1976. — 594 с.</w:t>
       </w:r>
     </w:p>
     <w:sectPr>
-      <w:footerReference w:type="default" r:id="rId8"/>
+      <w:footerReference w:type="default" r:id="rId10"/>
       <w:pgSz w:w="11906" w:h="16838"/>
       <w:pgMar w:top="1134" w:right="850" w:bottom="1134" w:left="1701" w:header="720" w:footer="720" w:gutter="0"/>
       <w:cols w:space="720"/>
@@ -3135,7 +6483,7 @@
 </file>
 
 <file path=word/endnotes.xml><?xml version="1.0" encoding="utf-8"?>
-<w:endnotes xmlns:wpc="http://schemas.microsoft.com/office/word/2010/wordprocessingCanvas" xmlns:cx="http://schemas.microsoft.com/office/drawing/2014/chartex" xmlns:cx1="http://schemas.microsoft.com/office/drawing/2015/9/8/chartex" xmlns:cx2="http://schemas.microsoft.com/office/drawing/2015/10/21/chartex" xmlns:cx3="http://schemas.microsoft.com/office/drawing/2016/5/9/chartex" xmlns:cx4="http://schemas.microsoft.com/office/drawing/2016/5/10/chartex" xmlns:cx5="http://schemas.microsoft.com/office/drawing/2016/5/11/chartex" xmlns:cx6="http://schemas.microsoft.com/office/drawing/2016/5/12/chartex" xmlns:cx7="http://schemas.microsoft.com/office/drawing/2016/5/13/chartex" xmlns:cx8="http://schemas.microsoft.com/office/drawing/2016/5/14/chartex" xmlns:mc="http://schemas.openxmlformats.org/markup-compatibility/2006" xmlns:aink="http://schemas.microsoft.com/office/drawing/2016/ink" xmlns:am3d="http://schemas.microsoft.com/office/drawing/2017/model3d" xmlns:o="urn:schemas-microsoft-com:office:office" xmlns:oel="http://schemas.microsoft.com/office/2019/extlst" xmlns:r="http://schemas.openxmlformats.org/officeDocument/2006/relationships" xmlns:m="http://schemas.openxmlformats.org/officeDocument/2006/math" xmlns:v="urn:schemas-microsoft-com:vml" xmlns:wp14="http://schemas.microsoft.com/office/word/2010/wordprocessingDrawing" xmlns:wp="http://schemas.openxmlformats.org/drawingml/2006/wordprocessingDrawing" xmlns:w10="urn:schemas-microsoft-com:office:word" xmlns:w="http://schemas.openxmlformats.org/wordprocessingml/2006/main" xmlns:w14="http://schemas.microsoft.com/office/word/2010/wordml" xmlns:w15="http://schemas.microsoft.com/office/word/2012/wordml" xmlns:w16cex="http://schemas.microsoft.com/office/word/2018/wordml/cex" xmlns:w16cid="http://schemas.microsoft.com/office/word/2016/wordml/cid" xmlns:w16="http://schemas.microsoft.com/office/word/2018/wordml" xmlns:w16du="http://schemas.microsoft.com/office/word/2023/wordml/word16du" xmlns:w16sdtdh="http://schemas.microsoft.com/office/word/2020/wordml/sdtdatahash" xmlns:w16sdtfl="http://schemas.microsoft.com/office/word/2024/wordml/sdtformatlock" xmlns:w16se="http://schemas.microsoft.com/office/word/2015/wordml/symex" xmlns:wpg="http://schemas.microsoft.com/office/word/2010/wordprocessingGroup" xmlns:wpi="http://schemas.microsoft.com/office/word/2010/wordprocessingInk" xmlns:wne="http://schemas.microsoft.com/office/word/2006/wordml" xmlns:wps="http://schemas.microsoft.com/office/word/2010/wordprocessingShape" mc:Ignorable="w14 w15 w16se w16cid w16 w16cex w16sdtdh w16sdtfl w16du wp14">
+<w:endnotes xmlns:wpc="http://schemas.microsoft.com/office/word/2010/wordprocessingCanvas" xmlns:cx="http://schemas.microsoft.com/office/drawing/2014/chartex" xmlns:cx1="http://schemas.microsoft.com/office/drawing/2015/9/8/chartex" xmlns:cx2="http://schemas.microsoft.com/office/drawing/2015/10/21/chartex" xmlns:cx3="http://schemas.microsoft.com/office/drawing/2016/5/9/chartex" xmlns:cx4="http://schemas.microsoft.com/office/drawing/2016/5/10/chartex" xmlns:cx5="http://schemas.microsoft.com/office/drawing/2016/5/11/chartex" xmlns:cx6="http://schemas.microsoft.com/office/drawing/2016/5/12/chartex" xmlns:cx7="http://schemas.microsoft.com/office/drawing/2016/5/13/chartex" xmlns:cx8="http://schemas.microsoft.com/office/drawing/2016/5/14/chartex" xmlns:mc="http://schemas.openxmlformats.org/markup-compatibility/2006" xmlns:m="http://schemas.openxmlformats.org/officeDocument/2006/math" xmlns:aink="http://schemas.microsoft.com/office/drawing/2016/ink" xmlns:am3d="http://schemas.microsoft.com/office/drawing/2017/model3d" xmlns:oel="http://schemas.microsoft.com/office/2019/extlst" xmlns:r="http://schemas.openxmlformats.org/officeDocument/2006/relationships" xmlns:wp14="http://schemas.microsoft.com/office/word/2010/wordprocessingDrawing" xmlns:wp="http://schemas.openxmlformats.org/drawingml/2006/wordprocessingDrawing" xmlns:wpg="http://schemas.microsoft.com/office/word/2010/wordprocessingGroup" xmlns:wpi="http://schemas.microsoft.com/office/word/2010/wordprocessingInk" xmlns:wps="http://schemas.microsoft.com/office/word/2010/wordprocessingShape" xmlns:o="urn:schemas-microsoft-com:office:office" xmlns:v="urn:schemas-microsoft-com:vml" xmlns:w10="urn:schemas-microsoft-com:office:word" xmlns:w="http://schemas.openxmlformats.org/wordprocessingml/2006/main" xmlns:w14="http://schemas.microsoft.com/office/word/2010/wordml" xmlns:w15="http://schemas.microsoft.com/office/word/2012/wordml" xmlns:w16cex="http://schemas.microsoft.com/office/word/2018/wordml/cex" xmlns:w16cid="http://schemas.microsoft.com/office/word/2016/wordml/cid" xmlns:w16="http://schemas.microsoft.com/office/word/2018/wordml" xmlns:w16sdtdh="http://schemas.microsoft.com/office/word/2020/wordml/sdtdatahash" xmlns:w16sdtfl="http://schemas.microsoft.com/office/word/2024/wordml/sdtformatlock" xmlns:w16se="http://schemas.microsoft.com/office/word/2015/wordml/symex" xmlns:w16du="http://schemas.microsoft.com/office/word/2023/wordml/word16du" xmlns:wne="http://schemas.microsoft.com/office/word/2006/wordml" mc:Ignorable="w14 w15 w16se w16cid w16 w16cex w16sdtdh w16sdtfl w16du wp14">
   <w:endnote w:type="separator" w:id="-1">
     <w:p>
       <w:pPr>
@@ -3160,7 +6508,7 @@
 </file>
 
 <file path=word/footer1.xml><?xml version="1.0" encoding="utf-8"?>
-<w:ftr xmlns:wpc="http://schemas.microsoft.com/office/word/2010/wordprocessingCanvas" xmlns:cx="http://schemas.microsoft.com/office/drawing/2014/chartex" xmlns:cx1="http://schemas.microsoft.com/office/drawing/2015/9/8/chartex" xmlns:cx2="http://schemas.microsoft.com/office/drawing/2015/10/21/chartex" xmlns:cx3="http://schemas.microsoft.com/office/drawing/2016/5/9/chartex" xmlns:cx4="http://schemas.microsoft.com/office/drawing/2016/5/10/chartex" xmlns:cx5="http://schemas.microsoft.com/office/drawing/2016/5/11/chartex" xmlns:cx6="http://schemas.microsoft.com/office/drawing/2016/5/12/chartex" xmlns:cx7="http://schemas.microsoft.com/office/drawing/2016/5/13/chartex" xmlns:cx8="http://schemas.microsoft.com/office/drawing/2016/5/14/chartex" xmlns:mc="http://schemas.openxmlformats.org/markup-compatibility/2006" xmlns:aink="http://schemas.microsoft.com/office/drawing/2016/ink" xmlns:am3d="http://schemas.microsoft.com/office/drawing/2017/model3d" xmlns:o="urn:schemas-microsoft-com:office:office" xmlns:oel="http://schemas.microsoft.com/office/2019/extlst" xmlns:r="http://schemas.openxmlformats.org/officeDocument/2006/relationships" xmlns:m="http://schemas.openxmlformats.org/officeDocument/2006/math" xmlns:v="urn:schemas-microsoft-com:vml" xmlns:wp14="http://schemas.microsoft.com/office/word/2010/wordprocessingDrawing" xmlns:wp="http://schemas.openxmlformats.org/drawingml/2006/wordprocessingDrawing" xmlns:w10="urn:schemas-microsoft-com:office:word" xmlns:w="http://schemas.openxmlformats.org/wordprocessingml/2006/main" xmlns:w14="http://schemas.microsoft.com/office/word/2010/wordml" xmlns:w15="http://schemas.microsoft.com/office/word/2012/wordml" xmlns:w16cex="http://schemas.microsoft.com/office/word/2018/wordml/cex" xmlns:w16cid="http://schemas.microsoft.com/office/word/2016/wordml/cid" xmlns:w16="http://schemas.microsoft.com/office/word/2018/wordml" xmlns:w16du="http://schemas.microsoft.com/office/word/2023/wordml/word16du" xmlns:w16sdtdh="http://schemas.microsoft.com/office/word/2020/wordml/sdtdatahash" xmlns:w16sdtfl="http://schemas.microsoft.com/office/word/2024/wordml/sdtformatlock" xmlns:w16se="http://schemas.microsoft.com/office/word/2015/wordml/symex" xmlns:wpg="http://schemas.microsoft.com/office/word/2010/wordprocessingGroup" xmlns:wpi="http://schemas.microsoft.com/office/word/2010/wordprocessingInk" xmlns:wne="http://schemas.microsoft.com/office/word/2006/wordml" xmlns:wps="http://schemas.microsoft.com/office/word/2010/wordprocessingShape" mc:Ignorable="w14 w15 w16se w16cid w16 w16cex w16sdtdh w16sdtfl w16du wp14">
+<w:ftr xmlns:wpc="http://schemas.microsoft.com/office/word/2010/wordprocessingCanvas" xmlns:cx="http://schemas.microsoft.com/office/drawing/2014/chartex" xmlns:cx1="http://schemas.microsoft.com/office/drawing/2015/9/8/chartex" xmlns:cx2="http://schemas.microsoft.com/office/drawing/2015/10/21/chartex" xmlns:cx3="http://schemas.microsoft.com/office/drawing/2016/5/9/chartex" xmlns:cx4="http://schemas.microsoft.com/office/drawing/2016/5/10/chartex" xmlns:cx5="http://schemas.microsoft.com/office/drawing/2016/5/11/chartex" xmlns:cx6="http://schemas.microsoft.com/office/drawing/2016/5/12/chartex" xmlns:cx7="http://schemas.microsoft.com/office/drawing/2016/5/13/chartex" xmlns:cx8="http://schemas.microsoft.com/office/drawing/2016/5/14/chartex" xmlns:mc="http://schemas.openxmlformats.org/markup-compatibility/2006" xmlns:m="http://schemas.openxmlformats.org/officeDocument/2006/math" xmlns:aink="http://schemas.microsoft.com/office/drawing/2016/ink" xmlns:am3d="http://schemas.microsoft.com/office/drawing/2017/model3d" xmlns:oel="http://schemas.microsoft.com/office/2019/extlst" xmlns:r="http://schemas.openxmlformats.org/officeDocument/2006/relationships" xmlns:wp14="http://schemas.microsoft.com/office/word/2010/wordprocessingDrawing" xmlns:wp="http://schemas.openxmlformats.org/drawingml/2006/wordprocessingDrawing" xmlns:wpg="http://schemas.microsoft.com/office/word/2010/wordprocessingGroup" xmlns:wpi="http://schemas.microsoft.com/office/word/2010/wordprocessingInk" xmlns:wps="http://schemas.microsoft.com/office/word/2010/wordprocessingShape" xmlns:o="urn:schemas-microsoft-com:office:office" xmlns:v="urn:schemas-microsoft-com:vml" xmlns:w10="urn:schemas-microsoft-com:office:word" xmlns:w="http://schemas.openxmlformats.org/wordprocessingml/2006/main" xmlns:w14="http://schemas.microsoft.com/office/word/2010/wordml" xmlns:w15="http://schemas.microsoft.com/office/word/2012/wordml" xmlns:w16cex="http://schemas.microsoft.com/office/word/2018/wordml/cex" xmlns:w16cid="http://schemas.microsoft.com/office/word/2016/wordml/cid" xmlns:w16="http://schemas.microsoft.com/office/word/2018/wordml" xmlns:w16sdtdh="http://schemas.microsoft.com/office/word/2020/wordml/sdtdatahash" xmlns:w16sdtfl="http://schemas.microsoft.com/office/word/2024/wordml/sdtformatlock" xmlns:w16se="http://schemas.microsoft.com/office/word/2015/wordml/symex" xmlns:w16du="http://schemas.microsoft.com/office/word/2023/wordml/word16du" xmlns:wne="http://schemas.microsoft.com/office/word/2006/wordml" mc:Ignorable="w14 w15 w16se w16cid w16 w16cex w16sdtdh w16sdtfl w16du wp14">
   <w:p>
     <w:pPr>
       <w:pStyle w:val="a7"/>
@@ -3190,7 +6538,7 @@
 </file>
 
 <file path=word/footnotes.xml><?xml version="1.0" encoding="utf-8"?>
-<w:footnotes xmlns:wpc="http://schemas.microsoft.com/office/word/2010/wordprocessingCanvas" xmlns:cx="http://schemas.microsoft.com/office/drawing/2014/chartex" xmlns:cx1="http://schemas.microsoft.com/office/drawing/2015/9/8/chartex" xmlns:cx2="http://schemas.microsoft.com/office/drawing/2015/10/21/chartex" xmlns:cx3="http://schemas.microsoft.com/office/drawing/2016/5/9/chartex" xmlns:cx4="http://schemas.microsoft.com/office/drawing/2016/5/10/chartex" xmlns:cx5="http://schemas.microsoft.com/office/drawing/2016/5/11/chartex" xmlns:cx6="http://schemas.microsoft.com/office/drawing/2016/5/12/chartex" xmlns:cx7="http://schemas.microsoft.com/office/drawing/2016/5/13/chartex" xmlns:cx8="http://schemas.microsoft.com/office/drawing/2016/5/14/chartex" xmlns:mc="http://schemas.openxmlformats.org/markup-compatibility/2006" xmlns:aink="http://schemas.microsoft.com/office/drawing/2016/ink" xmlns:am3d="http://schemas.microsoft.com/office/drawing/2017/model3d" xmlns:o="urn:schemas-microsoft-com:office:office" xmlns:oel="http://schemas.microsoft.com/office/2019/extlst" xmlns:r="http://schemas.openxmlformats.org/officeDocument/2006/relationships" xmlns:m="http://schemas.openxmlformats.org/officeDocument/2006/math" xmlns:v="urn:schemas-microsoft-com:vml" xmlns:wp14="http://schemas.microsoft.com/office/word/2010/wordprocessingDrawing" xmlns:wp="http://schemas.openxmlformats.org/drawingml/2006/wordprocessingDrawing" xmlns:w10="urn:schemas-microsoft-com:office:word" xmlns:w="http://schemas.openxmlformats.org/wordprocessingml/2006/main" xmlns:w14="http://schemas.microsoft.com/office/word/2010/wordml" xmlns:w15="http://schemas.microsoft.com/office/word/2012/wordml" xmlns:w16cex="http://schemas.microsoft.com/office/word/2018/wordml/cex" xmlns:w16cid="http://schemas.microsoft.com/office/word/2016/wordml/cid" xmlns:w16="http://schemas.microsoft.com/office/word/2018/wordml" xmlns:w16du="http://schemas.microsoft.com/office/word/2023/wordml/word16du" xmlns:w16sdtdh="http://schemas.microsoft.com/office/word/2020/wordml/sdtdatahash" xmlns:w16sdtfl="http://schemas.microsoft.com/office/word/2024/wordml/sdtformatlock" xmlns:w16se="http://schemas.microsoft.com/office/word/2015/wordml/symex" xmlns:wpg="http://schemas.microsoft.com/office/word/2010/wordprocessingGroup" xmlns:wpi="http://schemas.microsoft.com/office/word/2010/wordprocessingInk" xmlns:wne="http://schemas.microsoft.com/office/word/2006/wordml" xmlns:wps="http://schemas.microsoft.com/office/word/2010/wordprocessingShape" mc:Ignorable="w14 w15 w16se w16cid w16 w16cex w16sdtdh w16sdtfl w16du wp14">
+<w:footnotes xmlns:wpc="http://schemas.microsoft.com/office/word/2010/wordprocessingCanvas" xmlns:cx="http://schemas.microsoft.com/office/drawing/2014/chartex" xmlns:cx1="http://schemas.microsoft.com/office/drawing/2015/9/8/chartex" xmlns:cx2="http://schemas.microsoft.com/office/drawing/2015/10/21/chartex" xmlns:cx3="http://schemas.microsoft.com/office/drawing/2016/5/9/chartex" xmlns:cx4="http://schemas.microsoft.com/office/drawing/2016/5/10/chartex" xmlns:cx5="http://schemas.microsoft.com/office/drawing/2016/5/11/chartex" xmlns:cx6="http://schemas.microsoft.com/office/drawing/2016/5/12/chartex" xmlns:cx7="http://schemas.microsoft.com/office/drawing/2016/5/13/chartex" xmlns:cx8="http://schemas.microsoft.com/office/drawing/2016/5/14/chartex" xmlns:mc="http://schemas.openxmlformats.org/markup-compatibility/2006" xmlns:m="http://schemas.openxmlformats.org/officeDocument/2006/math" xmlns:aink="http://schemas.microsoft.com/office/drawing/2016/ink" xmlns:am3d="http://schemas.microsoft.com/office/drawing/2017/model3d" xmlns:oel="http://schemas.microsoft.com/office/2019/extlst" xmlns:r="http://schemas.openxmlformats.org/officeDocument/2006/relationships" xmlns:wp14="http://schemas.microsoft.com/office/word/2010/wordprocessingDrawing" xmlns:wp="http://schemas.openxmlformats.org/drawingml/2006/wordprocessingDrawing" xmlns:wpg="http://schemas.microsoft.com/office/word/2010/wordprocessingGroup" xmlns:wpi="http://schemas.microsoft.com/office/word/2010/wordprocessingInk" xmlns:wps="http://schemas.microsoft.com/office/word/2010/wordprocessingShape" xmlns:o="urn:schemas-microsoft-com:office:office" xmlns:v="urn:schemas-microsoft-com:vml" xmlns:w10="urn:schemas-microsoft-com:office:word" xmlns:w="http://schemas.openxmlformats.org/wordprocessingml/2006/main" xmlns:w14="http://schemas.microsoft.com/office/word/2010/wordml" xmlns:w15="http://schemas.microsoft.com/office/word/2012/wordml" xmlns:w16cex="http://schemas.microsoft.com/office/word/2018/wordml/cex" xmlns:w16cid="http://schemas.microsoft.com/office/word/2016/wordml/cid" xmlns:w16="http://schemas.microsoft.com/office/word/2018/wordml" xmlns:w16sdtdh="http://schemas.microsoft.com/office/word/2020/wordml/sdtdatahash" xmlns:w16sdtfl="http://schemas.microsoft.com/office/word/2024/wordml/sdtformatlock" xmlns:w16se="http://schemas.microsoft.com/office/word/2015/wordml/symex" xmlns:w16du="http://schemas.microsoft.com/office/word/2023/wordml/word16du" xmlns:wne="http://schemas.microsoft.com/office/word/2006/wordml" mc:Ignorable="w14 w15 w16se w16cid w16 w16cex w16sdtdh w16sdtfl w16du wp14">
   <w:footnote w:type="separator" w:id="-1">
     <w:p>
       <w:pPr>
@@ -3215,7 +6563,7 @@
 </file>
 
 <file path=word/numbering.xml><?xml version="1.0" encoding="utf-8"?>
-<w:numbering xmlns:wpc="http://schemas.microsoft.com/office/word/2010/wordprocessingCanvas" xmlns:cx="http://schemas.microsoft.com/office/drawing/2014/chartex" xmlns:cx1="http://schemas.microsoft.com/office/drawing/2015/9/8/chartex" xmlns:cx2="http://schemas.microsoft.com/office/drawing/2015/10/21/chartex" xmlns:cx3="http://schemas.microsoft.com/office/drawing/2016/5/9/chartex" xmlns:cx4="http://schemas.microsoft.com/office/drawing/2016/5/10/chartex" xmlns:cx5="http://schemas.microsoft.com/office/drawing/2016/5/11/chartex" xmlns:cx6="http://schemas.microsoft.com/office/drawing/2016/5/12/chartex" xmlns:cx7="http://schemas.microsoft.com/office/drawing/2016/5/13/chartex" xmlns:cx8="http://schemas.microsoft.com/office/drawing/2016/5/14/chartex" xmlns:mc="http://schemas.openxmlformats.org/markup-compatibility/2006" xmlns:aink="http://schemas.microsoft.com/office/drawing/2016/ink" xmlns:am3d="http://schemas.microsoft.com/office/drawing/2017/model3d" xmlns:o="urn:schemas-microsoft-com:office:office" xmlns:oel="http://schemas.microsoft.com/office/2019/extlst" xmlns:r="http://schemas.openxmlformats.org/officeDocument/2006/relationships" xmlns:m="http://schemas.openxmlformats.org/officeDocument/2006/math" xmlns:v="urn:schemas-microsoft-com:vml" xmlns:wp14="http://schemas.microsoft.com/office/word/2010/wordprocessingDrawing" xmlns:wp="http://schemas.openxmlformats.org/drawingml/2006/wordprocessingDrawing" xmlns:w10="urn:schemas-microsoft-com:office:word" xmlns:w="http://schemas.openxmlformats.org/wordprocessingml/2006/main" xmlns:w14="http://schemas.microsoft.com/office/word/2010/wordml" xmlns:w15="http://schemas.microsoft.com/office/word/2012/wordml" xmlns:w16cex="http://schemas.microsoft.com/office/word/2018/wordml/cex" xmlns:w16cid="http://schemas.microsoft.com/office/word/2016/wordml/cid" xmlns:w16="http://schemas.microsoft.com/office/word/2018/wordml" xmlns:w16du="http://schemas.microsoft.com/office/word/2023/wordml/word16du" xmlns:w16sdtdh="http://schemas.microsoft.com/office/word/2020/wordml/sdtdatahash" xmlns:w16sdtfl="http://schemas.microsoft.com/office/word/2024/wordml/sdtformatlock" xmlns:w16se="http://schemas.microsoft.com/office/word/2015/wordml/symex" xmlns:wpg="http://schemas.microsoft.com/office/word/2010/wordprocessingGroup" xmlns:wpi="http://schemas.microsoft.com/office/word/2010/wordprocessingInk" xmlns:wne="http://schemas.microsoft.com/office/word/2006/wordml" xmlns:wps="http://schemas.microsoft.com/office/word/2010/wordprocessingShape" mc:Ignorable="w14 w15 w16se w16cid w16 w16cex w16sdtdh w16sdtfl w16du wp14">
+<w:numbering xmlns:wpc="http://schemas.microsoft.com/office/word/2010/wordprocessingCanvas" xmlns:cx="http://schemas.microsoft.com/office/drawing/2014/chartex" xmlns:cx1="http://schemas.microsoft.com/office/drawing/2015/9/8/chartex" xmlns:cx2="http://schemas.microsoft.com/office/drawing/2015/10/21/chartex" xmlns:cx3="http://schemas.microsoft.com/office/drawing/2016/5/9/chartex" xmlns:cx4="http://schemas.microsoft.com/office/drawing/2016/5/10/chartex" xmlns:cx5="http://schemas.microsoft.com/office/drawing/2016/5/11/chartex" xmlns:cx6="http://schemas.microsoft.com/office/drawing/2016/5/12/chartex" xmlns:cx7="http://schemas.microsoft.com/office/drawing/2016/5/13/chartex" xmlns:cx8="http://schemas.microsoft.com/office/drawing/2016/5/14/chartex" xmlns:mc="http://schemas.openxmlformats.org/markup-compatibility/2006" xmlns:m="http://schemas.openxmlformats.org/officeDocument/2006/math" xmlns:aink="http://schemas.microsoft.com/office/drawing/2016/ink" xmlns:am3d="http://schemas.microsoft.com/office/drawing/2017/model3d" xmlns:oel="http://schemas.microsoft.com/office/2019/extlst" xmlns:r="http://schemas.openxmlformats.org/officeDocument/2006/relationships" xmlns:wp14="http://schemas.microsoft.com/office/word/2010/wordprocessingDrawing" xmlns:wp="http://schemas.openxmlformats.org/drawingml/2006/wordprocessingDrawing" xmlns:wpg="http://schemas.microsoft.com/office/word/2010/wordprocessingGroup" xmlns:wpi="http://schemas.microsoft.com/office/word/2010/wordprocessingInk" xmlns:wps="http://schemas.microsoft.com/office/word/2010/wordprocessingShape" xmlns:o="urn:schemas-microsoft-com:office:office" xmlns:v="urn:schemas-microsoft-com:vml" xmlns:w10="urn:schemas-microsoft-com:office:word" xmlns:w="http://schemas.openxmlformats.org/wordprocessingml/2006/main" xmlns:w14="http://schemas.microsoft.com/office/word/2010/wordml" xmlns:w15="http://schemas.microsoft.com/office/word/2012/wordml" xmlns:w16cex="http://schemas.microsoft.com/office/word/2018/wordml/cex" xmlns:w16cid="http://schemas.microsoft.com/office/word/2016/wordml/cid" xmlns:w16="http://schemas.microsoft.com/office/word/2018/wordml" xmlns:w16sdtdh="http://schemas.microsoft.com/office/word/2020/wordml/sdtdatahash" xmlns:w16sdtfl="http://schemas.microsoft.com/office/word/2024/wordml/sdtformatlock" xmlns:w16se="http://schemas.microsoft.com/office/word/2015/wordml/symex" xmlns:w16du="http://schemas.microsoft.com/office/word/2023/wordml/word16du" xmlns:wne="http://schemas.microsoft.com/office/word/2006/wordml" mc:Ignorable="w14 w15 w16se w16cid w16 w16cex w16sdtdh w16sdtfl w16du wp14">
   <w:abstractNum w:abstractNumId="0" w15:restartNumberingAfterBreak="0">
     <w:nsid w:val="FFFFFF7C"/>
     <w:multiLevelType w:val="singleLevel"/>
@@ -3418,7 +6766,7 @@
 </file>
 
 <file path=word/styles.xml><?xml version="1.0" encoding="utf-8"?>
-<w:styles xmlns:mc="http://schemas.openxmlformats.org/markup-compatibility/2006" xmlns:r="http://schemas.openxmlformats.org/officeDocument/2006/relationships" xmlns:w="http://schemas.openxmlformats.org/wordprocessingml/2006/main" xmlns:w14="http://schemas.microsoft.com/office/word/2010/wordml" xmlns:w15="http://schemas.microsoft.com/office/word/2012/wordml" xmlns:w16cex="http://schemas.microsoft.com/office/word/2018/wordml/cex" xmlns:w16cid="http://schemas.microsoft.com/office/word/2016/wordml/cid" xmlns:w16="http://schemas.microsoft.com/office/word/2018/wordml" xmlns:w16du="http://schemas.microsoft.com/office/word/2023/wordml/word16du" xmlns:w16sdtdh="http://schemas.microsoft.com/office/word/2020/wordml/sdtdatahash" xmlns:w16sdtfl="http://schemas.microsoft.com/office/word/2024/wordml/sdtformatlock" xmlns:w16se="http://schemas.microsoft.com/office/word/2015/wordml/symex" mc:Ignorable="w14 w15 w16se w16cid w16 w16cex w16sdtdh w16sdtfl w16du">
+<w:styles xmlns:mc="http://schemas.openxmlformats.org/markup-compatibility/2006" xmlns:r="http://schemas.openxmlformats.org/officeDocument/2006/relationships" xmlns:w="http://schemas.openxmlformats.org/wordprocessingml/2006/main" xmlns:w14="http://schemas.microsoft.com/office/word/2010/wordml" xmlns:w15="http://schemas.microsoft.com/office/word/2012/wordml" xmlns:w16cex="http://schemas.microsoft.com/office/word/2018/wordml/cex" xmlns:w16cid="http://schemas.microsoft.com/office/word/2016/wordml/cid" xmlns:w16="http://schemas.microsoft.com/office/word/2018/wordml" xmlns:w16sdtdh="http://schemas.microsoft.com/office/word/2020/wordml/sdtdatahash" xmlns:w16sdtfl="http://schemas.microsoft.com/office/word/2024/wordml/sdtformatlock" xmlns:w16se="http://schemas.microsoft.com/office/word/2015/wordml/symex" xmlns:w16du="http://schemas.microsoft.com/office/word/2023/wordml/word16du" mc:Ignorable="w14 w15 w16se w16cid w16 w16cex w16sdtdh w16sdtfl w16du">
   <w:docDefaults>
     <w:rPrDefault>
       <w:rPr>
@@ -14846,6 +18194,18 @@
       <w:u w:val="single"/>
     </w:rPr>
   </w:style>
+  <w:style w:type="character" w:styleId="aff9">
+    <w:name w:val="Unresolved Mention"/>
+    <w:basedOn w:val="a2"/>
+    <w:uiPriority w:val="99"/>
+    <w:semiHidden/>
+    <w:unhideWhenUsed/>
+    <w:rsid w:val="00253510"/>
+    <w:rPr>
+      <w:color w:val="605E5C"/>
+      <w:shd w:val="clear" w:color="auto" w:fill="E1DFDD"/>
+    </w:rPr>
+  </w:style>
 </w:styles>
 </file>
 
